--- a/Mapai_PRD_v1.4.docx
+++ b/Mapai_PRD_v1.4.docx
@@ -58,7 +58,21 @@
         <w:rPr>
           <w:color w:val="9CA3AF"/>
         </w:rPr>
-        <w:t>Version 1.4  |  June 2025</w:t>
+        <w:t xml:space="preserve">Version </w:t>
+      </w:r>
+      <w:proofErr w:type="gramStart"/>
+      <w:r>
+        <w:rPr>
+          <w:color w:val="9CA3AF"/>
+        </w:rPr>
+        <w:t>1.4  |</w:t>
+      </w:r>
+      <w:proofErr w:type="gramEnd"/>
+      <w:r>
+        <w:rPr>
+          <w:color w:val="9CA3AF"/>
+        </w:rPr>
+        <w:t xml:space="preserve">  June 2025</w:t>
       </w:r>
     </w:p>
     <w:p>
@@ -94,7 +108,7 @@
           <w:left w:w="10" w:type="dxa"/>
           <w:right w:w="10" w:type="dxa"/>
         </w:tblCellMar>
-        <w:tblLook w:val="04A0" w:firstRow="1" w:lastRow="0" w:firstColumn="1" w:lastColumn="0" w:noHBand="0" w:noVBand="1"/>
+        <w:tblLook w:val="0000" w:firstRow="0" w:lastRow="0" w:firstColumn="0" w:lastColumn="0" w:noHBand="0" w:noVBand="0"/>
       </w:tblPr>
       <w:tblGrid>
         <w:gridCol w:w="2200"/>
@@ -376,13 +390,26 @@
         <w:rPr>
           <w:color w:val="4B5563"/>
         </w:rPr>
-        <w:t>Mapai is an AI-native mobile application designed to replace and fundamentally reimagine how people discover, evaluate, and navigate to places around them. Where Google Maps provides a generic directory of locations, Mapai builds a living, personalized model of each user — learning their preferences, loyalty patterns, and place-specific priorities — to surface only the recommendations that genuinely match what they care about.</w:t>
-      </w:r>
-    </w:p>
-    <w:p>
-      <w:pPr>
-        <w:spacing w:after="120"/>
-      </w:pPr>
+        <w:t>Mapai is an AI-native mobile application designed to replace and fundamentally reimagine how people discover, evaluate, and navigate to places around them. Where Google Maps provides a generic directory of locations, Mapai builds a living, personalized model of each user</w:t>
+      </w:r>
+      <w:r>
+        <w:rPr>
+          <w:color w:val="4B5563"/>
+        </w:rPr>
+        <w:t xml:space="preserve"> driven through a conversational interface</w:t>
+      </w:r>
+      <w:r>
+        <w:rPr>
+          <w:color w:val="4B5563"/>
+        </w:rPr>
+        <w:t xml:space="preserve"> — learning their preferences, loyalty patterns, and place-specific priorities — to surface only the recommendations that genuinely match what they care about</w:t>
+      </w:r>
+      <w:r>
+        <w:rPr>
+          <w:color w:val="4B5563"/>
+        </w:rPr>
+        <w:t xml:space="preserve"> in that moment.</w:t>
+      </w:r>
     </w:p>
     <w:p>
       <w:pPr>
@@ -392,7 +419,19 @@
         <w:rPr>
           <w:color w:val="4B5563"/>
         </w:rPr>
-        <w:t>The core thesis is simple: people do not want a map that shows everything. They want a co-pilot that knows them well enough to surface exactly the right place at the right moment, explain why it fits, and get them there as cheaply and efficiently as possible.</w:t>
+        <w:t xml:space="preserve">The core thesis is simple: people </w:t>
+      </w:r>
+      <w:r>
+        <w:rPr>
+          <w:color w:val="4B5563"/>
+        </w:rPr>
+        <w:t>want a guide, not a static map</w:t>
+      </w:r>
+      <w:r>
+        <w:rPr>
+          <w:color w:val="4B5563"/>
+        </w:rPr>
+        <w:t>. They want a co-pilot that knows them well enough to surface exactly the right place at the right moment, explain why it fits, and get them there as cheaply and efficiently as possible.</w:t>
       </w:r>
     </w:p>
     <w:p>
@@ -415,7 +454,7 @@
           <w:left w:w="10" w:type="dxa"/>
           <w:right w:w="10" w:type="dxa"/>
         </w:tblCellMar>
-        <w:tblLook w:val="04A0" w:firstRow="1" w:lastRow="0" w:firstColumn="1" w:lastColumn="0" w:noHBand="0" w:noVBand="1"/>
+        <w:tblLook w:val="0000" w:firstRow="0" w:lastRow="0" w:firstColumn="0" w:lastColumn="0" w:noHBand="0" w:noVBand="0"/>
       </w:tblPr>
       <w:tblGrid>
         <w:gridCol w:w="9360"/>
@@ -445,13 +484,246 @@
             </w:tcMar>
           </w:tcPr>
           <w:p>
-            <w:r>
+            <w:pPr>
               <w:rPr>
                 <w:b/>
                 <w:bCs/>
                 <w:color w:val="1A56DB"/>
               </w:rPr>
-              <w:t>Key Differentiators at a Glance</w:t>
+            </w:pPr>
+            <w:r>
+              <w:rPr>
+                <w:b/>
+                <w:bCs/>
+                <w:color w:val="1A56DB"/>
+              </w:rPr>
+              <w:t xml:space="preserve">Key Differentiators </w:t>
+            </w:r>
+            <w:proofErr w:type="gramStart"/>
+            <w:r>
+              <w:rPr>
+                <w:b/>
+                <w:bCs/>
+                <w:color w:val="1A56DB"/>
+              </w:rPr>
+              <w:t>at a Glance</w:t>
+            </w:r>
+            <w:proofErr w:type="gramEnd"/>
+          </w:p>
+          <w:p>
+            <w:r>
+              <w:rPr>
+                <w:b/>
+                <w:bCs/>
+                <w:color w:val="1A56DB"/>
+              </w:rPr>
+              <w:t>Must have (phase 1):</w:t>
+            </w:r>
+          </w:p>
+          <w:p>
+            <w:pPr>
+              <w:spacing w:before="40" w:after="40"/>
+              <w:rPr>
+                <w:color w:val="4B5563"/>
+                <w:sz w:val="21"/>
+                <w:szCs w:val="21"/>
+              </w:rPr>
+            </w:pPr>
+            <w:r>
+              <w:rPr>
+                <w:color w:val="4B5563"/>
+                <w:sz w:val="21"/>
+                <w:szCs w:val="21"/>
+              </w:rPr>
+              <w:t xml:space="preserve">• Personalization </w:t>
+            </w:r>
+            <w:proofErr w:type="gramStart"/>
+            <w:r>
+              <w:rPr>
+                <w:color w:val="4B5563"/>
+                <w:sz w:val="21"/>
+                <w:szCs w:val="21"/>
+              </w:rPr>
+              <w:t>Engine  —</w:t>
+            </w:r>
+            <w:proofErr w:type="gramEnd"/>
+            <w:r>
+              <w:rPr>
+                <w:color w:val="4B5563"/>
+                <w:sz w:val="21"/>
+                <w:szCs w:val="21"/>
+              </w:rPr>
+              <w:t xml:space="preserve"> LLM-powered user memory tracks preferences, loyalty, and place-level traits</w:t>
+            </w:r>
+            <w:r>
+              <w:rPr>
+                <w:color w:val="4B5563"/>
+                <w:sz w:val="21"/>
+                <w:szCs w:val="21"/>
+              </w:rPr>
+              <w:t>, saves conversation history to create a mental model of each user</w:t>
+            </w:r>
+          </w:p>
+          <w:p>
+            <w:pPr>
+              <w:spacing w:before="40" w:after="40"/>
+              <w:rPr>
+                <w:color w:val="4B5563"/>
+                <w:sz w:val="21"/>
+                <w:szCs w:val="21"/>
+              </w:rPr>
+            </w:pPr>
+            <w:r>
+              <w:rPr>
+                <w:color w:val="4B5563"/>
+                <w:sz w:val="21"/>
+                <w:szCs w:val="21"/>
+              </w:rPr>
+              <w:t xml:space="preserve">• Conversational </w:t>
+            </w:r>
+            <w:proofErr w:type="gramStart"/>
+            <w:r>
+              <w:rPr>
+                <w:color w:val="4B5563"/>
+                <w:sz w:val="21"/>
+                <w:szCs w:val="21"/>
+              </w:rPr>
+              <w:t>Interface  —</w:t>
+            </w:r>
+            <w:proofErr w:type="gramEnd"/>
+            <w:r>
+              <w:rPr>
+                <w:color w:val="4B5563"/>
+                <w:sz w:val="21"/>
+                <w:szCs w:val="21"/>
+              </w:rPr>
+              <w:t xml:space="preserve"> Natural-language discovery, booking, and ride dispatch without leaving the app</w:t>
+            </w:r>
+            <w:r>
+              <w:rPr>
+                <w:color w:val="4B5563"/>
+                <w:sz w:val="21"/>
+                <w:szCs w:val="21"/>
+              </w:rPr>
+              <w:t>, nudges if going in the wrong direction for ease of navigation</w:t>
+            </w:r>
+          </w:p>
+          <w:p>
+            <w:pPr>
+              <w:spacing w:before="40" w:after="40"/>
+              <w:rPr>
+                <w:color w:val="4B5563"/>
+                <w:sz w:val="21"/>
+                <w:szCs w:val="21"/>
+              </w:rPr>
+            </w:pPr>
+            <w:r>
+              <w:rPr>
+                <w:color w:val="4B5563"/>
+                <w:sz w:val="21"/>
+                <w:szCs w:val="21"/>
+              </w:rPr>
+              <w:t xml:space="preserve">• Social </w:t>
+            </w:r>
+            <w:proofErr w:type="gramStart"/>
+            <w:r>
+              <w:rPr>
+                <w:color w:val="4B5563"/>
+                <w:sz w:val="21"/>
+                <w:szCs w:val="21"/>
+              </w:rPr>
+              <w:t>Discovery  —</w:t>
+            </w:r>
+            <w:proofErr w:type="gramEnd"/>
+            <w:r>
+              <w:rPr>
+                <w:color w:val="4B5563"/>
+                <w:sz w:val="21"/>
+                <w:szCs w:val="21"/>
+              </w:rPr>
+              <w:t xml:space="preserve"> </w:t>
+            </w:r>
+            <w:r>
+              <w:rPr>
+                <w:color w:val="4B5563"/>
+                <w:sz w:val="21"/>
+                <w:szCs w:val="21"/>
+              </w:rPr>
+              <w:t>Ability to ‘add’ friends to their map and see what places their friends are</w:t>
+            </w:r>
+            <w:r>
+              <w:rPr>
+                <w:color w:val="4B5563"/>
+                <w:sz w:val="21"/>
+                <w:szCs w:val="21"/>
+              </w:rPr>
+              <w:t xml:space="preserve"> </w:t>
+            </w:r>
+            <w:r>
+              <w:rPr>
+                <w:color w:val="4B5563"/>
+                <w:sz w:val="21"/>
+                <w:szCs w:val="21"/>
+              </w:rPr>
+              <w:t>loving</w:t>
+            </w:r>
+            <w:r>
+              <w:rPr>
+                <w:color w:val="4B5563"/>
+                <w:sz w:val="21"/>
+                <w:szCs w:val="21"/>
+              </w:rPr>
+              <w:t>,</w:t>
+            </w:r>
+            <w:r>
+              <w:rPr>
+                <w:color w:val="4B5563"/>
+                <w:sz w:val="21"/>
+                <w:szCs w:val="21"/>
+              </w:rPr>
+              <w:t xml:space="preserve"> reviews (</w:t>
+            </w:r>
+            <w:proofErr w:type="gramStart"/>
+            <w:r>
+              <w:rPr>
+                <w:color w:val="4B5563"/>
+                <w:sz w:val="21"/>
+                <w:szCs w:val="21"/>
+              </w:rPr>
+              <w:t>5 star</w:t>
+            </w:r>
+            <w:proofErr w:type="gramEnd"/>
+            <w:r>
+              <w:rPr>
+                <w:color w:val="4B5563"/>
+                <w:sz w:val="21"/>
+                <w:szCs w:val="21"/>
+              </w:rPr>
+              <w:t xml:space="preserve"> scale)</w:t>
+            </w:r>
+            <w:r>
+              <w:rPr>
+                <w:color w:val="4B5563"/>
+                <w:sz w:val="21"/>
+                <w:szCs w:val="21"/>
+              </w:rPr>
+              <w:t xml:space="preserve"> </w:t>
+            </w:r>
+            <w:r>
+              <w:rPr>
+                <w:color w:val="4B5563"/>
+                <w:sz w:val="21"/>
+                <w:szCs w:val="21"/>
+              </w:rPr>
+              <w:t>and</w:t>
+            </w:r>
+            <w:r>
+              <w:rPr>
+                <w:color w:val="4B5563"/>
+                <w:sz w:val="21"/>
+                <w:szCs w:val="21"/>
+              </w:rPr>
+              <w:t xml:space="preserve"> group planning</w:t>
             </w:r>
           </w:p>
           <w:p>
@@ -464,7 +736,25 @@
                 <w:sz w:val="21"/>
                 <w:szCs w:val="21"/>
               </w:rPr>
-              <w:t>• Personalization Engine  — LLM-powered user memory tracks preferences, loyalty, and place-level traits</w:t>
+              <w:t xml:space="preserve">• Clean, Minimal </w:t>
+            </w:r>
+            <w:proofErr w:type="gramStart"/>
+            <w:r>
+              <w:rPr>
+                <w:color w:val="4B5563"/>
+                <w:sz w:val="21"/>
+                <w:szCs w:val="21"/>
+              </w:rPr>
+              <w:t>UX  —</w:t>
+            </w:r>
+            <w:proofErr w:type="gramEnd"/>
+            <w:r>
+              <w:rPr>
+                <w:color w:val="4B5563"/>
+                <w:sz w:val="21"/>
+                <w:szCs w:val="21"/>
+              </w:rPr>
+              <w:t xml:space="preserve"> Designed to be the anti-Google Maps: less clutter, more signal</w:t>
             </w:r>
           </w:p>
           <w:p>
@@ -477,20 +767,55 @@
                 <w:sz w:val="21"/>
                 <w:szCs w:val="21"/>
               </w:rPr>
-              <w:t>• Conversational Interface  — Natural-language discovery, booking, and ride dispatch without leaving the app</w:t>
+              <w:t xml:space="preserve">• Multi-Signal </w:t>
+            </w:r>
+            <w:proofErr w:type="gramStart"/>
+            <w:r>
+              <w:rPr>
+                <w:color w:val="4B5563"/>
+                <w:sz w:val="21"/>
+                <w:szCs w:val="21"/>
+              </w:rPr>
+              <w:t>Intelligence  —</w:t>
+            </w:r>
+            <w:proofErr w:type="gramEnd"/>
+            <w:r>
+              <w:rPr>
+                <w:color w:val="4B5563"/>
+                <w:sz w:val="21"/>
+                <w:szCs w:val="21"/>
+              </w:rPr>
+              <w:t xml:space="preserve"> Aggregates Reddit, Instagram, Google Reviews, and real-time social signals</w:t>
             </w:r>
           </w:p>
           <w:p>
             <w:pPr>
               <w:spacing w:before="40" w:after="40"/>
             </w:pPr>
-            <w:r>
-              <w:rPr>
-                <w:color w:val="4B5563"/>
-                <w:sz w:val="21"/>
-                <w:szCs w:val="21"/>
-              </w:rPr>
-              <w:t>• In-App Booking  — Reserve tables and dispatch Uber/Lyft rides directly from the chat — zero app switching</w:t>
+          </w:p>
+          <w:p>
+            <w:pPr>
+              <w:rPr>
+                <w:b/>
+                <w:bCs/>
+                <w:color w:val="1A56DB"/>
+              </w:rPr>
+            </w:pPr>
+            <w:r>
+              <w:rPr>
+                <w:b/>
+                <w:bCs/>
+                <w:color w:val="1A56DB"/>
+              </w:rPr>
+              <w:t>Nice-to-have (phase 2)</w:t>
+            </w:r>
+            <w:r>
+              <w:rPr>
+                <w:b/>
+                <w:bCs/>
+                <w:color w:val="1A56DB"/>
+              </w:rPr>
+              <w:t>:</w:t>
             </w:r>
           </w:p>
           <w:p>
@@ -503,7 +828,25 @@
                 <w:sz w:val="21"/>
                 <w:szCs w:val="21"/>
               </w:rPr>
-              <w:t>• Social Discovery  — Friends graph with loved places, activity feed, live location sharing, and group planning</w:t>
+              <w:t xml:space="preserve">• In-App </w:t>
+            </w:r>
+            <w:proofErr w:type="gramStart"/>
+            <w:r>
+              <w:rPr>
+                <w:color w:val="4B5563"/>
+                <w:sz w:val="21"/>
+                <w:szCs w:val="21"/>
+              </w:rPr>
+              <w:t>Booking  —</w:t>
+            </w:r>
+            <w:proofErr w:type="gramEnd"/>
+            <w:r>
+              <w:rPr>
+                <w:color w:val="4B5563"/>
+                <w:sz w:val="21"/>
+                <w:szCs w:val="21"/>
+              </w:rPr>
+              <w:t xml:space="preserve"> Reserve tables and dispatch Uber/Lyft rides directly from the chat — zero app switching</w:t>
             </w:r>
           </w:p>
           <w:p>
@@ -516,7 +859,25 @@
                 <w:sz w:val="21"/>
                 <w:szCs w:val="21"/>
               </w:rPr>
-              <w:t>• Multi-Signal Intelligence  — Aggregates Reddit, Instagram, Google Reviews, and real-time social signals</w:t>
+              <w:t xml:space="preserve">• Integrated Transport </w:t>
+            </w:r>
+            <w:proofErr w:type="gramStart"/>
+            <w:r>
+              <w:rPr>
+                <w:color w:val="4B5563"/>
+                <w:sz w:val="21"/>
+                <w:szCs w:val="21"/>
+              </w:rPr>
+              <w:t>Economics  —</w:t>
+            </w:r>
+            <w:proofErr w:type="gramEnd"/>
+            <w:r>
+              <w:rPr>
+                <w:color w:val="4B5563"/>
+                <w:sz w:val="21"/>
+                <w:szCs w:val="21"/>
+              </w:rPr>
+              <w:t xml:space="preserve"> Compares walking, transit, Uber, and Lyft prices in real time</w:t>
             </w:r>
           </w:p>
           <w:p>
@@ -529,33 +890,25 @@
                 <w:sz w:val="21"/>
                 <w:szCs w:val="21"/>
               </w:rPr>
-              <w:t>• Integrated Transport Economics  — Compares walking, transit, Uber, and Lyft prices in real time</w:t>
-            </w:r>
-          </w:p>
-          <w:p>
-            <w:pPr>
-              <w:spacing w:before="40" w:after="40"/>
-            </w:pPr>
-            <w:r>
-              <w:rPr>
-                <w:color w:val="4B5563"/>
-                <w:sz w:val="21"/>
-                <w:szCs w:val="21"/>
-              </w:rPr>
-              <w:t>• Feedback Loop  — Instant arrival surveys refine future recommendations automatically</w:t>
-            </w:r>
-          </w:p>
-          <w:p>
-            <w:pPr>
-              <w:spacing w:before="40" w:after="40"/>
-            </w:pPr>
-            <w:r>
-              <w:rPr>
-                <w:color w:val="4B5563"/>
-                <w:sz w:val="21"/>
-                <w:szCs w:val="21"/>
-              </w:rPr>
-              <w:t>• Clean, Minimal UX  — Designed to be the anti-Google Maps: less clutter, more signal</w:t>
+              <w:t xml:space="preserve">• Feedback </w:t>
+            </w:r>
+            <w:proofErr w:type="gramStart"/>
+            <w:r>
+              <w:rPr>
+                <w:color w:val="4B5563"/>
+                <w:sz w:val="21"/>
+                <w:szCs w:val="21"/>
+              </w:rPr>
+              <w:t>Loop  —</w:t>
+            </w:r>
+            <w:proofErr w:type="gramEnd"/>
+            <w:r>
+              <w:rPr>
+                <w:color w:val="4B5563"/>
+                <w:sz w:val="21"/>
+                <w:szCs w:val="21"/>
+              </w:rPr>
+              <w:t xml:space="preserve"> Instant arrival surveys refine future recommendations automatically</w:t>
             </w:r>
           </w:p>
         </w:tc>
@@ -581,8 +934,13 @@
       <w:pPr>
         <w:pStyle w:val="Heading2"/>
       </w:pPr>
-      <w:r>
-        <w:t>2.1  The Discovery Problem</w:t>
+      <w:proofErr w:type="gramStart"/>
+      <w:r>
+        <w:t>2.1  The</w:t>
+      </w:r>
+      <w:proofErr w:type="gramEnd"/>
+      <w:r>
+        <w:t xml:space="preserve"> Discovery Problem</w:t>
       </w:r>
     </w:p>
     <w:p>
@@ -605,8 +963,14 @@
       <w:pPr>
         <w:pStyle w:val="Heading2"/>
       </w:pPr>
-      <w:r>
-        <w:t>2.2  The Signal Quality Problem</w:t>
+      <w:proofErr w:type="gramStart"/>
+      <w:r>
+        <w:lastRenderedPageBreak/>
+        <w:t>2.2  The</w:t>
+      </w:r>
+      <w:proofErr w:type="gramEnd"/>
+      <w:r>
+        <w:t xml:space="preserve"> Signal Quality Problem</w:t>
       </w:r>
     </w:p>
     <w:p>
@@ -617,7 +981,6 @@
         <w:rPr>
           <w:color w:val="4B5563"/>
         </w:rPr>
-        <w:lastRenderedPageBreak/>
         <w:t>Modern consumers make place decisions informed by Reddit threads, Instagram reels, TikTok reviews, and word-of-mouth — not a 4.2-star average from 3,000 strangers. No mainstream mapping product aggregates, weighs, or surfaces this rich social layer in a meaningful way.</w:t>
       </w:r>
     </w:p>
@@ -630,8 +993,13 @@
       <w:pPr>
         <w:pStyle w:val="Heading2"/>
       </w:pPr>
-      <w:r>
-        <w:t>2.3  The Navigation Cost Problem</w:t>
+      <w:proofErr w:type="gramStart"/>
+      <w:r>
+        <w:t>2.3  The</w:t>
+      </w:r>
+      <w:proofErr w:type="gramEnd"/>
+      <w:r>
+        <w:t xml:space="preserve"> Navigation Cost Problem</w:t>
       </w:r>
     </w:p>
     <w:p>
@@ -654,8 +1022,13 @@
       <w:pPr>
         <w:pStyle w:val="Heading2"/>
       </w:pPr>
-      <w:r>
-        <w:t>2.4  The Feedback Gap</w:t>
+      <w:proofErr w:type="gramStart"/>
+      <w:r>
+        <w:t>2.4  The</w:t>
+      </w:r>
+      <w:proofErr w:type="gramEnd"/>
+      <w:r>
+        <w:t xml:space="preserve"> Feedback Gap</w:t>
       </w:r>
     </w:p>
     <w:p>
@@ -714,8 +1087,13 @@
       <w:pPr>
         <w:pStyle w:val="Heading2"/>
       </w:pPr>
-      <w:r>
-        <w:t>3.1  Primary Personas</w:t>
+      <w:proofErr w:type="gramStart"/>
+      <w:r>
+        <w:t>3.1  Primary</w:t>
+      </w:r>
+      <w:proofErr w:type="gramEnd"/>
+      <w:r>
+        <w:t xml:space="preserve"> Personas</w:t>
       </w:r>
     </w:p>
     <w:p>
@@ -726,7 +1104,6 @@
     <w:tbl>
       <w:tblPr>
         <w:tblW w:w="9360" w:type="dxa"/>
-        <w:tblInd w:w="-4" w:type="dxa"/>
         <w:tblBorders>
           <w:top w:val="single" w:sz="4" w:space="0" w:color="auto"/>
           <w:left w:val="single" w:sz="4" w:space="0" w:color="auto"/>
@@ -739,7 +1116,7 @@
           <w:left w:w="10" w:type="dxa"/>
           <w:right w:w="10" w:type="dxa"/>
         </w:tblCellMar>
-        <w:tblLook w:val="04A0" w:firstRow="1" w:lastRow="0" w:firstColumn="1" w:lastColumn="0" w:noHBand="0" w:noVBand="1"/>
+        <w:tblLook w:val="0000" w:firstRow="0" w:lastRow="0" w:firstColumn="0" w:lastColumn="0" w:noHBand="0" w:noVBand="0"/>
       </w:tblPr>
       <w:tblGrid>
         <w:gridCol w:w="3000"/>
@@ -1151,6 +1528,7 @@
                 <w:sz w:val="21"/>
                 <w:szCs w:val="21"/>
               </w:rPr>
+              <w:lastRenderedPageBreak/>
               <w:t>The Loyalist</w:t>
             </w:r>
           </w:p>
@@ -1222,8 +1600,13 @@
       <w:pPr>
         <w:pStyle w:val="Heading2"/>
       </w:pPr>
-      <w:r>
-        <w:t>3.2  Out of Scope (v1)</w:t>
+      <w:proofErr w:type="gramStart"/>
+      <w:r>
+        <w:t>3.2  Out</w:t>
+      </w:r>
+      <w:proofErr w:type="gramEnd"/>
+      <w:r>
+        <w:t xml:space="preserve"> of Scope (v1)</w:t>
       </w:r>
     </w:p>
     <w:p>
@@ -1283,11 +1666,19 @@
         </w:numPr>
         <w:spacing w:before="40" w:after="60"/>
       </w:pPr>
-      <w:r>
-        <w:rPr>
-          <w:color w:val="4B5563"/>
-        </w:rPr>
-        <w:t>Real-estate or transit authority integrations</w:t>
+      <w:proofErr w:type="gramStart"/>
+      <w:r>
+        <w:rPr>
+          <w:color w:val="4B5563"/>
+        </w:rPr>
+        <w:t>Real-estate</w:t>
+      </w:r>
+      <w:proofErr w:type="gramEnd"/>
+      <w:r>
+        <w:rPr>
+          <w:color w:val="4B5563"/>
+        </w:rPr>
+        <w:t xml:space="preserve"> or transit authority integrations</w:t>
       </w:r>
     </w:p>
     <w:p>
@@ -1326,8 +1717,13 @@
       <w:pPr>
         <w:pStyle w:val="Heading2"/>
       </w:pPr>
-      <w:r>
-        <w:t>4.1  Why Boston</w:t>
+      <w:proofErr w:type="gramStart"/>
+      <w:r>
+        <w:t>4.1  Why</w:t>
+      </w:r>
+      <w:proofErr w:type="gramEnd"/>
+      <w:r>
+        <w:t xml:space="preserve"> Boston</w:t>
       </w:r>
     </w:p>
     <w:p>
@@ -1338,7 +1734,6 @@
     <w:tbl>
       <w:tblPr>
         <w:tblW w:w="9360" w:type="dxa"/>
-        <w:tblInd w:w="-4" w:type="dxa"/>
         <w:tblBorders>
           <w:top w:val="single" w:sz="4" w:space="0" w:color="auto"/>
           <w:left w:val="single" w:sz="4" w:space="0" w:color="auto"/>
@@ -1351,7 +1746,7 @@
           <w:left w:w="10" w:type="dxa"/>
           <w:right w:w="10" w:type="dxa"/>
         </w:tblCellMar>
-        <w:tblLook w:val="04A0" w:firstRow="1" w:lastRow="0" w:firstColumn="1" w:lastColumn="0" w:noHBand="0" w:noVBand="1"/>
+        <w:tblLook w:val="0000" w:firstRow="0" w:lastRow="0" w:firstColumn="0" w:lastColumn="0" w:noHBand="0" w:noVBand="0"/>
       </w:tblPr>
       <w:tblGrid>
         <w:gridCol w:w="4500"/>
@@ -1676,7 +2071,52 @@
                 <w:sz w:val="21"/>
                 <w:szCs w:val="21"/>
               </w:rPr>
-              <w:t>r/boston and r/BostonFood are highly active subreddits with dense, opinionated place recommendations — strong signal quality for the social data pipeline</w:t>
+              <w:t>r/</w:t>
+            </w:r>
+            <w:proofErr w:type="spellStart"/>
+            <w:r>
+              <w:rPr>
+                <w:color w:val="4B5563"/>
+                <w:sz w:val="21"/>
+                <w:szCs w:val="21"/>
+              </w:rPr>
+              <w:t>boston</w:t>
+            </w:r>
+            <w:proofErr w:type="spellEnd"/>
+            <w:r>
+              <w:rPr>
+                <w:color w:val="4B5563"/>
+                <w:sz w:val="21"/>
+                <w:szCs w:val="21"/>
+              </w:rPr>
+              <w:t xml:space="preserve"> and r/</w:t>
+            </w:r>
+            <w:proofErr w:type="spellStart"/>
+            <w:r>
+              <w:rPr>
+                <w:color w:val="4B5563"/>
+                <w:sz w:val="21"/>
+                <w:szCs w:val="21"/>
+              </w:rPr>
+              <w:t>BostonFood</w:t>
+            </w:r>
+            <w:proofErr w:type="spellEnd"/>
+            <w:r>
+              <w:rPr>
+                <w:color w:val="4B5563"/>
+                <w:sz w:val="21"/>
+                <w:szCs w:val="21"/>
+              </w:rPr>
+              <w:t xml:space="preserve"> are highly active subreddits with dense, opinionated place </w:t>
+            </w:r>
+            <w:r>
+              <w:rPr>
+                <w:color w:val="4B5563"/>
+                <w:sz w:val="21"/>
+                <w:szCs w:val="21"/>
+              </w:rPr>
+              <w:lastRenderedPageBreak/>
+              <w:t>recommendations — strong signal quality for the social data pipeline</w:t>
             </w:r>
           </w:p>
         </w:tc>
@@ -1712,6 +2152,7 @@
                 <w:sz w:val="21"/>
                 <w:szCs w:val="21"/>
               </w:rPr>
+              <w:lastRenderedPageBreak/>
               <w:t>Public transit complexity</w:t>
             </w:r>
           </w:p>
@@ -1819,8 +2260,13 @@
       <w:pPr>
         <w:pStyle w:val="Heading2"/>
       </w:pPr>
-      <w:r>
-        <w:t>4.2  Boston Launch Scope</w:t>
+      <w:proofErr w:type="gramStart"/>
+      <w:r>
+        <w:t>4.2  Boston</w:t>
+      </w:r>
+      <w:proofErr w:type="gramEnd"/>
+      <w:r>
+        <w:t xml:space="preserve"> Launch Scope</w:t>
       </w:r>
     </w:p>
     <w:p>
@@ -2061,7 +2507,49 @@
         <w:rPr>
           <w:color w:val="4B5563"/>
         </w:rPr>
-        <w:t>Ingest r/boston, r/BostonFood, and r/CambridgeMA subreddits for place-level signals at launch</w:t>
+        <w:t>Ingest r/</w:t>
+      </w:r>
+      <w:proofErr w:type="spellStart"/>
+      <w:r>
+        <w:rPr>
+          <w:color w:val="4B5563"/>
+        </w:rPr>
+        <w:t>boston</w:t>
+      </w:r>
+      <w:proofErr w:type="spellEnd"/>
+      <w:r>
+        <w:rPr>
+          <w:color w:val="4B5563"/>
+        </w:rPr>
+        <w:t>, r/</w:t>
+      </w:r>
+      <w:proofErr w:type="spellStart"/>
+      <w:r>
+        <w:rPr>
+          <w:color w:val="4B5563"/>
+        </w:rPr>
+        <w:t>BostonFood</w:t>
+      </w:r>
+      <w:proofErr w:type="spellEnd"/>
+      <w:r>
+        <w:rPr>
+          <w:color w:val="4B5563"/>
+        </w:rPr>
+        <w:t>, and r/</w:t>
+      </w:r>
+      <w:proofErr w:type="spellStart"/>
+      <w:r>
+        <w:rPr>
+          <w:color w:val="4B5563"/>
+        </w:rPr>
+        <w:t>CambridgeMA</w:t>
+      </w:r>
+      <w:proofErr w:type="spellEnd"/>
+      <w:r>
+        <w:rPr>
+          <w:color w:val="4B5563"/>
+        </w:rPr>
+        <w:t xml:space="preserve"> subreddits for place-level signals at launch</w:t>
       </w:r>
     </w:p>
     <w:p>
@@ -2093,7 +2581,21 @@
         <w:rPr>
           <w:color w:val="4B5563"/>
         </w:rPr>
-        <w:t>Manually QA top-200 venues per category to validate recommendation quality before beta</w:t>
+        <w:t xml:space="preserve">Manually QA </w:t>
+      </w:r>
+      <w:proofErr w:type="gramStart"/>
+      <w:r>
+        <w:rPr>
+          <w:color w:val="4B5563"/>
+        </w:rPr>
+        <w:t>top-200</w:t>
+      </w:r>
+      <w:proofErr w:type="gramEnd"/>
+      <w:r>
+        <w:rPr>
+          <w:color w:val="4B5563"/>
+        </w:rPr>
+        <w:t xml:space="preserve"> venues per category to validate recommendation quality before beta</w:t>
       </w:r>
     </w:p>
     <w:p>
@@ -2121,8 +2623,13 @@
       <w:pPr>
         <w:pStyle w:val="Heading2"/>
       </w:pPr>
-      <w:r>
-        <w:t>4.3  Boston Beta &amp; Expansion Criteria</w:t>
+      <w:proofErr w:type="gramStart"/>
+      <w:r>
+        <w:t>4.3  Boston</w:t>
+      </w:r>
+      <w:proofErr w:type="gramEnd"/>
+      <w:r>
+        <w:t xml:space="preserve"> Beta &amp; Expansion Criteria</w:t>
       </w:r>
     </w:p>
     <w:p>
@@ -2133,6 +2640,7 @@
         <w:rPr>
           <w:color w:val="4B5563"/>
         </w:rPr>
+        <w:lastRenderedPageBreak/>
         <w:t>Mapai will remain Boston-only until the following criteria are met, at which point expansion to a second city (target: New York City or San Francisco) will be evaluated:</w:t>
       </w:r>
     </w:p>
@@ -2227,7 +2735,29 @@
           <w:sz w:val="20"/>
           <w:szCs w:val="20"/>
         </w:rPr>
-        <w:t>Expansion Principle: We will not expand to a new city until Boston works. Premature geographic expansion is one of the most common ways consumer apps dilute quality and lose their early adopter base.</w:t>
+        <w:t xml:space="preserve">Expansion Principle: We will not expand to a new city until Boston works. Premature geographic expansion is one of the most common ways consumer apps dilute </w:t>
+      </w:r>
+      <w:proofErr w:type="gramStart"/>
+      <w:r>
+        <w:rPr>
+          <w:i/>
+          <w:iCs/>
+          <w:color w:val="5B21B6"/>
+          <w:sz w:val="20"/>
+          <w:szCs w:val="20"/>
+        </w:rPr>
+        <w:t>quality</w:t>
+      </w:r>
+      <w:proofErr w:type="gramEnd"/>
+      <w:r>
+        <w:rPr>
+          <w:i/>
+          <w:iCs/>
+          <w:color w:val="5B21B6"/>
+          <w:sz w:val="20"/>
+          <w:szCs w:val="20"/>
+        </w:rPr>
+        <w:t xml:space="preserve"> and lose their early adopter base.</w:t>
       </w:r>
     </w:p>
     <w:p>
@@ -2254,7 +2784,6 @@
     <w:tbl>
       <w:tblPr>
         <w:tblW w:w="9360" w:type="dxa"/>
-        <w:tblInd w:w="-4" w:type="dxa"/>
         <w:tblBorders>
           <w:top w:val="single" w:sz="4" w:space="0" w:color="auto"/>
           <w:left w:val="single" w:sz="4" w:space="0" w:color="auto"/>
@@ -2267,7 +2796,7 @@
           <w:left w:w="10" w:type="dxa"/>
           <w:right w:w="10" w:type="dxa"/>
         </w:tblCellMar>
-        <w:tblLook w:val="04A0" w:firstRow="1" w:lastRow="0" w:firstColumn="1" w:lastColumn="0" w:noHBand="0" w:noVBand="1"/>
+        <w:tblLook w:val="0000" w:firstRow="0" w:lastRow="0" w:firstColumn="0" w:lastColumn="0" w:noHBand="0" w:noVBand="0"/>
       </w:tblPr>
       <w:tblGrid>
         <w:gridCol w:w="4500"/>
@@ -2527,8 +3056,57 @@
                 <w:color w:val="4B5563"/>
                 <w:sz w:val="21"/>
                 <w:szCs w:val="21"/>
-              </w:rPr>
-              <w:t>D30 retention ≥ 35% (vs Google Maps est. ~45%, but with 10x smaller total addressable in v1)</w:t>
+                <w:lang w:val="fr-FR"/>
+              </w:rPr>
+              <w:t xml:space="preserve">D30 </w:t>
+            </w:r>
+            <w:proofErr w:type="spellStart"/>
+            <w:r>
+              <w:rPr>
+                <w:color w:val="4B5563"/>
+                <w:sz w:val="21"/>
+                <w:szCs w:val="21"/>
+                <w:lang w:val="fr-FR"/>
+              </w:rPr>
+              <w:t>retention</w:t>
+            </w:r>
+            <w:proofErr w:type="spellEnd"/>
+            <w:r>
+              <w:rPr>
+                <w:color w:val="4B5563"/>
+                <w:sz w:val="21"/>
+                <w:szCs w:val="21"/>
+                <w:lang w:val="fr-FR"/>
+              </w:rPr>
+              <w:t xml:space="preserve"> ≥ 35% (vs Google </w:t>
+            </w:r>
+            <w:proofErr w:type="spellStart"/>
+            <w:r>
+              <w:rPr>
+                <w:color w:val="4B5563"/>
+                <w:sz w:val="21"/>
+                <w:szCs w:val="21"/>
+                <w:lang w:val="fr-FR"/>
+              </w:rPr>
+              <w:t>Maps</w:t>
+            </w:r>
+            <w:proofErr w:type="spellEnd"/>
+            <w:r>
+              <w:rPr>
+                <w:color w:val="4B5563"/>
+                <w:sz w:val="21"/>
+                <w:szCs w:val="21"/>
+                <w:lang w:val="fr-FR"/>
+              </w:rPr>
+              <w:t xml:space="preserve"> est. </w:t>
+            </w:r>
+            <w:r>
+              <w:rPr>
+                <w:color w:val="4B5563"/>
+                <w:sz w:val="21"/>
+                <w:szCs w:val="21"/>
+              </w:rPr>
+              <w:t>~45%, but with 10x smaller total addressable in v1)</w:t>
             </w:r>
           </w:p>
         </w:tc>
@@ -2872,6 +3450,7 @@
         </w:pBdr>
       </w:pPr>
       <w:r>
+        <w:lastRenderedPageBreak/>
         <w:t>6. Feature Requirements</w:t>
       </w:r>
     </w:p>
@@ -2879,8 +3458,13 @@
       <w:pPr>
         <w:pStyle w:val="Heading2"/>
       </w:pPr>
-      <w:r>
-        <w:t>5.1  Conversational Discovery Interface</w:t>
+      <w:proofErr w:type="gramStart"/>
+      <w:r>
+        <w:t>5.1  Conversational</w:t>
+      </w:r>
+      <w:proofErr w:type="gramEnd"/>
+      <w:r>
+        <w:t xml:space="preserve"> Discovery Interface</w:t>
       </w:r>
     </w:p>
     <w:p>
@@ -2891,7 +3475,21 @@
         <w:rPr>
           <w:color w:val="4B5563"/>
         </w:rPr>
-        <w:t>The primary entry point to Mapai is a chat interface, not a search bar. Users express intent naturally — 'I want ramen, nothing too crowded, under $20' — and the AI interprets, asks follow-up questions if needed, and returns a curated shortlist rendered on the map.</w:t>
+        <w:t xml:space="preserve">The primary entry point to Mapai is a chat interface, not a search bar. </w:t>
+      </w:r>
+      <w:proofErr w:type="gramStart"/>
+      <w:r>
+        <w:rPr>
+          <w:color w:val="4B5563"/>
+        </w:rPr>
+        <w:t>Users</w:t>
+      </w:r>
+      <w:proofErr w:type="gramEnd"/>
+      <w:r>
+        <w:rPr>
+          <w:color w:val="4B5563"/>
+        </w:rPr>
+        <w:t xml:space="preserve"> express intent naturally — 'I want ramen, nothing too crowded, under $20' — and the AI interprets, asks follow-up questions if needed, and returns a curated shortlist rendered on the map.</w:t>
       </w:r>
     </w:p>
     <w:p>
@@ -2925,7 +3523,35 @@
         <w:rPr>
           <w:color w:val="4B5563"/>
         </w:rPr>
-        <w:t>FR-1.1  Chat input persists as an overlay on the map at all times, collapsible to a bottom tab.</w:t>
+        <w:t>FR-1.</w:t>
+      </w:r>
+      <w:proofErr w:type="gramStart"/>
+      <w:r>
+        <w:rPr>
+          <w:color w:val="4B5563"/>
+        </w:rPr>
+        <w:t>1  Chat</w:t>
+      </w:r>
+      <w:proofErr w:type="gramEnd"/>
+      <w:r>
+        <w:rPr>
+          <w:color w:val="4B5563"/>
+        </w:rPr>
+        <w:t xml:space="preserve"> input </w:t>
+      </w:r>
+      <w:proofErr w:type="gramStart"/>
+      <w:r>
+        <w:rPr>
+          <w:color w:val="4B5563"/>
+        </w:rPr>
+        <w:t>persists as an overlay on the map at all times</w:t>
+      </w:r>
+      <w:proofErr w:type="gramEnd"/>
+      <w:r>
+        <w:rPr>
+          <w:color w:val="4B5563"/>
+        </w:rPr>
+        <w:t>, collapsible to a bottom tab.</w:t>
       </w:r>
     </w:p>
     <w:p>
@@ -2941,7 +3567,21 @@
         <w:rPr>
           <w:color w:val="4B5563"/>
         </w:rPr>
-        <w:t>FR-1.2  Natural-language understanding via LLM (see Architecture section) with intent classification: discovery, navigation, comparison, factual query.</w:t>
+        <w:t>FR-1.</w:t>
+      </w:r>
+      <w:proofErr w:type="gramStart"/>
+      <w:r>
+        <w:rPr>
+          <w:color w:val="4B5563"/>
+        </w:rPr>
+        <w:t>2  Natural</w:t>
+      </w:r>
+      <w:proofErr w:type="gramEnd"/>
+      <w:r>
+        <w:rPr>
+          <w:color w:val="4B5563"/>
+        </w:rPr>
+        <w:t>-language understanding via LLM (see Architecture section) with intent classification: discovery, navigation, comparison, factual query.</w:t>
       </w:r>
     </w:p>
     <w:p>
@@ -2957,7 +3597,21 @@
         <w:rPr>
           <w:color w:val="4B5563"/>
         </w:rPr>
-        <w:t>FR-1.3  Context carryover across sessions — 'somewhere like that place last Tuesday' must resolve correctly.</w:t>
+        <w:t>FR-1.</w:t>
+      </w:r>
+      <w:proofErr w:type="gramStart"/>
+      <w:r>
+        <w:rPr>
+          <w:color w:val="4B5563"/>
+        </w:rPr>
+        <w:t>3  Context</w:t>
+      </w:r>
+      <w:proofErr w:type="gramEnd"/>
+      <w:r>
+        <w:rPr>
+          <w:color w:val="4B5563"/>
+        </w:rPr>
+        <w:t xml:space="preserve"> carryover across sessions — 'somewhere like that place last Tuesday' must resolve correctly.</w:t>
       </w:r>
     </w:p>
     <w:p>
@@ -2973,7 +3627,21 @@
         <w:rPr>
           <w:color w:val="4B5563"/>
         </w:rPr>
-        <w:t>FR-1.4  Proactive suggestions surface at contextually relevant moments (lunchtime, after work, weekend morning) based on time, location, and learned patterns.</w:t>
+        <w:t>FR-1.</w:t>
+      </w:r>
+      <w:proofErr w:type="gramStart"/>
+      <w:r>
+        <w:rPr>
+          <w:color w:val="4B5563"/>
+        </w:rPr>
+        <w:t>4  Proactive</w:t>
+      </w:r>
+      <w:proofErr w:type="gramEnd"/>
+      <w:r>
+        <w:rPr>
+          <w:color w:val="4B5563"/>
+        </w:rPr>
+        <w:t xml:space="preserve"> suggestions surface at contextually relevant moments (lunchtime, after work, weekend morning) based on time, location, and learned patterns.</w:t>
       </w:r>
     </w:p>
     <w:p>
@@ -2989,7 +3657,21 @@
         <w:rPr>
           <w:color w:val="4B5563"/>
         </w:rPr>
-        <w:t>FR-1.5  Voice input supported on both iOS and Android.</w:t>
+        <w:t>FR-1.</w:t>
+      </w:r>
+      <w:proofErr w:type="gramStart"/>
+      <w:r>
+        <w:rPr>
+          <w:color w:val="4B5563"/>
+        </w:rPr>
+        <w:t>5  Voice</w:t>
+      </w:r>
+      <w:proofErr w:type="gramEnd"/>
+      <w:r>
+        <w:rPr>
+          <w:color w:val="4B5563"/>
+        </w:rPr>
+        <w:t xml:space="preserve"> input supported on both iOS and Android.</w:t>
       </w:r>
     </w:p>
     <w:p>
@@ -3005,7 +3687,21 @@
         <w:rPr>
           <w:color w:val="4B5563"/>
         </w:rPr>
-        <w:t>FR-1.6  Conversation history is viewable and searchable in a dedicated tab.</w:t>
+        <w:t>FR-1.</w:t>
+      </w:r>
+      <w:proofErr w:type="gramStart"/>
+      <w:r>
+        <w:rPr>
+          <w:color w:val="4B5563"/>
+        </w:rPr>
+        <w:t>6  Conversation</w:t>
+      </w:r>
+      <w:proofErr w:type="gramEnd"/>
+      <w:r>
+        <w:rPr>
+          <w:color w:val="4B5563"/>
+        </w:rPr>
+        <w:t xml:space="preserve"> history is viewable and searchable in a dedicated tab.</w:t>
       </w:r>
     </w:p>
     <w:p>
@@ -3042,8 +3738,13 @@
       <w:pPr>
         <w:pStyle w:val="Heading2"/>
       </w:pPr>
-      <w:r>
-        <w:t>5.2  Personalization &amp; Memory Engine</w:t>
+      <w:proofErr w:type="gramStart"/>
+      <w:r>
+        <w:t>5.2  Personalization</w:t>
+      </w:r>
+      <w:proofErr w:type="gramEnd"/>
+      <w:r>
+        <w:t xml:space="preserve"> &amp; Memory Engine</w:t>
       </w:r>
     </w:p>
     <w:p>
@@ -3218,7 +3919,21 @@
         <w:rPr>
           <w:color w:val="4B5563"/>
         </w:rPr>
-        <w:t>FR-2.1  User memory is stored server-side per user profile; not device-local.</w:t>
+        <w:t>FR-2.</w:t>
+      </w:r>
+      <w:proofErr w:type="gramStart"/>
+      <w:r>
+        <w:rPr>
+          <w:color w:val="4B5563"/>
+        </w:rPr>
+        <w:t>1  User</w:t>
+      </w:r>
+      <w:proofErr w:type="gramEnd"/>
+      <w:r>
+        <w:rPr>
+          <w:color w:val="4B5563"/>
+        </w:rPr>
+        <w:t xml:space="preserve"> memory is stored server-side per user profile; not device-local.</w:t>
       </w:r>
     </w:p>
     <w:p>
@@ -3234,7 +3949,22 @@
         <w:rPr>
           <w:color w:val="4B5563"/>
         </w:rPr>
-        <w:t>FR-2.2  Memory dashboard accessible in Settings — users can view, edit, or delete any stored preference.</w:t>
+        <w:lastRenderedPageBreak/>
+        <w:t>FR-2.</w:t>
+      </w:r>
+      <w:proofErr w:type="gramStart"/>
+      <w:r>
+        <w:rPr>
+          <w:color w:val="4B5563"/>
+        </w:rPr>
+        <w:t>2  Memory</w:t>
+      </w:r>
+      <w:proofErr w:type="gramEnd"/>
+      <w:r>
+        <w:rPr>
+          <w:color w:val="4B5563"/>
+        </w:rPr>
+        <w:t xml:space="preserve"> dashboard accessible in Settings — users can view, edit, or delete any stored preference.</w:t>
       </w:r>
     </w:p>
     <w:p>
@@ -3250,7 +3980,21 @@
         <w:rPr>
           <w:color w:val="4B5563"/>
         </w:rPr>
-        <w:t>FR-2.3  Memory confidence scores displayed to users ('We think you prefer fast service — based on 14 visits').</w:t>
+        <w:t>FR-2.</w:t>
+      </w:r>
+      <w:proofErr w:type="gramStart"/>
+      <w:r>
+        <w:rPr>
+          <w:color w:val="4B5563"/>
+        </w:rPr>
+        <w:t>3  Memory</w:t>
+      </w:r>
+      <w:proofErr w:type="gramEnd"/>
+      <w:r>
+        <w:rPr>
+          <w:color w:val="4B5563"/>
+        </w:rPr>
+        <w:t xml:space="preserve"> confidence scores displayed to users ('We think you prefer fast service — based on 14 visits').</w:t>
       </w:r>
     </w:p>
     <w:p>
@@ -3266,7 +4010,21 @@
         <w:rPr>
           <w:color w:val="4B5563"/>
         </w:rPr>
-        <w:t>FR-2.4  Memory profile is used as system-prompt context for every LLM inference call.</w:t>
+        <w:t>FR-2.</w:t>
+      </w:r>
+      <w:proofErr w:type="gramStart"/>
+      <w:r>
+        <w:rPr>
+          <w:color w:val="4B5563"/>
+        </w:rPr>
+        <w:t>4  Memory</w:t>
+      </w:r>
+      <w:proofErr w:type="gramEnd"/>
+      <w:r>
+        <w:rPr>
+          <w:color w:val="4B5563"/>
+        </w:rPr>
+        <w:t xml:space="preserve"> profile is used as system-prompt context for every LLM inference call.</w:t>
       </w:r>
     </w:p>
     <w:p>
@@ -3282,7 +4040,21 @@
         <w:rPr>
           <w:color w:val="4B5563"/>
         </w:rPr>
-        <w:t>FR-2.5  Preferences decay over time with a configurable half-life (default: 90 days) to prevent stale models.</w:t>
+        <w:t>FR-2.</w:t>
+      </w:r>
+      <w:proofErr w:type="gramStart"/>
+      <w:r>
+        <w:rPr>
+          <w:color w:val="4B5563"/>
+        </w:rPr>
+        <w:t>5  Preferences</w:t>
+      </w:r>
+      <w:proofErr w:type="gramEnd"/>
+      <w:r>
+        <w:rPr>
+          <w:color w:val="4B5563"/>
+        </w:rPr>
+        <w:t xml:space="preserve"> decay over time with a configurable half-life (default: 90 days) to prevent stale models.</w:t>
       </w:r>
     </w:p>
     <w:p>
@@ -3294,8 +4066,13 @@
       <w:pPr>
         <w:pStyle w:val="Heading2"/>
       </w:pPr>
-      <w:r>
-        <w:t>5.3  Personalized Map Layer</w:t>
+      <w:proofErr w:type="gramStart"/>
+      <w:r>
+        <w:t>5.3  Personalized</w:t>
+      </w:r>
+      <w:proofErr w:type="gramEnd"/>
+      <w:r>
+        <w:t xml:space="preserve"> Map Layer</w:t>
       </w:r>
     </w:p>
     <w:p>
@@ -3340,7 +4117,21 @@
         <w:rPr>
           <w:color w:val="4B5563"/>
         </w:rPr>
-        <w:t>FR-3.1  Map pins are color-coded by match score: deep blue (high match), gray (low match), gold (loyalty regular).</w:t>
+        <w:t>FR-3.</w:t>
+      </w:r>
+      <w:proofErr w:type="gramStart"/>
+      <w:r>
+        <w:rPr>
+          <w:color w:val="4B5563"/>
+        </w:rPr>
+        <w:t>1  Map</w:t>
+      </w:r>
+      <w:proofErr w:type="gramEnd"/>
+      <w:r>
+        <w:rPr>
+          <w:color w:val="4B5563"/>
+        </w:rPr>
+        <w:t xml:space="preserve"> pins are color-coded by match score: deep blue (high match), gray (low match), gold (loyalty regular).</w:t>
       </w:r>
     </w:p>
     <w:p>
@@ -3356,7 +4147,21 @@
         <w:rPr>
           <w:color w:val="4B5563"/>
         </w:rPr>
-        <w:t>FR-3.2  Pin cards surface on hover/tap with a 3-line summary: name, category, and top personalized reason ('Great for solo lunch under $15').</w:t>
+        <w:t>FR-3.</w:t>
+      </w:r>
+      <w:proofErr w:type="gramStart"/>
+      <w:r>
+        <w:rPr>
+          <w:color w:val="4B5563"/>
+        </w:rPr>
+        <w:t>2  Pin</w:t>
+      </w:r>
+      <w:proofErr w:type="gramEnd"/>
+      <w:r>
+        <w:rPr>
+          <w:color w:val="4B5563"/>
+        </w:rPr>
+        <w:t xml:space="preserve"> cards surface on hover/tap with a 3-line summary: name, category, and top personalized reason ('Great for solo lunch under $15').</w:t>
       </w:r>
     </w:p>
     <w:p>
@@ -3372,7 +4177,21 @@
         <w:rPr>
           <w:color w:val="4B5563"/>
         </w:rPr>
-        <w:t>FR-3.3  Discover mode shows a curated set of ≤ 15 pins — never an overwhelming directory.</w:t>
+        <w:t>FR-3.</w:t>
+      </w:r>
+      <w:proofErr w:type="gramStart"/>
+      <w:r>
+        <w:rPr>
+          <w:color w:val="4B5563"/>
+        </w:rPr>
+        <w:t>3  Discover</w:t>
+      </w:r>
+      <w:proofErr w:type="gramEnd"/>
+      <w:r>
+        <w:rPr>
+          <w:color w:val="4B5563"/>
+        </w:rPr>
+        <w:t xml:space="preserve"> mode shows a curated set of ≤ 15 pins — never an overwhelming directory.</w:t>
       </w:r>
     </w:p>
     <w:p>
@@ -3388,7 +4207,21 @@
         <w:rPr>
           <w:color w:val="4B5563"/>
         </w:rPr>
-        <w:t>FR-3.4  Full-list mode available via swipe-up drawer, ranked by match score.</w:t>
+        <w:t>FR-3.</w:t>
+      </w:r>
+      <w:proofErr w:type="gramStart"/>
+      <w:r>
+        <w:rPr>
+          <w:color w:val="4B5563"/>
+        </w:rPr>
+        <w:t>4  Full</w:t>
+      </w:r>
+      <w:proofErr w:type="gramEnd"/>
+      <w:r>
+        <w:rPr>
+          <w:color w:val="4B5563"/>
+        </w:rPr>
+        <w:t>-list mode available via swipe-up drawer, ranked by match score.</w:t>
       </w:r>
     </w:p>
     <w:p>
@@ -3404,7 +4237,21 @@
         <w:rPr>
           <w:color w:val="4B5563"/>
         </w:rPr>
-        <w:t>FR-3.5  Map clusters intelligently at zoom levels; expands on zoom.</w:t>
+        <w:t>FR-3.</w:t>
+      </w:r>
+      <w:proofErr w:type="gramStart"/>
+      <w:r>
+        <w:rPr>
+          <w:color w:val="4B5563"/>
+        </w:rPr>
+        <w:t>5  Map</w:t>
+      </w:r>
+      <w:proofErr w:type="gramEnd"/>
+      <w:r>
+        <w:rPr>
+          <w:color w:val="4B5563"/>
+        </w:rPr>
+        <w:t xml:space="preserve"> clusters intelligently at zoom levels; expands on zoom.</w:t>
       </w:r>
     </w:p>
     <w:p>
@@ -3420,7 +4267,21 @@
         <w:rPr>
           <w:color w:val="4B5563"/>
         </w:rPr>
-        <w:t>FR-3.6  Real-time crowding data (where available via Google Places API or Foursquare) shown on pin cards.</w:t>
+        <w:t>FR-3.</w:t>
+      </w:r>
+      <w:proofErr w:type="gramStart"/>
+      <w:r>
+        <w:rPr>
+          <w:color w:val="4B5563"/>
+        </w:rPr>
+        <w:t>6  Real</w:t>
+      </w:r>
+      <w:proofErr w:type="gramEnd"/>
+      <w:r>
+        <w:rPr>
+          <w:color w:val="4B5563"/>
+        </w:rPr>
+        <w:t>-time crowding data (where available via Google Places API or Foursquare) shown on pin cards.</w:t>
       </w:r>
     </w:p>
     <w:p>
@@ -3432,8 +4293,13 @@
       <w:pPr>
         <w:pStyle w:val="Heading2"/>
       </w:pPr>
-      <w:r>
-        <w:t>5.4  Place Detail &amp; Comparison</w:t>
+      <w:proofErr w:type="gramStart"/>
+      <w:r>
+        <w:t>5.4  Place</w:t>
+      </w:r>
+      <w:proofErr w:type="gramEnd"/>
+      <w:r>
+        <w:t xml:space="preserve"> Detail &amp; Comparison</w:t>
       </w:r>
     </w:p>
     <w:p>
@@ -3444,7 +4310,21 @@
         <w:rPr>
           <w:color w:val="4B5563"/>
         </w:rPr>
-        <w:t>Place detail pages are rich, social-first, and opinionated. Every page leads with the personalized match rationale before surfacing raw data.</w:t>
+        <w:t xml:space="preserve">Place detail pages are rich, social-first, and opinionated. Every page </w:t>
+      </w:r>
+      <w:proofErr w:type="gramStart"/>
+      <w:r>
+        <w:rPr>
+          <w:color w:val="4B5563"/>
+        </w:rPr>
+        <w:t>leads</w:t>
+      </w:r>
+      <w:proofErr w:type="gramEnd"/>
+      <w:r>
+        <w:rPr>
+          <w:color w:val="4B5563"/>
+        </w:rPr>
+        <w:t xml:space="preserve"> with the personalized match rationale before surfacing raw data.</w:t>
       </w:r>
     </w:p>
     <w:p>
@@ -3478,7 +4358,35 @@
         <w:rPr>
           <w:color w:val="4B5563"/>
         </w:rPr>
-        <w:t>FR-4.1  Place detail card includes: personalized match score, match reasoning, social highlights (Reddit/Instagram/TikTok quotes), hours, menu (where available), photos, and aggregate rating.</w:t>
+        <w:t>FR-4.</w:t>
+      </w:r>
+      <w:proofErr w:type="gramStart"/>
+      <w:r>
+        <w:rPr>
+          <w:color w:val="4B5563"/>
+        </w:rPr>
+        <w:t>1  Place</w:t>
+      </w:r>
+      <w:proofErr w:type="gramEnd"/>
+      <w:r>
+        <w:rPr>
+          <w:color w:val="4B5563"/>
+        </w:rPr>
+        <w:t xml:space="preserve"> detail card </w:t>
+      </w:r>
+      <w:proofErr w:type="gramStart"/>
+      <w:r>
+        <w:rPr>
+          <w:color w:val="4B5563"/>
+        </w:rPr>
+        <w:t>includes:</w:t>
+      </w:r>
+      <w:proofErr w:type="gramEnd"/>
+      <w:r>
+        <w:rPr>
+          <w:color w:val="4B5563"/>
+        </w:rPr>
+        <w:t xml:space="preserve"> personalized match score, match reasoning, social highlights (Reddit/Instagram/TikTok quotes), hours, menu (where available), photos, and aggregate rating.</w:t>
       </w:r>
     </w:p>
     <w:p>
@@ -3494,7 +4402,21 @@
         <w:rPr>
           <w:color w:val="4B5563"/>
         </w:rPr>
-        <w:t>FR-4.2  Social signal feed displays curated quotes from Reddit, Google Reviews, and Instagram with source attribution and recency.</w:t>
+        <w:t>FR-4.</w:t>
+      </w:r>
+      <w:proofErr w:type="gramStart"/>
+      <w:r>
+        <w:rPr>
+          <w:color w:val="4B5563"/>
+        </w:rPr>
+        <w:t>2  Social</w:t>
+      </w:r>
+      <w:proofErr w:type="gramEnd"/>
+      <w:r>
+        <w:rPr>
+          <w:color w:val="4B5563"/>
+        </w:rPr>
+        <w:t xml:space="preserve"> signal feed displays curated quotes from Reddit, Google Reviews, and Instagram with source attribution and recency.</w:t>
       </w:r>
     </w:p>
     <w:p>
@@ -3510,7 +4432,21 @@
         <w:rPr>
           <w:color w:val="4B5563"/>
         </w:rPr>
-        <w:t>FR-4.3  Direct comparison mode: users can select 2–4 places and view a side-by-side comparison across: price range, wait time, match score, distance, transport cost.</w:t>
+        <w:t>FR-4.</w:t>
+      </w:r>
+      <w:proofErr w:type="gramStart"/>
+      <w:r>
+        <w:rPr>
+          <w:color w:val="4B5563"/>
+        </w:rPr>
+        <w:t>3  Direct</w:t>
+      </w:r>
+      <w:proofErr w:type="gramEnd"/>
+      <w:r>
+        <w:rPr>
+          <w:color w:val="4B5563"/>
+        </w:rPr>
+        <w:t xml:space="preserve"> comparison mode: users can select 2–4 places and view a side-by-side comparison across: price range, wait time, match score, distance, transport cost.</w:t>
       </w:r>
     </w:p>
     <w:p>
@@ -3526,7 +4462,21 @@
         <w:rPr>
           <w:color w:val="4B5563"/>
         </w:rPr>
-        <w:t>FR-4.4  Comparison table is shareable as an image or link.</w:t>
+        <w:t>FR-4.</w:t>
+      </w:r>
+      <w:proofErr w:type="gramStart"/>
+      <w:r>
+        <w:rPr>
+          <w:color w:val="4B5563"/>
+        </w:rPr>
+        <w:t>4  Comparison</w:t>
+      </w:r>
+      <w:proofErr w:type="gramEnd"/>
+      <w:r>
+        <w:rPr>
+          <w:color w:val="4B5563"/>
+        </w:rPr>
+        <w:t xml:space="preserve"> table is shareable as an image or link.</w:t>
       </w:r>
     </w:p>
     <w:p>
@@ -3542,7 +4492,21 @@
         <w:rPr>
           <w:color w:val="4B5563"/>
         </w:rPr>
-        <w:t>FR-4.5  'Why this?' button on every recommendation expands the full LLM reasoning chain.</w:t>
+        <w:t>FR-4.</w:t>
+      </w:r>
+      <w:proofErr w:type="gramStart"/>
+      <w:r>
+        <w:rPr>
+          <w:color w:val="4B5563"/>
+        </w:rPr>
+        <w:t>5  '</w:t>
+      </w:r>
+      <w:proofErr w:type="gramEnd"/>
+      <w:r>
+        <w:rPr>
+          <w:color w:val="4B5563"/>
+        </w:rPr>
+        <w:t>Why this?' button on every recommendation expands the full LLM reasoning chain.</w:t>
       </w:r>
     </w:p>
     <w:p>
@@ -3554,8 +4518,13 @@
       <w:pPr>
         <w:pStyle w:val="Heading2"/>
       </w:pPr>
-      <w:r>
-        <w:t>5.5  Navigation &amp; Transport Comparison</w:t>
+      <w:proofErr w:type="gramStart"/>
+      <w:r>
+        <w:t>5.5  Navigation</w:t>
+      </w:r>
+      <w:proofErr w:type="gramEnd"/>
+      <w:r>
+        <w:t xml:space="preserve"> &amp; Transport Comparison</w:t>
       </w:r>
     </w:p>
     <w:p>
@@ -3600,7 +4569,21 @@
         <w:rPr>
           <w:color w:val="4B5563"/>
         </w:rPr>
-        <w:t>FR-5.1  Navigation modes: Walking, Driving (own car), Uber, Lyft, and Public Transit.</w:t>
+        <w:t>FR-5.</w:t>
+      </w:r>
+      <w:proofErr w:type="gramStart"/>
+      <w:r>
+        <w:rPr>
+          <w:color w:val="4B5563"/>
+        </w:rPr>
+        <w:t>1  Navigation</w:t>
+      </w:r>
+      <w:proofErr w:type="gramEnd"/>
+      <w:r>
+        <w:rPr>
+          <w:color w:val="4B5563"/>
+        </w:rPr>
+        <w:t xml:space="preserve"> modes: Walking, Driving (own car), Uber, Lyft, and Public Transit.</w:t>
       </w:r>
     </w:p>
     <w:p>
@@ -3616,7 +4599,21 @@
         <w:rPr>
           <w:color w:val="4B5563"/>
         </w:rPr>
-        <w:t>FR-5.2  Real-time Uber and Lyft price estimates fetched via their respective APIs.</w:t>
+        <w:t>FR-5.</w:t>
+      </w:r>
+      <w:proofErr w:type="gramStart"/>
+      <w:r>
+        <w:rPr>
+          <w:color w:val="4B5563"/>
+        </w:rPr>
+        <w:t>2  Real</w:t>
+      </w:r>
+      <w:proofErr w:type="gramEnd"/>
+      <w:r>
+        <w:rPr>
+          <w:color w:val="4B5563"/>
+        </w:rPr>
+        <w:t>-time Uber and Lyft price estimates fetched via their respective APIs.</w:t>
       </w:r>
     </w:p>
     <w:p>
@@ -3632,7 +4629,21 @@
         <w:rPr>
           <w:color w:val="4B5563"/>
         </w:rPr>
-        <w:t>FR-5.3  Transit directions via Google Maps Directions API or Apple Maps SDK with step-by-step instructions.</w:t>
+        <w:t>FR-5.</w:t>
+      </w:r>
+      <w:proofErr w:type="gramStart"/>
+      <w:r>
+        <w:rPr>
+          <w:color w:val="4B5563"/>
+        </w:rPr>
+        <w:t>3  Transit</w:t>
+      </w:r>
+      <w:proofErr w:type="gramEnd"/>
+      <w:r>
+        <w:rPr>
+          <w:color w:val="4B5563"/>
+        </w:rPr>
+        <w:t xml:space="preserve"> directions via Google Maps Directions API or Apple Maps SDK with step-by-step instructions.</w:t>
       </w:r>
     </w:p>
     <w:p>
@@ -3648,7 +4659,21 @@
         <w:rPr>
           <w:color w:val="4B5563"/>
         </w:rPr>
-        <w:t>FR-5.4  Transport comparison screen shows: cost, ETA, carbon footprint estimate, and 'best value' badge.</w:t>
+        <w:t>FR-5.</w:t>
+      </w:r>
+      <w:proofErr w:type="gramStart"/>
+      <w:r>
+        <w:rPr>
+          <w:color w:val="4B5563"/>
+        </w:rPr>
+        <w:t>4  Transport</w:t>
+      </w:r>
+      <w:proofErr w:type="gramEnd"/>
+      <w:r>
+        <w:rPr>
+          <w:color w:val="4B5563"/>
+        </w:rPr>
+        <w:t xml:space="preserve"> comparison screen shows: cost, ETA, carbon footprint estimate, and 'best value' badge.</w:t>
       </w:r>
     </w:p>
     <w:p>
@@ -3664,7 +4689,21 @@
         <w:rPr>
           <w:color w:val="4B5563"/>
         </w:rPr>
-        <w:t>FR-5.5  One-tap deep link into Uber or Lyft app with destination pre-filled.</w:t>
+        <w:t>FR-5.</w:t>
+      </w:r>
+      <w:proofErr w:type="gramStart"/>
+      <w:r>
+        <w:rPr>
+          <w:color w:val="4B5563"/>
+        </w:rPr>
+        <w:t>5  One</w:t>
+      </w:r>
+      <w:proofErr w:type="gramEnd"/>
+      <w:r>
+        <w:rPr>
+          <w:color w:val="4B5563"/>
+        </w:rPr>
+        <w:t>-tap deep link into Uber or Lyft app with destination pre-filled.</w:t>
       </w:r>
     </w:p>
     <w:p>
@@ -3680,7 +4719,21 @@
         <w:rPr>
           <w:color w:val="4B5563"/>
         </w:rPr>
-        <w:t>FR-5.6  Walking routes rendered on-map with turn-by-turn voice guidance (using device TTS).</w:t>
+        <w:t>FR-5.</w:t>
+      </w:r>
+      <w:proofErr w:type="gramStart"/>
+      <w:r>
+        <w:rPr>
+          <w:color w:val="4B5563"/>
+        </w:rPr>
+        <w:t>6  Walking</w:t>
+      </w:r>
+      <w:proofErr w:type="gramEnd"/>
+      <w:r>
+        <w:rPr>
+          <w:color w:val="4B5563"/>
+        </w:rPr>
+        <w:t xml:space="preserve"> routes rendered on-map with turn-by-turn voice guidance (using device TTS).</w:t>
       </w:r>
     </w:p>
     <w:p>
@@ -3696,7 +4749,21 @@
         <w:rPr>
           <w:color w:val="4B5563"/>
         </w:rPr>
-        <w:t>FR-5.7  Driving mode uses on-device maps SDK for privacy-preserving routing.</w:t>
+        <w:t>FR-5.</w:t>
+      </w:r>
+      <w:proofErr w:type="gramStart"/>
+      <w:r>
+        <w:rPr>
+          <w:color w:val="4B5563"/>
+        </w:rPr>
+        <w:t>7  Driving</w:t>
+      </w:r>
+      <w:proofErr w:type="gramEnd"/>
+      <w:r>
+        <w:rPr>
+          <w:color w:val="4B5563"/>
+        </w:rPr>
+        <w:t xml:space="preserve"> mode uses on-device maps SDK for privacy-preserving routing.</w:t>
       </w:r>
     </w:p>
     <w:p>
@@ -3708,8 +4775,13 @@
       <w:pPr>
         <w:pStyle w:val="Heading2"/>
       </w:pPr>
-      <w:r>
-        <w:t>5.6  Arrival Surveys &amp; Feedback Loop</w:t>
+      <w:proofErr w:type="gramStart"/>
+      <w:r>
+        <w:t>5.6  Arrival</w:t>
+      </w:r>
+      <w:proofErr w:type="gramEnd"/>
+      <w:r>
+        <w:t xml:space="preserve"> Surveys &amp; Feedback Loop</w:t>
       </w:r>
     </w:p>
     <w:p>
@@ -3754,7 +4826,21 @@
         <w:rPr>
           <w:color w:val="4B5563"/>
         </w:rPr>
-        <w:t>FR-6.1  Geofence triggered on arrival within 100m of the destination for ≥ 3 minutes.</w:t>
+        <w:t>FR-6.</w:t>
+      </w:r>
+      <w:proofErr w:type="gramStart"/>
+      <w:r>
+        <w:rPr>
+          <w:color w:val="4B5563"/>
+        </w:rPr>
+        <w:t>1  Geofence</w:t>
+      </w:r>
+      <w:proofErr w:type="gramEnd"/>
+      <w:r>
+        <w:rPr>
+          <w:color w:val="4B5563"/>
+        </w:rPr>
+        <w:t xml:space="preserve"> triggered on arrival within 100m of the destination for ≥ 3 minutes.</w:t>
       </w:r>
     </w:p>
     <w:p>
@@ -3770,7 +4856,21 @@
         <w:rPr>
           <w:color w:val="4B5563"/>
         </w:rPr>
-        <w:t>FR-6.2  Survey delivered as a push notification and in-app bottom sheet — 3–5 questions maximum.</w:t>
+        <w:t>FR-6.</w:t>
+      </w:r>
+      <w:proofErr w:type="gramStart"/>
+      <w:r>
+        <w:rPr>
+          <w:color w:val="4B5563"/>
+        </w:rPr>
+        <w:t>2  Survey</w:t>
+      </w:r>
+      <w:proofErr w:type="gramEnd"/>
+      <w:r>
+        <w:rPr>
+          <w:color w:val="4B5563"/>
+        </w:rPr>
+        <w:t xml:space="preserve"> delivered as a push notification and in-app bottom sheet — 3–5 questions maximum.</w:t>
       </w:r>
     </w:p>
     <w:p>
@@ -3786,7 +4886,21 @@
         <w:rPr>
           <w:color w:val="4B5563"/>
         </w:rPr>
-        <w:t>FR-6.3  Core survey dimensions: overall satisfaction, service speed, value for price, match to expectations, likelihood to return.</w:t>
+        <w:t>FR-6.</w:t>
+      </w:r>
+      <w:proofErr w:type="gramStart"/>
+      <w:r>
+        <w:rPr>
+          <w:color w:val="4B5563"/>
+        </w:rPr>
+        <w:t>3  Core</w:t>
+      </w:r>
+      <w:proofErr w:type="gramEnd"/>
+      <w:r>
+        <w:rPr>
+          <w:color w:val="4B5563"/>
+        </w:rPr>
+        <w:t xml:space="preserve"> survey dimensions: overall satisfaction, service speed, value for price, match to expectations, likelihood to return.</w:t>
       </w:r>
     </w:p>
     <w:p>
@@ -3802,7 +4916,21 @@
         <w:rPr>
           <w:color w:val="4B5563"/>
         </w:rPr>
-        <w:t>FR-6.4  Dynamic follow-up questions generated by LLM based on place category and user history.</w:t>
+        <w:t>FR-6.</w:t>
+      </w:r>
+      <w:proofErr w:type="gramStart"/>
+      <w:r>
+        <w:rPr>
+          <w:color w:val="4B5563"/>
+        </w:rPr>
+        <w:t>4  Dynamic</w:t>
+      </w:r>
+      <w:proofErr w:type="gramEnd"/>
+      <w:r>
+        <w:rPr>
+          <w:color w:val="4B5563"/>
+        </w:rPr>
+        <w:t xml:space="preserve"> follow-up questions generated by LLM based on place category and user history.</w:t>
       </w:r>
     </w:p>
     <w:p>
@@ -3818,7 +4946,21 @@
         <w:rPr>
           <w:color w:val="4B5563"/>
         </w:rPr>
-        <w:t>FR-6.5  Survey responses stored in user memory model and weighted in future recommendations within 24 hours.</w:t>
+        <w:t>FR-6.</w:t>
+      </w:r>
+      <w:proofErr w:type="gramStart"/>
+      <w:r>
+        <w:rPr>
+          <w:color w:val="4B5563"/>
+        </w:rPr>
+        <w:t>5  Survey</w:t>
+      </w:r>
+      <w:proofErr w:type="gramEnd"/>
+      <w:r>
+        <w:rPr>
+          <w:color w:val="4B5563"/>
+        </w:rPr>
+        <w:t xml:space="preserve"> responses stored in user memory model and weighted in future recommendations within 24 hours.</w:t>
       </w:r>
     </w:p>
     <w:p>
@@ -3834,7 +4976,21 @@
         <w:rPr>
           <w:color w:val="4B5563"/>
         </w:rPr>
-        <w:t>FR-6.6  Users can opt out of surveys globally or per-place in Settings.</w:t>
+        <w:t>FR-6.</w:t>
+      </w:r>
+      <w:proofErr w:type="gramStart"/>
+      <w:r>
+        <w:rPr>
+          <w:color w:val="4B5563"/>
+        </w:rPr>
+        <w:t>6  Users</w:t>
+      </w:r>
+      <w:proofErr w:type="gramEnd"/>
+      <w:r>
+        <w:rPr>
+          <w:color w:val="4B5563"/>
+        </w:rPr>
+        <w:t xml:space="preserve"> can opt out of surveys globally or per-place in Settings.</w:t>
       </w:r>
     </w:p>
     <w:p>
@@ -3850,7 +5006,21 @@
         <w:rPr>
           <w:color w:val="4B5563"/>
         </w:rPr>
-        <w:t>FR-6.7  Aggregated survey data (anonymized) surfaced on place detail pages as 'Community Insights'.</w:t>
+        <w:t>FR-6.</w:t>
+      </w:r>
+      <w:proofErr w:type="gramStart"/>
+      <w:r>
+        <w:rPr>
+          <w:color w:val="4B5563"/>
+        </w:rPr>
+        <w:t>7  Aggregated</w:t>
+      </w:r>
+      <w:proofErr w:type="gramEnd"/>
+      <w:r>
+        <w:rPr>
+          <w:color w:val="4B5563"/>
+        </w:rPr>
+        <w:t xml:space="preserve"> survey data (anonymized) surfaced on place detail pages as 'Community Insights'.</w:t>
       </w:r>
     </w:p>
     <w:p>
@@ -3862,8 +5032,13 @@
       <w:pPr>
         <w:pStyle w:val="Heading2"/>
       </w:pPr>
-      <w:r>
-        <w:t>5.7  In-App Reservations &amp; Booking</w:t>
+      <w:proofErr w:type="gramStart"/>
+      <w:r>
+        <w:t>5.7  In</w:t>
+      </w:r>
+      <w:proofErr w:type="gramEnd"/>
+      <w:r>
+        <w:t>-App Reservations &amp; Booking</w:t>
       </w:r>
     </w:p>
     <w:p>
@@ -3874,7 +5049,28 @@
         <w:rPr>
           <w:color w:val="4B5563"/>
         </w:rPr>
-        <w:t>A key friction point in the current discovery-to-visit journey is the gap between deciding to go somewhere and actually securing a spot. Mapai eliminates this friction by enabling users to request, check availability, and confirm reservations or bookings directly from the conversational interface — without ever leaving the app.</w:t>
+        <w:t xml:space="preserve">A key friction point in the current discovery-to-visit journey is the gap between deciding to go somewhere and </w:t>
+      </w:r>
+      <w:proofErr w:type="gramStart"/>
+      <w:r>
+        <w:rPr>
+          <w:color w:val="4B5563"/>
+        </w:rPr>
+        <w:t>actually securing</w:t>
+      </w:r>
+      <w:proofErr w:type="gramEnd"/>
+      <w:r>
+        <w:rPr>
+          <w:color w:val="4B5563"/>
+        </w:rPr>
+        <w:t xml:space="preserve"> a spot. Mapai eliminates this friction by enabling users to </w:t>
+      </w:r>
+      <w:r>
+        <w:rPr>
+          <w:color w:val="4B5563"/>
+        </w:rPr>
+        <w:lastRenderedPageBreak/>
+        <w:t>request, check availability, and confirm reservations or bookings directly from the conversational interface — without ever leaving the app.</w:t>
       </w:r>
     </w:p>
     <w:p>
@@ -3908,7 +5104,21 @@
         <w:rPr>
           <w:color w:val="4B5563"/>
         </w:rPr>
-        <w:t>Restaurant reservations (via OpenTable, Resy, and Yelp Reservations APIs)</w:t>
+        <w:t xml:space="preserve">Restaurant reservations (via OpenTable, </w:t>
+      </w:r>
+      <w:proofErr w:type="spellStart"/>
+      <w:r>
+        <w:rPr>
+          <w:color w:val="4B5563"/>
+        </w:rPr>
+        <w:t>Resy</w:t>
+      </w:r>
+      <w:proofErr w:type="spellEnd"/>
+      <w:r>
+        <w:rPr>
+          <w:color w:val="4B5563"/>
+        </w:rPr>
+        <w:t>, and Yelp Reservations APIs)</w:t>
       </w:r>
     </w:p>
     <w:p>
@@ -3952,11 +5162,47 @@
         </w:numPr>
         <w:spacing w:before="40" w:after="60"/>
       </w:pPr>
-      <w:r>
-        <w:rPr>
-          <w:color w:val="4B5563"/>
-        </w:rPr>
-        <w:t>Waitlist join (via Yelp Nowait / NoWait API for walk-in queuing)</w:t>
+      <w:proofErr w:type="gramStart"/>
+      <w:r>
+        <w:rPr>
+          <w:color w:val="4B5563"/>
+        </w:rPr>
+        <w:t>Waitlist</w:t>
+      </w:r>
+      <w:proofErr w:type="gramEnd"/>
+      <w:r>
+        <w:rPr>
+          <w:color w:val="4B5563"/>
+        </w:rPr>
+        <w:t xml:space="preserve"> join (via Yelp </w:t>
+      </w:r>
+      <w:proofErr w:type="spellStart"/>
+      <w:r>
+        <w:rPr>
+          <w:color w:val="4B5563"/>
+        </w:rPr>
+        <w:t>Nowait</w:t>
+      </w:r>
+      <w:proofErr w:type="spellEnd"/>
+      <w:r>
+        <w:rPr>
+          <w:color w:val="4B5563"/>
+        </w:rPr>
+        <w:t xml:space="preserve"> / </w:t>
+      </w:r>
+      <w:proofErr w:type="spellStart"/>
+      <w:r>
+        <w:rPr>
+          <w:color w:val="4B5563"/>
+        </w:rPr>
+        <w:t>NoWait</w:t>
+      </w:r>
+      <w:proofErr w:type="spellEnd"/>
+      <w:r>
+        <w:rPr>
+          <w:color w:val="4B5563"/>
+        </w:rPr>
+        <w:t xml:space="preserve"> API for walk-in queuing)</w:t>
       </w:r>
     </w:p>
     <w:p>
@@ -3990,7 +5236,21 @@
         <w:rPr>
           <w:color w:val="4B5563"/>
         </w:rPr>
-        <w:t>FR-7.1  Conversational booking trigger: user can say 'Book a table for 2 at 7pm Saturday' and the AI orchestrates the full reservation flow inline in the chat interface.</w:t>
+        <w:t>FR-7.</w:t>
+      </w:r>
+      <w:proofErr w:type="gramStart"/>
+      <w:r>
+        <w:rPr>
+          <w:color w:val="4B5563"/>
+        </w:rPr>
+        <w:t>1  Conversational</w:t>
+      </w:r>
+      <w:proofErr w:type="gramEnd"/>
+      <w:r>
+        <w:rPr>
+          <w:color w:val="4B5563"/>
+        </w:rPr>
+        <w:t xml:space="preserve"> booking trigger: user can say 'Book a table for 2 at 7pm Saturday' and the AI orchestrates the full reservation flow inline in the chat interface.</w:t>
       </w:r>
     </w:p>
     <w:p>
@@ -4006,7 +5266,21 @@
         <w:rPr>
           <w:color w:val="4B5563"/>
         </w:rPr>
-        <w:t>FR-7.2  Availability check is surfaced as a calendar/time-slot picker rendered as an interactive card within the chat thread — no modal or context switch required.</w:t>
+        <w:t>FR-7.</w:t>
+      </w:r>
+      <w:proofErr w:type="gramStart"/>
+      <w:r>
+        <w:rPr>
+          <w:color w:val="4B5563"/>
+        </w:rPr>
+        <w:t>2  Availability</w:t>
+      </w:r>
+      <w:proofErr w:type="gramEnd"/>
+      <w:r>
+        <w:rPr>
+          <w:color w:val="4B5563"/>
+        </w:rPr>
+        <w:t xml:space="preserve"> check is surfaced as a calendar/time-slot picker rendered as an interactive card within the chat thread — no modal or context switch required.</w:t>
       </w:r>
     </w:p>
     <w:p>
@@ -4022,7 +5296,21 @@
         <w:rPr>
           <w:color w:val="4B5563"/>
         </w:rPr>
-        <w:t>FR-7.3  Confirmation and booking reference stored in the app under a 'My Plans' tab, with push notification reminders 24 hours and 1 hour before.</w:t>
+        <w:t>FR-7.</w:t>
+      </w:r>
+      <w:proofErr w:type="gramStart"/>
+      <w:r>
+        <w:rPr>
+          <w:color w:val="4B5563"/>
+        </w:rPr>
+        <w:t>3  Confirmation</w:t>
+      </w:r>
+      <w:proofErr w:type="gramEnd"/>
+      <w:r>
+        <w:rPr>
+          <w:color w:val="4B5563"/>
+        </w:rPr>
+        <w:t xml:space="preserve"> and booking reference stored in the app under a 'My Plans' tab, with push notification reminders 24 hours and 1 hour before.</w:t>
       </w:r>
     </w:p>
     <w:p>
@@ -4038,7 +5326,21 @@
         <w:rPr>
           <w:color w:val="4B5563"/>
         </w:rPr>
-        <w:t>FR-7.4  Rideshare dispatch: user can say 'Get me an Uber there by 7pm' — the app calculates departure time, shows estimated cost, and on confirmation dispatches the ride via Uber API without leaving Mapai.</w:t>
+        <w:t>FR-7.</w:t>
+      </w:r>
+      <w:proofErr w:type="gramStart"/>
+      <w:r>
+        <w:rPr>
+          <w:color w:val="4B5563"/>
+        </w:rPr>
+        <w:t>4  Rideshare</w:t>
+      </w:r>
+      <w:proofErr w:type="gramEnd"/>
+      <w:r>
+        <w:rPr>
+          <w:color w:val="4B5563"/>
+        </w:rPr>
+        <w:t xml:space="preserve"> dispatch: user can say 'Get me an Uber there by 7pm' — the app calculates departure time, shows estimated cost, and on confirmation dispatches the ride via Uber API without leaving Mapai.</w:t>
       </w:r>
     </w:p>
     <w:p>
@@ -4054,7 +5356,21 @@
         <w:rPr>
           <w:color w:val="4B5563"/>
         </w:rPr>
-        <w:t>FR-7.5  Lyft dispatch supported as an alternative with one-tap switch if Lyft is cheaper (pulls from live estimate comparison already surfaced in FR-5.2).</w:t>
+        <w:t>FR-7.</w:t>
+      </w:r>
+      <w:proofErr w:type="gramStart"/>
+      <w:r>
+        <w:rPr>
+          <w:color w:val="4B5563"/>
+        </w:rPr>
+        <w:t>5  Lyft</w:t>
+      </w:r>
+      <w:proofErr w:type="gramEnd"/>
+      <w:r>
+        <w:rPr>
+          <w:color w:val="4B5563"/>
+        </w:rPr>
+        <w:t xml:space="preserve"> dispatch supported as an alternative with one-tap switch if Lyft is cheaper (pulls from live estimate comparison already surfaced in FR-5.2).</w:t>
       </w:r>
     </w:p>
     <w:p>
@@ -4070,7 +5386,21 @@
         <w:rPr>
           <w:color w:val="4B5563"/>
         </w:rPr>
-        <w:t>FR-7.6  If a venue is not connected to a supported booking API, the AI extracts the direct booking URL or phone number and presents it as a one-tap CTA ('Call to reserve' or 'Book on their website').</w:t>
+        <w:t>FR-7.</w:t>
+      </w:r>
+      <w:proofErr w:type="gramStart"/>
+      <w:r>
+        <w:rPr>
+          <w:color w:val="4B5563"/>
+        </w:rPr>
+        <w:t>6  If</w:t>
+      </w:r>
+      <w:proofErr w:type="gramEnd"/>
+      <w:r>
+        <w:rPr>
+          <w:color w:val="4B5563"/>
+        </w:rPr>
+        <w:t xml:space="preserve"> a venue is not connected to a supported booking API, the AI extracts the direct booking URL or phone number and presents it as a one-tap CTA ('Call to reserve' or 'Book on their website').</w:t>
       </w:r>
     </w:p>
     <w:p>
@@ -4086,7 +5416,21 @@
         <w:rPr>
           <w:color w:val="4B5563"/>
         </w:rPr>
-        <w:t>FR-7.7  Booking cancellation and modification supported in-app where the upstream API permits.</w:t>
+        <w:t>FR-7.</w:t>
+      </w:r>
+      <w:proofErr w:type="gramStart"/>
+      <w:r>
+        <w:rPr>
+          <w:color w:val="4B5563"/>
+        </w:rPr>
+        <w:t>7  Booking</w:t>
+      </w:r>
+      <w:proofErr w:type="gramEnd"/>
+      <w:r>
+        <w:rPr>
+          <w:color w:val="4B5563"/>
+        </w:rPr>
+        <w:t xml:space="preserve"> cancellation and modification supported in-app where the upstream API permits.</w:t>
       </w:r>
     </w:p>
     <w:p>
@@ -4102,7 +5446,21 @@
         <w:rPr>
           <w:color w:val="4B5563"/>
         </w:rPr>
-        <w:t>FR-7.8  All confirmed bookings automatically create a navigation intent — the app prompts transport comparison at the appropriate departure time.</w:t>
+        <w:t>FR-7.</w:t>
+      </w:r>
+      <w:proofErr w:type="gramStart"/>
+      <w:r>
+        <w:rPr>
+          <w:color w:val="4B5563"/>
+        </w:rPr>
+        <w:t>8  All</w:t>
+      </w:r>
+      <w:proofErr w:type="gramEnd"/>
+      <w:r>
+        <w:rPr>
+          <w:color w:val="4B5563"/>
+        </w:rPr>
+        <w:t xml:space="preserve"> confirmed bookings automatically create a navigation intent — the app prompts transport comparison at the appropriate departure time.</w:t>
       </w:r>
     </w:p>
     <w:p>
@@ -4253,8 +5611,14 @@
       <w:pPr>
         <w:pStyle w:val="Heading2"/>
       </w:pPr>
-      <w:r>
-        <w:t>5.8  Social Graph &amp; Friend Features</w:t>
+      <w:proofErr w:type="gramStart"/>
+      <w:r>
+        <w:lastRenderedPageBreak/>
+        <w:t>5.8  Social</w:t>
+      </w:r>
+      <w:proofErr w:type="gramEnd"/>
+      <w:r>
+        <w:t xml:space="preserve"> Graph &amp; Friend Features</w:t>
       </w:r>
     </w:p>
     <w:p>
@@ -4265,7 +5629,21 @@
         <w:rPr>
           <w:color w:val="4B5563"/>
         </w:rPr>
-        <w:t>Discovery is inherently social. The most trusted recommendation is not an algorithm score — it is a friend saying 'you have to try this place.' Mapai's social layer transforms the app from a personal copilot into a shared discovery network, while maintaining strict privacy controls so users always choose what to share and with whom.</w:t>
+        <w:t xml:space="preserve">Discovery is inherently social. The most trusted recommendation is not an algorithm score — it is a friend </w:t>
+      </w:r>
+      <w:proofErr w:type="gramStart"/>
+      <w:r>
+        <w:rPr>
+          <w:color w:val="4B5563"/>
+        </w:rPr>
+        <w:t>saying</w:t>
+      </w:r>
+      <w:proofErr w:type="gramEnd"/>
+      <w:r>
+        <w:rPr>
+          <w:color w:val="4B5563"/>
+        </w:rPr>
+        <w:t xml:space="preserve"> 'you have to try this place.' Mapai's social layer transforms the app from a personal copilot into a shared discovery network, while maintaining strict privacy controls so users always choose what to share and with whom.</w:t>
       </w:r>
     </w:p>
     <w:p>
@@ -4397,7 +5775,35 @@
         <w:rPr>
           <w:color w:val="4B5563"/>
         </w:rPr>
-        <w:t>FR-8.1  Add friends via: username search, phone number (contacts sync with permission), QR code scan, or shareable invite link.</w:t>
+        <w:t>FR-8.</w:t>
+      </w:r>
+      <w:proofErr w:type="gramStart"/>
+      <w:r>
+        <w:rPr>
+          <w:color w:val="4B5563"/>
+        </w:rPr>
+        <w:t>1  Add</w:t>
+      </w:r>
+      <w:proofErr w:type="gramEnd"/>
+      <w:r>
+        <w:rPr>
+          <w:color w:val="4B5563"/>
+        </w:rPr>
+        <w:t xml:space="preserve"> friends </w:t>
+      </w:r>
+      <w:proofErr w:type="gramStart"/>
+      <w:r>
+        <w:rPr>
+          <w:color w:val="4B5563"/>
+        </w:rPr>
+        <w:t>via:</w:t>
+      </w:r>
+      <w:proofErr w:type="gramEnd"/>
+      <w:r>
+        <w:rPr>
+          <w:color w:val="4B5563"/>
+        </w:rPr>
+        <w:t xml:space="preserve"> username search, phone number (contacts sync with permission), QR code scan, or shareable invite link.</w:t>
       </w:r>
     </w:p>
     <w:p>
@@ -4413,7 +5819,21 @@
         <w:rPr>
           <w:color w:val="4B5563"/>
         </w:rPr>
-        <w:t>FR-8.2  Friend requests require mutual acceptance — no unilateral following.</w:t>
+        <w:t>FR-8.</w:t>
+      </w:r>
+      <w:proofErr w:type="gramStart"/>
+      <w:r>
+        <w:rPr>
+          <w:color w:val="4B5563"/>
+        </w:rPr>
+        <w:t>2  Friend</w:t>
+      </w:r>
+      <w:proofErr w:type="gramEnd"/>
+      <w:r>
+        <w:rPr>
+          <w:color w:val="4B5563"/>
+        </w:rPr>
+        <w:t xml:space="preserve"> requests require mutual acceptance — no unilateral following.</w:t>
       </w:r>
     </w:p>
     <w:p>
@@ -4429,7 +5849,35 @@
         <w:rPr>
           <w:color w:val="4B5563"/>
         </w:rPr>
-        <w:t>FR-8.3  Friends list visible in a dedicated Social tab; maximum 500 friends per account (v1).</w:t>
+        <w:t>FR-8.</w:t>
+      </w:r>
+      <w:proofErr w:type="gramStart"/>
+      <w:r>
+        <w:rPr>
+          <w:color w:val="4B5563"/>
+        </w:rPr>
+        <w:t>3  Friends</w:t>
+      </w:r>
+      <w:proofErr w:type="gramEnd"/>
+      <w:r>
+        <w:rPr>
+          <w:color w:val="4B5563"/>
+        </w:rPr>
+        <w:t xml:space="preserve"> list visible in a dedicated </w:t>
+      </w:r>
+      <w:proofErr w:type="gramStart"/>
+      <w:r>
+        <w:rPr>
+          <w:color w:val="4B5563"/>
+        </w:rPr>
+        <w:t>Social</w:t>
+      </w:r>
+      <w:proofErr w:type="gramEnd"/>
+      <w:r>
+        <w:rPr>
+          <w:color w:val="4B5563"/>
+        </w:rPr>
+        <w:t xml:space="preserve"> tab; maximum 500 friends per account (v1).</w:t>
       </w:r>
     </w:p>
     <w:p>
@@ -4445,7 +5893,21 @@
         <w:rPr>
           <w:color w:val="4B5563"/>
         </w:rPr>
-        <w:t>FR-8.4  Block and report functionality with immediate effect on all social features.</w:t>
+        <w:t>FR-8.</w:t>
+      </w:r>
+      <w:proofErr w:type="gramStart"/>
+      <w:r>
+        <w:rPr>
+          <w:color w:val="4B5563"/>
+        </w:rPr>
+        <w:t>4  Block</w:t>
+      </w:r>
+      <w:proofErr w:type="gramEnd"/>
+      <w:r>
+        <w:rPr>
+          <w:color w:val="4B5563"/>
+        </w:rPr>
+        <w:t xml:space="preserve"> and report functionality with immediate effect on all social features.</w:t>
       </w:r>
     </w:p>
     <w:p>
@@ -4479,7 +5941,21 @@
         <w:rPr>
           <w:color w:val="4B5563"/>
         </w:rPr>
-        <w:t>FR-8.5  Each user has a public 'Loved Places' list — places they have rated positively or manually pinned. Visible to friends by default; can be set to private per place or globally.</w:t>
+        <w:t>FR-8.</w:t>
+      </w:r>
+      <w:proofErr w:type="gramStart"/>
+      <w:r>
+        <w:rPr>
+          <w:color w:val="4B5563"/>
+        </w:rPr>
+        <w:t>5  Each</w:t>
+      </w:r>
+      <w:proofErr w:type="gramEnd"/>
+      <w:r>
+        <w:rPr>
+          <w:color w:val="4B5563"/>
+        </w:rPr>
+        <w:t xml:space="preserve"> user has a public 'Loved Places' list — places they have rated positively or manually pinned. Visible to friends by default; can be set to private per place or globally.</w:t>
       </w:r>
     </w:p>
     <w:p>
@@ -4495,7 +5971,21 @@
         <w:rPr>
           <w:color w:val="4B5563"/>
         </w:rPr>
-        <w:t>FR-8.6  When viewing a place detail card, a 'Friends who love this' section shows avatars of friends who have visited or saved the place, with their one-line review or survey summary.</w:t>
+        <w:t>FR-8.</w:t>
+      </w:r>
+      <w:proofErr w:type="gramStart"/>
+      <w:r>
+        <w:rPr>
+          <w:color w:val="4B5563"/>
+        </w:rPr>
+        <w:t>6  When</w:t>
+      </w:r>
+      <w:proofErr w:type="gramEnd"/>
+      <w:r>
+        <w:rPr>
+          <w:color w:val="4B5563"/>
+        </w:rPr>
+        <w:t xml:space="preserve"> viewing a place detail card, a 'Friends who love this' section shows avatars of friends who have visited or saved the place, with their one-line review or survey summary.</w:t>
       </w:r>
     </w:p>
     <w:p>
@@ -4511,7 +6001,21 @@
         <w:rPr>
           <w:color w:val="4B5563"/>
         </w:rPr>
-        <w:t>FR-8.7  Friend activity feed (Social tab): a chronological stream of friend visits, new loved places, and reviews — each card shows place name, friend's photo, their match rating, and a one-line quote from their arrival survey.</w:t>
+        <w:t>FR-8.</w:t>
+      </w:r>
+      <w:proofErr w:type="gramStart"/>
+      <w:r>
+        <w:rPr>
+          <w:color w:val="4B5563"/>
+        </w:rPr>
+        <w:t>7  Friend</w:t>
+      </w:r>
+      <w:proofErr w:type="gramEnd"/>
+      <w:r>
+        <w:rPr>
+          <w:color w:val="4B5563"/>
+        </w:rPr>
+        <w:t xml:space="preserve"> activity feed (Social tab): a chronological stream of friend visits, new loved places, and reviews — each card shows place name, friend's photo, their match rating, and a one-line quote from their arrival survey.</w:t>
       </w:r>
     </w:p>
     <w:p>
@@ -4527,7 +6031,21 @@
         <w:rPr>
           <w:color w:val="4B5563"/>
         </w:rPr>
-        <w:t>FR-8.8  Friends' loved places appear as a distinct pin layer on the map — purple pin with friend avatar badge — toggled via a 'Friends' filter button on the map toolbar.</w:t>
+        <w:t>FR-8.</w:t>
+      </w:r>
+      <w:proofErr w:type="gramStart"/>
+      <w:r>
+        <w:rPr>
+          <w:color w:val="4B5563"/>
+        </w:rPr>
+        <w:t>8  Friends</w:t>
+      </w:r>
+      <w:proofErr w:type="gramEnd"/>
+      <w:r>
+        <w:rPr>
+          <w:color w:val="4B5563"/>
+        </w:rPr>
+        <w:t>' loved places appear as a distinct pin layer on the map — purple pin with friend avatar badge — toggled via a 'Friends' filter button on the map toolbar.</w:t>
       </w:r>
     </w:p>
     <w:p>
@@ -4543,7 +6061,21 @@
         <w:rPr>
           <w:color w:val="4B5563"/>
         </w:rPr>
-        <w:t>FR-8.9  Tapping a friend's pin opens their place note: why they loved it, when they visited, and their survey scores for speed, value, and quality.</w:t>
+        <w:t>FR-8.</w:t>
+      </w:r>
+      <w:proofErr w:type="gramStart"/>
+      <w:r>
+        <w:rPr>
+          <w:color w:val="4B5563"/>
+        </w:rPr>
+        <w:t>9  Tapping</w:t>
+      </w:r>
+      <w:proofErr w:type="gramEnd"/>
+      <w:r>
+        <w:rPr>
+          <w:color w:val="4B5563"/>
+        </w:rPr>
+        <w:t xml:space="preserve"> a friend's pin opens their place note: why they loved it, when they visited, and their survey scores for speed, value, and quality.</w:t>
       </w:r>
     </w:p>
     <w:p>
@@ -4559,7 +6091,21 @@
         <w:rPr>
           <w:color w:val="4B5563"/>
         </w:rPr>
-        <w:t>FR-8.10  Users can react to friend activity with emoji reactions (6 options) and leave a reply comment.</w:t>
+        <w:t>FR-8.</w:t>
+      </w:r>
+      <w:proofErr w:type="gramStart"/>
+      <w:r>
+        <w:rPr>
+          <w:color w:val="4B5563"/>
+        </w:rPr>
+        <w:t>10  Users</w:t>
+      </w:r>
+      <w:proofErr w:type="gramEnd"/>
+      <w:r>
+        <w:rPr>
+          <w:color w:val="4B5563"/>
+        </w:rPr>
+        <w:t xml:space="preserve"> can react to friend activity with emoji reactions (6 options) and leave a reply comment.</w:t>
       </w:r>
     </w:p>
     <w:p>
@@ -4593,7 +6139,21 @@
         <w:rPr>
           <w:color w:val="4B5563"/>
         </w:rPr>
-        <w:t>FR-8.11  Location sharing is always opt-in, explicitly activated per session, and never on by default.</w:t>
+        <w:t>FR-8.</w:t>
+      </w:r>
+      <w:proofErr w:type="gramStart"/>
+      <w:r>
+        <w:rPr>
+          <w:color w:val="4B5563"/>
+        </w:rPr>
+        <w:t>11  Location</w:t>
+      </w:r>
+      <w:proofErr w:type="gramEnd"/>
+      <w:r>
+        <w:rPr>
+          <w:color w:val="4B5563"/>
+        </w:rPr>
+        <w:t xml:space="preserve"> sharing is always opt-in, explicitly activated per session, and never on by default.</w:t>
       </w:r>
     </w:p>
     <w:p>
@@ -4609,7 +6169,21 @@
         <w:rPr>
           <w:color w:val="4B5563"/>
         </w:rPr>
-        <w:t>FR-8.12  Share options: share with all friends, share with a specific friend or group, or share via a timed link (expires in 1h, 4h, or 'until I arrive').</w:t>
+        <w:t>FR-8.</w:t>
+      </w:r>
+      <w:proofErr w:type="gramStart"/>
+      <w:r>
+        <w:rPr>
+          <w:color w:val="4B5563"/>
+        </w:rPr>
+        <w:t>12  Share</w:t>
+      </w:r>
+      <w:proofErr w:type="gramEnd"/>
+      <w:r>
+        <w:rPr>
+          <w:color w:val="4B5563"/>
+        </w:rPr>
+        <w:t xml:space="preserve"> options: share with all friends, share with a specific friend or group, or share via a timed link (expires in 1h, 4h, or 'until I arrive').</w:t>
       </w:r>
     </w:p>
     <w:p>
@@ -4625,7 +6199,22 @@
         <w:rPr>
           <w:color w:val="4B5563"/>
         </w:rPr>
-        <w:t>FR-8.13  When location sharing is active, a persistent status bar is shown at the top of the app indicating who can see your location and a one-tap 'Stop Sharing' button.</w:t>
+        <w:lastRenderedPageBreak/>
+        <w:t>FR-8.</w:t>
+      </w:r>
+      <w:proofErr w:type="gramStart"/>
+      <w:r>
+        <w:rPr>
+          <w:color w:val="4B5563"/>
+        </w:rPr>
+        <w:t>13  When</w:t>
+      </w:r>
+      <w:proofErr w:type="gramEnd"/>
+      <w:r>
+        <w:rPr>
+          <w:color w:val="4B5563"/>
+        </w:rPr>
+        <w:t xml:space="preserve"> location sharing is active, a persistent status bar is shown at the top of the app indicating who can see your location and a one-tap 'Stop Sharing' button.</w:t>
       </w:r>
     </w:p>
     <w:p>
@@ -4641,7 +6230,21 @@
         <w:rPr>
           <w:color w:val="4B5563"/>
         </w:rPr>
-        <w:t>FR-8.14  Friends who are sharing location appear as moving avatars on the map in real time (5-second update interval).</w:t>
+        <w:t>FR-8.</w:t>
+      </w:r>
+      <w:proofErr w:type="gramStart"/>
+      <w:r>
+        <w:rPr>
+          <w:color w:val="4B5563"/>
+        </w:rPr>
+        <w:t>14  Friends</w:t>
+      </w:r>
+      <w:proofErr w:type="gramEnd"/>
+      <w:r>
+        <w:rPr>
+          <w:color w:val="4B5563"/>
+        </w:rPr>
+        <w:t xml:space="preserve"> who are sharing location appear as moving avatars on the map in real time (5-second update interval).</w:t>
       </w:r>
     </w:p>
     <w:p>
@@ -4657,7 +6260,21 @@
         <w:rPr>
           <w:color w:val="4B5563"/>
         </w:rPr>
-        <w:t>FR-8.15  'Meet here?' feature: when two friends are both sharing location, Mapai suggests a midpoint venue that matches both users' preference profiles.</w:t>
+        <w:t>FR-8.</w:t>
+      </w:r>
+      <w:proofErr w:type="gramStart"/>
+      <w:r>
+        <w:rPr>
+          <w:color w:val="4B5563"/>
+        </w:rPr>
+        <w:t>15  '</w:t>
+      </w:r>
+      <w:proofErr w:type="gramEnd"/>
+      <w:r>
+        <w:rPr>
+          <w:color w:val="4B5563"/>
+        </w:rPr>
+        <w:t>Meet here?' feature: when two friends are both sharing location, Mapai suggests a midpoint venue that matches both users' preference profiles.</w:t>
       </w:r>
     </w:p>
     <w:p>
@@ -4673,7 +6290,21 @@
         <w:rPr>
           <w:color w:val="4B5563"/>
         </w:rPr>
-        <w:t>FR-8.16  Location data used for sharing is never stored server-side beyond a 60-second rolling buffer — no historical location tracking for social features.</w:t>
+        <w:t>FR-8.</w:t>
+      </w:r>
+      <w:proofErr w:type="gramStart"/>
+      <w:r>
+        <w:rPr>
+          <w:color w:val="4B5563"/>
+        </w:rPr>
+        <w:t>16  Location</w:t>
+      </w:r>
+      <w:proofErr w:type="gramEnd"/>
+      <w:r>
+        <w:rPr>
+          <w:color w:val="4B5563"/>
+        </w:rPr>
+        <w:t xml:space="preserve"> data used for sharing is never stored server-side beyond a 60-second rolling buffer — no historical location tracking for social features.</w:t>
       </w:r>
     </w:p>
     <w:p>
@@ -4707,7 +6338,21 @@
         <w:rPr>
           <w:color w:val="4B5563"/>
         </w:rPr>
-        <w:t>FR-8.17  'Plan together' mode: user can invite up to 9 friends to a shared map session where all participants can suggest, upvote, and discuss places in a shared chat thread.</w:t>
+        <w:t>FR-8.</w:t>
+      </w:r>
+      <w:proofErr w:type="gramStart"/>
+      <w:r>
+        <w:rPr>
+          <w:color w:val="4B5563"/>
+        </w:rPr>
+        <w:t>17  '</w:t>
+      </w:r>
+      <w:proofErr w:type="gramEnd"/>
+      <w:r>
+        <w:rPr>
+          <w:color w:val="4B5563"/>
+        </w:rPr>
+        <w:t>Plan together' mode: user can invite up to 9 friends to a shared map session where all participants can suggest, upvote, and discuss places in a shared chat thread.</w:t>
       </w:r>
     </w:p>
     <w:p>
@@ -4723,7 +6368,21 @@
         <w:rPr>
           <w:color w:val="4B5563"/>
         </w:rPr>
-        <w:t>FR-8.18  AI co-pilot in group planning mode considers all participants' preference profiles simultaneously to surface places that score well across the group.</w:t>
+        <w:t>FR-8.</w:t>
+      </w:r>
+      <w:proofErr w:type="gramStart"/>
+      <w:r>
+        <w:rPr>
+          <w:color w:val="4B5563"/>
+        </w:rPr>
+        <w:t>18  AI</w:t>
+      </w:r>
+      <w:proofErr w:type="gramEnd"/>
+      <w:r>
+        <w:rPr>
+          <w:color w:val="4B5563"/>
+        </w:rPr>
+        <w:t xml:space="preserve"> co-pilot in group planning mode considers all participants' preference profiles simultaneously to surface places that score well across the group.</w:t>
       </w:r>
     </w:p>
     <w:p>
@@ -4739,7 +6398,21 @@
         <w:rPr>
           <w:color w:val="4B5563"/>
         </w:rPr>
-        <w:t>FR-8.19  Group decision: a built-in poll lets friends vote on a shortlist; the winning place automatically populates the navigation and booking flow.</w:t>
+        <w:t>FR-8.</w:t>
+      </w:r>
+      <w:proofErr w:type="gramStart"/>
+      <w:r>
+        <w:rPr>
+          <w:color w:val="4B5563"/>
+        </w:rPr>
+        <w:t>19  Group</w:t>
+      </w:r>
+      <w:proofErr w:type="gramEnd"/>
+      <w:r>
+        <w:rPr>
+          <w:color w:val="4B5563"/>
+        </w:rPr>
+        <w:t xml:space="preserve"> decision: a built-in poll lets friends vote on a shortlist; the winning place automatically populates the navigation and booking flow.</w:t>
       </w:r>
     </w:p>
     <w:p>
@@ -4785,6 +6458,7 @@
         </w:pBdr>
       </w:pPr>
       <w:r>
+        <w:lastRenderedPageBreak/>
         <w:t>7. System Architecture</w:t>
       </w:r>
     </w:p>
@@ -4792,8 +6466,13 @@
       <w:pPr>
         <w:pStyle w:val="Heading2"/>
       </w:pPr>
-      <w:r>
-        <w:t>6.1  High-Level Architecture Overview</w:t>
+      <w:proofErr w:type="gramStart"/>
+      <w:r>
+        <w:t>6.1  High</w:t>
+      </w:r>
+      <w:proofErr w:type="gramEnd"/>
+      <w:r>
+        <w:t>-Level Architecture Overview</w:t>
       </w:r>
     </w:p>
     <w:p>
@@ -4804,7 +6483,6 @@
     <w:tbl>
       <w:tblPr>
         <w:tblW w:w="9360" w:type="dxa"/>
-        <w:tblInd w:w="-4" w:type="dxa"/>
         <w:tblBorders>
           <w:top w:val="single" w:sz="4" w:space="0" w:color="auto"/>
           <w:left w:val="single" w:sz="4" w:space="0" w:color="auto"/>
@@ -4817,7 +6495,7 @@
           <w:left w:w="10" w:type="dxa"/>
           <w:right w:w="10" w:type="dxa"/>
         </w:tblCellMar>
-        <w:tblLook w:val="04A0" w:firstRow="1" w:lastRow="0" w:firstColumn="1" w:lastColumn="0" w:noHBand="0" w:noVBand="1"/>
+        <w:tblLook w:val="0000" w:firstRow="0" w:lastRow="0" w:firstColumn="0" w:lastColumn="0" w:noHBand="0" w:noVBand="0"/>
       </w:tblPr>
       <w:tblGrid>
         <w:gridCol w:w="9360"/>
@@ -4918,7 +6596,25 @@
                 <w:sz w:val="21"/>
                 <w:szCs w:val="21"/>
               </w:rPr>
-              <w:t>Realtime:    WebSockets for chat interface; push via APNs / FCM</w:t>
+              <w:t xml:space="preserve">Realtime:    </w:t>
+            </w:r>
+            <w:proofErr w:type="spellStart"/>
+            <w:r>
+              <w:rPr>
+                <w:color w:val="4B5563"/>
+                <w:sz w:val="21"/>
+                <w:szCs w:val="21"/>
+              </w:rPr>
+              <w:t>WebSockets</w:t>
+            </w:r>
+            <w:proofErr w:type="spellEnd"/>
+            <w:r>
+              <w:rPr>
+                <w:color w:val="4B5563"/>
+                <w:sz w:val="21"/>
+                <w:szCs w:val="21"/>
+              </w:rPr>
+              <w:t xml:space="preserve"> for chat interface; push via APNs / FCM</w:t>
             </w:r>
           </w:p>
           <w:p>
@@ -4944,7 +6640,25 @@
                 <w:sz w:val="21"/>
                 <w:szCs w:val="21"/>
               </w:rPr>
-              <w:t>Auth:        Supabase Auth (OAuth + magic link)</w:t>
+              <w:t xml:space="preserve">Auth:        </w:t>
+            </w:r>
+            <w:proofErr w:type="spellStart"/>
+            <w:r>
+              <w:rPr>
+                <w:color w:val="4B5563"/>
+                <w:sz w:val="21"/>
+                <w:szCs w:val="21"/>
+              </w:rPr>
+              <w:t>Supabase</w:t>
+            </w:r>
+            <w:proofErr w:type="spellEnd"/>
+            <w:r>
+              <w:rPr>
+                <w:color w:val="4B5563"/>
+                <w:sz w:val="21"/>
+                <w:szCs w:val="21"/>
+              </w:rPr>
+              <w:t xml:space="preserve"> Auth (OAuth + magic link)</w:t>
             </w:r>
           </w:p>
         </w:tc>
@@ -4959,8 +6673,13 @@
       <w:pPr>
         <w:pStyle w:val="Heading2"/>
       </w:pPr>
-      <w:r>
-        <w:t>6.2  Core Services Breakdown</w:t>
+      <w:proofErr w:type="gramStart"/>
+      <w:r>
+        <w:t>6.2  Core</w:t>
+      </w:r>
+      <w:proofErr w:type="gramEnd"/>
+      <w:r>
+        <w:t xml:space="preserve"> Services Breakdown</w:t>
       </w:r>
     </w:p>
     <w:p>
@@ -4971,7 +6690,6 @@
     <w:tbl>
       <w:tblPr>
         <w:tblW w:w="9360" w:type="dxa"/>
-        <w:tblInd w:w="-4" w:type="dxa"/>
         <w:tblBorders>
           <w:top w:val="single" w:sz="4" w:space="0" w:color="auto"/>
           <w:left w:val="single" w:sz="4" w:space="0" w:color="auto"/>
@@ -4984,7 +6702,7 @@
           <w:left w:w="10" w:type="dxa"/>
           <w:right w:w="10" w:type="dxa"/>
         </w:tblCellMar>
-        <w:tblLook w:val="04A0" w:firstRow="1" w:lastRow="0" w:firstColumn="1" w:lastColumn="0" w:noHBand="0" w:noVBand="1"/>
+        <w:tblLook w:val="0000" w:firstRow="0" w:lastRow="0" w:firstColumn="0" w:lastColumn="0" w:noHBand="0" w:noVBand="0"/>
       </w:tblPr>
       <w:tblGrid>
         <w:gridCol w:w="4500"/>
@@ -5175,13 +6893,23 @@
             </w:tcMar>
           </w:tcPr>
           <w:p>
-            <w:r>
-              <w:rPr>
-                <w:color w:val="4B5563"/>
-                <w:sz w:val="21"/>
-                <w:szCs w:val="21"/>
-              </w:rPr>
-              <w:t>Supabase Auth — handles OAuth (Apple, Google), magic links, JWT issuance</w:t>
+            <w:proofErr w:type="spellStart"/>
+            <w:r>
+              <w:rPr>
+                <w:color w:val="4B5563"/>
+                <w:sz w:val="21"/>
+                <w:szCs w:val="21"/>
+              </w:rPr>
+              <w:t>Supabase</w:t>
+            </w:r>
+            <w:proofErr w:type="spellEnd"/>
+            <w:r>
+              <w:rPr>
+                <w:color w:val="4B5563"/>
+                <w:sz w:val="21"/>
+                <w:szCs w:val="21"/>
+              </w:rPr>
+              <w:t xml:space="preserve"> Auth — handles OAuth (Apple, Google), magic links, JWT issuance</w:t>
             </w:r>
           </w:p>
         </w:tc>
@@ -5309,7 +7037,25 @@
                 <w:sz w:val="21"/>
                 <w:szCs w:val="21"/>
               </w:rPr>
-              <w:t>Central LLM integration layer — constructs prompts from memory context, calls inference API, parses structured responses</w:t>
+              <w:t xml:space="preserve">Central LLM integration layer — constructs </w:t>
+            </w:r>
+            <w:proofErr w:type="gramStart"/>
+            <w:r>
+              <w:rPr>
+                <w:color w:val="4B5563"/>
+                <w:sz w:val="21"/>
+                <w:szCs w:val="21"/>
+              </w:rPr>
+              <w:t>prompts</w:t>
+            </w:r>
+            <w:proofErr w:type="gramEnd"/>
+            <w:r>
+              <w:rPr>
+                <w:color w:val="4B5563"/>
+                <w:sz w:val="21"/>
+                <w:szCs w:val="21"/>
+              </w:rPr>
+              <w:t xml:space="preserve"> from memory context, calls inference API, parses structured responses</w:t>
             </w:r>
           </w:p>
         </w:tc>
@@ -5565,7 +7311,16 @@
                 <w:sz w:val="21"/>
                 <w:szCs w:val="21"/>
               </w:rPr>
-              <w:t>Wraps Google Maps Directions API and Apple Maps SDK; integrates Uber and Lyft Estimate APIs; returns unified transport comparison object</w:t>
+              <w:t xml:space="preserve">Wraps Google Maps Directions API and Apple Maps SDK; integrates Uber and Lyft Estimate </w:t>
+            </w:r>
+            <w:r>
+              <w:rPr>
+                <w:color w:val="4B5563"/>
+                <w:sz w:val="21"/>
+                <w:szCs w:val="21"/>
+              </w:rPr>
+              <w:lastRenderedPageBreak/>
+              <w:t>APIs; returns unified transport comparison object</w:t>
             </w:r>
           </w:p>
         </w:tc>
@@ -5601,6 +7356,7 @@
                 <w:sz w:val="21"/>
                 <w:szCs w:val="21"/>
               </w:rPr>
+              <w:lastRenderedPageBreak/>
               <w:t>Survey Service</w:t>
             </w:r>
           </w:p>
@@ -5693,7 +7449,25 @@
                 <w:sz w:val="21"/>
                 <w:szCs w:val="21"/>
               </w:rPr>
-              <w:t>Orchestrates reservation and ride-dispatch flows; integrates OpenTable, Resy, Yelp Reservations, Uber Ride Request, and Lyft Ride Request APIs; manages booking state machine and cancellations</w:t>
+              <w:t xml:space="preserve">Orchestrates reservation and ride-dispatch flows; integrates OpenTable, </w:t>
+            </w:r>
+            <w:proofErr w:type="spellStart"/>
+            <w:r>
+              <w:rPr>
+                <w:color w:val="4B5563"/>
+                <w:sz w:val="21"/>
+                <w:szCs w:val="21"/>
+              </w:rPr>
+              <w:t>Resy</w:t>
+            </w:r>
+            <w:proofErr w:type="spellEnd"/>
+            <w:r>
+              <w:rPr>
+                <w:color w:val="4B5563"/>
+                <w:sz w:val="21"/>
+                <w:szCs w:val="21"/>
+              </w:rPr>
+              <w:t>, Yelp Reservations, Uber Ride Request, and Lyft Ride Request APIs; manages booking state machine and cancellations</w:t>
             </w:r>
           </w:p>
         </w:tc>
@@ -5964,16 +7738,26 @@
       <w:pPr>
         <w:pStyle w:val="Heading2"/>
       </w:pPr>
-      <w:r>
-        <w:t>6.3  AI &amp; LLM Architecture</w:t>
+      <w:proofErr w:type="gramStart"/>
+      <w:r>
+        <w:t>6.3  AI</w:t>
+      </w:r>
+      <w:proofErr w:type="gramEnd"/>
+      <w:r>
+        <w:t xml:space="preserve"> &amp; LLM Architecture</w:t>
       </w:r>
     </w:p>
     <w:p>
       <w:pPr>
         <w:pStyle w:val="Heading3"/>
       </w:pPr>
-      <w:r>
-        <w:t>6.3.1  Memory Architecture</w:t>
+      <w:proofErr w:type="gramStart"/>
+      <w:r>
+        <w:t>6.3.1  Memory</w:t>
+      </w:r>
+      <w:proofErr w:type="gramEnd"/>
+      <w:r>
+        <w:t xml:space="preserve"> Architecture</w:t>
       </w:r>
     </w:p>
     <w:p>
@@ -5984,7 +7768,21 @@
         <w:rPr>
           <w:color w:val="4B5563"/>
         </w:rPr>
-        <w:t>The user memory model has two layers: a structured facts layer (explicit, queryable) and a semantic embedding layer (fuzzy, used for similarity matching).</w:t>
+        <w:t xml:space="preserve">The user memory model has two layers: a structured facts layer (explicit, </w:t>
+      </w:r>
+      <w:proofErr w:type="spellStart"/>
+      <w:r>
+        <w:rPr>
+          <w:color w:val="4B5563"/>
+        </w:rPr>
+        <w:t>queryable</w:t>
+      </w:r>
+      <w:proofErr w:type="spellEnd"/>
+      <w:r>
+        <w:rPr>
+          <w:color w:val="4B5563"/>
+        </w:rPr>
+        <w:t>) and a semantic embedding layer (fuzzy, used for similarity matching).</w:t>
       </w:r>
     </w:p>
     <w:p>
@@ -6005,7 +7803,63 @@
         <w:rPr>
           <w:color w:val="4B5563"/>
         </w:rPr>
-        <w:t>Structured Facts Layer (PostgreSQL): stores discrete preference records — {user_id, dimension, value, confidence, created_at, last_updated, decay_weight}</w:t>
+        <w:t>Structured Facts Layer (PostgreSQL): stores discrete preference records — {</w:t>
+      </w:r>
+      <w:proofErr w:type="spellStart"/>
+      <w:r>
+        <w:rPr>
+          <w:color w:val="4B5563"/>
+        </w:rPr>
+        <w:t>user_id</w:t>
+      </w:r>
+      <w:proofErr w:type="spellEnd"/>
+      <w:r>
+        <w:rPr>
+          <w:color w:val="4B5563"/>
+        </w:rPr>
+        <w:t xml:space="preserve">, dimension, value, confidence, </w:t>
+      </w:r>
+      <w:proofErr w:type="spellStart"/>
+      <w:r>
+        <w:rPr>
+          <w:color w:val="4B5563"/>
+        </w:rPr>
+        <w:t>created_at</w:t>
+      </w:r>
+      <w:proofErr w:type="spellEnd"/>
+      <w:r>
+        <w:rPr>
+          <w:color w:val="4B5563"/>
+        </w:rPr>
+        <w:t xml:space="preserve">, </w:t>
+      </w:r>
+      <w:proofErr w:type="spellStart"/>
+      <w:r>
+        <w:rPr>
+          <w:color w:val="4B5563"/>
+        </w:rPr>
+        <w:t>last_updated</w:t>
+      </w:r>
+      <w:proofErr w:type="spellEnd"/>
+      <w:r>
+        <w:rPr>
+          <w:color w:val="4B5563"/>
+        </w:rPr>
+        <w:t xml:space="preserve">, </w:t>
+      </w:r>
+      <w:proofErr w:type="spellStart"/>
+      <w:r>
+        <w:rPr>
+          <w:color w:val="4B5563"/>
+        </w:rPr>
+        <w:t>decay_weight</w:t>
+      </w:r>
+      <w:proofErr w:type="spellEnd"/>
+      <w:r>
+        <w:rPr>
+          <w:color w:val="4B5563"/>
+        </w:rPr>
+        <w:t>}</w:t>
       </w:r>
     </w:p>
     <w:p>
@@ -6049,8 +7903,13 @@
       <w:pPr>
         <w:pStyle w:val="Heading3"/>
       </w:pPr>
-      <w:r>
-        <w:t>6.3.2  Prompt Architecture</w:t>
+      <w:proofErr w:type="gramStart"/>
+      <w:r>
+        <w:t>6.3.2  Prompt</w:t>
+      </w:r>
+      <w:proofErr w:type="gramEnd"/>
+      <w:r>
+        <w:t xml:space="preserve"> Architecture</w:t>
       </w:r>
     </w:p>
     <w:p>
@@ -6077,6 +7936,7 @@
         <w:rPr>
           <w:color w:val="4B5563"/>
         </w:rPr>
+        <w:lastRenderedPageBreak/>
         <w:t>System Persona: Defines Mapai's role and behavioral guardrails</w:t>
       </w:r>
     </w:p>
@@ -6162,8 +8022,13 @@
       <w:pPr>
         <w:pStyle w:val="Heading3"/>
       </w:pPr>
-      <w:r>
-        <w:t>6.3.3  Social Signal Pipeline</w:t>
+      <w:proofErr w:type="gramStart"/>
+      <w:r>
+        <w:t>6.3.3  Social</w:t>
+      </w:r>
+      <w:proofErr w:type="gramEnd"/>
+      <w:r>
+        <w:t xml:space="preserve"> Signal Pipeline</w:t>
       </w:r>
     </w:p>
     <w:p>
@@ -6186,8 +8051,13 @@
       <w:pPr>
         <w:pStyle w:val="Heading2"/>
       </w:pPr>
-      <w:r>
-        <w:t>6.4  Mobile Architecture</w:t>
+      <w:proofErr w:type="gramStart"/>
+      <w:r>
+        <w:t>6.4  Mobile</w:t>
+      </w:r>
+      <w:proofErr w:type="gramEnd"/>
+      <w:r>
+        <w:t xml:space="preserve"> Architecture</w:t>
       </w:r>
     </w:p>
     <w:p>
@@ -6211,7 +8081,6 @@
     <w:tbl>
       <w:tblPr>
         <w:tblW w:w="9360" w:type="dxa"/>
-        <w:tblInd w:w="-4" w:type="dxa"/>
         <w:tblBorders>
           <w:top w:val="single" w:sz="4" w:space="0" w:color="auto"/>
           <w:left w:val="single" w:sz="4" w:space="0" w:color="auto"/>
@@ -6224,7 +8093,7 @@
           <w:left w:w="10" w:type="dxa"/>
           <w:right w:w="10" w:type="dxa"/>
         </w:tblCellMar>
-        <w:tblLook w:val="04A0" w:firstRow="1" w:lastRow="0" w:firstColumn="1" w:lastColumn="0" w:noHBand="0" w:noVBand="1"/>
+        <w:tblLook w:val="0000" w:firstRow="0" w:lastRow="0" w:firstColumn="0" w:lastColumn="0" w:noHBand="0" w:noVBand="0"/>
       </w:tblPr>
       <w:tblGrid>
         <w:gridCol w:w="4500"/>
@@ -6421,7 +8290,25 @@
                 <w:sz w:val="21"/>
                 <w:szCs w:val="21"/>
               </w:rPr>
-              <w:t>React Native Maps (MapKit on iOS, Google Maps SDK on Android) — custom tile layer for personalized pin rendering</w:t>
+              <w:t>React Native Maps (</w:t>
+            </w:r>
+            <w:proofErr w:type="spellStart"/>
+            <w:r>
+              <w:rPr>
+                <w:color w:val="4B5563"/>
+                <w:sz w:val="21"/>
+                <w:szCs w:val="21"/>
+              </w:rPr>
+              <w:t>MapKit</w:t>
+            </w:r>
+            <w:proofErr w:type="spellEnd"/>
+            <w:r>
+              <w:rPr>
+                <w:color w:val="4B5563"/>
+                <w:sz w:val="21"/>
+                <w:szCs w:val="21"/>
+              </w:rPr>
+              <w:t xml:space="preserve"> on iOS, Google Maps SDK on Android) — custom tile layer for personalized pin rendering</w:t>
             </w:r>
           </w:p>
         </w:tc>
@@ -6479,13 +8366,23 @@
             </w:tcMar>
           </w:tcPr>
           <w:p>
-            <w:r>
-              <w:rPr>
-                <w:color w:val="4B5563"/>
-                <w:sz w:val="21"/>
-                <w:szCs w:val="21"/>
-              </w:rPr>
-              <w:t>Zustand for global UI state; React Query for server state and caching</w:t>
+            <w:proofErr w:type="spellStart"/>
+            <w:r>
+              <w:rPr>
+                <w:color w:val="4B5563"/>
+                <w:sz w:val="21"/>
+                <w:szCs w:val="21"/>
+              </w:rPr>
+              <w:t>Zustand</w:t>
+            </w:r>
+            <w:proofErr w:type="spellEnd"/>
+            <w:r>
+              <w:rPr>
+                <w:color w:val="4B5563"/>
+                <w:sz w:val="21"/>
+                <w:szCs w:val="21"/>
+              </w:rPr>
+              <w:t xml:space="preserve"> for global UI state; React Query for server state and caching</w:t>
             </w:r>
           </w:p>
         </w:tc>
@@ -6613,8 +8510,18 @@
                 <w:sz w:val="21"/>
                 <w:szCs w:val="21"/>
               </w:rPr>
-              <w:t>Expo Location with foreground + background modes; Geofencing via expo-location TaskManager</w:t>
-            </w:r>
+              <w:t xml:space="preserve">Expo Location with foreground + background modes; Geofencing via expo-location </w:t>
+            </w:r>
+            <w:proofErr w:type="spellStart"/>
+            <w:r>
+              <w:rPr>
+                <w:color w:val="4B5563"/>
+                <w:sz w:val="21"/>
+                <w:szCs w:val="21"/>
+              </w:rPr>
+              <w:t>TaskManager</w:t>
+            </w:r>
+            <w:proofErr w:type="spellEnd"/>
           </w:p>
         </w:tc>
       </w:tr>
@@ -6713,6 +8620,7 @@
                 <w:sz w:val="21"/>
                 <w:szCs w:val="21"/>
               </w:rPr>
+              <w:lastRenderedPageBreak/>
               <w:t>Offline Support</w:t>
             </w:r>
           </w:p>
@@ -6741,7 +8649,25 @@
                 <w:sz w:val="21"/>
                 <w:szCs w:val="21"/>
               </w:rPr>
-              <w:t>SQLite via expo-sqlite for caching last-known places and conversations; sync on reconnect</w:t>
+              <w:t>SQLite via expo-</w:t>
+            </w:r>
+            <w:proofErr w:type="spellStart"/>
+            <w:r>
+              <w:rPr>
+                <w:color w:val="4B5563"/>
+                <w:sz w:val="21"/>
+                <w:szCs w:val="21"/>
+              </w:rPr>
+              <w:t>sqlite</w:t>
+            </w:r>
+            <w:proofErr w:type="spellEnd"/>
+            <w:r>
+              <w:rPr>
+                <w:color w:val="4B5563"/>
+                <w:sz w:val="21"/>
+                <w:szCs w:val="21"/>
+              </w:rPr>
+              <w:t xml:space="preserve"> for caching last-known places and conversations; sync on reconnect</w:t>
             </w:r>
           </w:p>
         </w:tc>
@@ -6820,8 +8746,13 @@
       <w:pPr>
         <w:pStyle w:val="Heading2"/>
       </w:pPr>
-      <w:r>
-        <w:t>6.5  Data Flow: End-to-End Discovery Request</w:t>
+      <w:proofErr w:type="gramStart"/>
+      <w:r>
+        <w:t>6.5  Data</w:t>
+      </w:r>
+      <w:proofErr w:type="gramEnd"/>
+      <w:r>
+        <w:t xml:space="preserve"> Flow: End-to-End Discovery Request</w:t>
       </w:r>
     </w:p>
     <w:p>
@@ -6906,7 +8837,21 @@
         <w:rPr>
           <w:color w:val="4B5563"/>
         </w:rPr>
-        <w:t>LLM returns structured JSON: {intent: 'discovery', filters: {category: 'cafe', max_price: 8, ambiance: 'quiet'}, reasoning: '...'}</w:t>
+        <w:t xml:space="preserve">LLM returns structured JSON: {intent: 'discovery', filters: {category: 'cafe', </w:t>
+      </w:r>
+      <w:proofErr w:type="spellStart"/>
+      <w:r>
+        <w:rPr>
+          <w:color w:val="4B5563"/>
+        </w:rPr>
+        <w:t>max_price</w:t>
+      </w:r>
+      <w:proofErr w:type="spellEnd"/>
+      <w:r>
+        <w:rPr>
+          <w:color w:val="4B5563"/>
+        </w:rPr>
+        <w:t>: 8, ambiance: 'quiet'}, reasoning: '...'}</w:t>
       </w:r>
     </w:p>
     <w:p>
@@ -7007,6 +8952,7 @@
         </w:pBdr>
       </w:pPr>
       <w:r>
+        <w:lastRenderedPageBreak/>
         <w:t>8. API Design</w:t>
       </w:r>
     </w:p>
@@ -7014,8 +8960,13 @@
       <w:pPr>
         <w:pStyle w:val="Heading2"/>
       </w:pPr>
-      <w:r>
-        <w:t>7.1  API Conventions</w:t>
+      <w:proofErr w:type="gramStart"/>
+      <w:r>
+        <w:t>7.1  API</w:t>
+      </w:r>
+      <w:proofErr w:type="gramEnd"/>
+      <w:r>
+        <w:t xml:space="preserve"> Conventions</w:t>
       </w:r>
     </w:p>
     <w:p>
@@ -7095,7 +9046,21 @@
         <w:rPr>
           <w:color w:val="4B5563"/>
         </w:rPr>
-        <w:t>All responses include: {data, meta: {request_id, timestamp}, error?}</w:t>
+        <w:t>All responses include: {data, meta: {</w:t>
+      </w:r>
+      <w:proofErr w:type="spellStart"/>
+      <w:r>
+        <w:rPr>
+          <w:color w:val="4B5563"/>
+        </w:rPr>
+        <w:t>request_id</w:t>
+      </w:r>
+      <w:proofErr w:type="spellEnd"/>
+      <w:r>
+        <w:rPr>
+          <w:color w:val="4B5563"/>
+        </w:rPr>
+        <w:t>, timestamp}, error?}</w:t>
       </w:r>
     </w:p>
     <w:p>
@@ -7123,8 +9088,13 @@
       <w:pPr>
         <w:pStyle w:val="Heading2"/>
       </w:pPr>
-      <w:r>
-        <w:t>7.2  Core API Endpoints</w:t>
+      <w:proofErr w:type="gramStart"/>
+      <w:r>
+        <w:t>7.2  Core</w:t>
+      </w:r>
+      <w:proofErr w:type="gramEnd"/>
+      <w:r>
+        <w:t xml:space="preserve"> API Endpoints</w:t>
       </w:r>
     </w:p>
     <w:p>
@@ -7135,7 +9105,6 @@
     <w:tbl>
       <w:tblPr>
         <w:tblW w:w="9360" w:type="dxa"/>
-        <w:tblInd w:w="-4" w:type="dxa"/>
         <w:tblBorders>
           <w:top w:val="single" w:sz="4" w:space="0" w:color="auto"/>
           <w:left w:val="single" w:sz="4" w:space="0" w:color="auto"/>
@@ -7148,7 +9117,7 @@
           <w:left w:w="10" w:type="dxa"/>
           <w:right w:w="10" w:type="dxa"/>
         </w:tblCellMar>
-        <w:tblLook w:val="04A0" w:firstRow="1" w:lastRow="0" w:firstColumn="1" w:lastColumn="0" w:noHBand="0" w:noVBand="1"/>
+        <w:tblLook w:val="0000" w:firstRow="0" w:lastRow="0" w:firstColumn="0" w:lastColumn="0" w:noHBand="0" w:noVBand="0"/>
       </w:tblPr>
       <w:tblGrid>
         <w:gridCol w:w="3000"/>
@@ -7334,14 +9303,80 @@
             </w:tcMar>
           </w:tcPr>
           <w:p>
-            <w:r>
-              <w:rPr>
-                <w:color w:val="4B5563"/>
-                <w:sz w:val="21"/>
-                <w:szCs w:val="21"/>
-              </w:rPr>
-              <w:t>{ message: string, session_id?: string, location: LatLng }</w:t>
-            </w:r>
+            <w:proofErr w:type="gramStart"/>
+            <w:r>
+              <w:rPr>
+                <w:color w:val="4B5563"/>
+                <w:sz w:val="21"/>
+                <w:szCs w:val="21"/>
+              </w:rPr>
+              <w:t>{ message</w:t>
+            </w:r>
+            <w:proofErr w:type="gramEnd"/>
+            <w:r>
+              <w:rPr>
+                <w:color w:val="4B5563"/>
+                <w:sz w:val="21"/>
+                <w:szCs w:val="21"/>
+              </w:rPr>
+              <w:t xml:space="preserve">: string, </w:t>
+            </w:r>
+            <w:proofErr w:type="spellStart"/>
+            <w:r>
+              <w:rPr>
+                <w:color w:val="4B5563"/>
+                <w:sz w:val="21"/>
+                <w:szCs w:val="21"/>
+              </w:rPr>
+              <w:t>session_</w:t>
+            </w:r>
+            <w:proofErr w:type="gramStart"/>
+            <w:r>
+              <w:rPr>
+                <w:color w:val="4B5563"/>
+                <w:sz w:val="21"/>
+                <w:szCs w:val="21"/>
+              </w:rPr>
+              <w:t>id</w:t>
+            </w:r>
+            <w:proofErr w:type="spellEnd"/>
+            <w:r>
+              <w:rPr>
+                <w:color w:val="4B5563"/>
+                <w:sz w:val="21"/>
+                <w:szCs w:val="21"/>
+              </w:rPr>
+              <w:t>?:</w:t>
+            </w:r>
+            <w:proofErr w:type="gramEnd"/>
+            <w:r>
+              <w:rPr>
+                <w:color w:val="4B5563"/>
+                <w:sz w:val="21"/>
+                <w:szCs w:val="21"/>
+              </w:rPr>
+              <w:t xml:space="preserve"> string, location: </w:t>
+            </w:r>
+            <w:proofErr w:type="spellStart"/>
+            <w:proofErr w:type="gramStart"/>
+            <w:r>
+              <w:rPr>
+                <w:color w:val="4B5563"/>
+                <w:sz w:val="21"/>
+                <w:szCs w:val="21"/>
+              </w:rPr>
+              <w:t>LatLng</w:t>
+            </w:r>
+            <w:proofErr w:type="spellEnd"/>
+            <w:r>
+              <w:rPr>
+                <w:color w:val="4B5563"/>
+                <w:sz w:val="21"/>
+                <w:szCs w:val="21"/>
+              </w:rPr>
+              <w:t xml:space="preserve"> }</w:t>
+            </w:r>
+            <w:proofErr w:type="gramEnd"/>
           </w:p>
         </w:tc>
       </w:tr>
@@ -7702,14 +9737,52 @@
             </w:tcMar>
           </w:tcPr>
           <w:p>
-            <w:r>
-              <w:rPr>
-                <w:color w:val="4B5563"/>
-                <w:sz w:val="21"/>
-                <w:szCs w:val="21"/>
-              </w:rPr>
-              <w:t>{ place_ids: string[] }</w:t>
-            </w:r>
+            <w:proofErr w:type="gramStart"/>
+            <w:r>
+              <w:rPr>
+                <w:color w:val="4B5563"/>
+                <w:sz w:val="21"/>
+                <w:szCs w:val="21"/>
+              </w:rPr>
+              <w:t xml:space="preserve">{ </w:t>
+            </w:r>
+            <w:proofErr w:type="spellStart"/>
+            <w:r>
+              <w:rPr>
+                <w:color w:val="4B5563"/>
+                <w:sz w:val="21"/>
+                <w:szCs w:val="21"/>
+              </w:rPr>
+              <w:t>place</w:t>
+            </w:r>
+            <w:proofErr w:type="gramEnd"/>
+            <w:r>
+              <w:rPr>
+                <w:color w:val="4B5563"/>
+                <w:sz w:val="21"/>
+                <w:szCs w:val="21"/>
+              </w:rPr>
+              <w:t>_ids</w:t>
+            </w:r>
+            <w:proofErr w:type="spellEnd"/>
+            <w:r>
+              <w:rPr>
+                <w:color w:val="4B5563"/>
+                <w:sz w:val="21"/>
+                <w:szCs w:val="21"/>
+              </w:rPr>
+              <w:t xml:space="preserve">: </w:t>
+            </w:r>
+            <w:proofErr w:type="gramStart"/>
+            <w:r>
+              <w:rPr>
+                <w:color w:val="4B5563"/>
+                <w:sz w:val="21"/>
+                <w:szCs w:val="21"/>
+              </w:rPr>
+              <w:t>string[] }</w:t>
+            </w:r>
+            <w:proofErr w:type="gramEnd"/>
           </w:p>
         </w:tc>
       </w:tr>
@@ -7794,14 +9867,62 @@
             </w:tcMar>
           </w:tcPr>
           <w:p>
-            <w:r>
-              <w:rPr>
-                <w:color w:val="4B5563"/>
-                <w:sz w:val="21"/>
-                <w:szCs w:val="21"/>
-              </w:rPr>
-              <w:t>{ origin: LatLng, destination: LatLng }</w:t>
-            </w:r>
+            <w:proofErr w:type="gramStart"/>
+            <w:r>
+              <w:rPr>
+                <w:color w:val="4B5563"/>
+                <w:sz w:val="21"/>
+                <w:szCs w:val="21"/>
+              </w:rPr>
+              <w:t>{ origin</w:t>
+            </w:r>
+            <w:proofErr w:type="gramEnd"/>
+            <w:r>
+              <w:rPr>
+                <w:color w:val="4B5563"/>
+                <w:sz w:val="21"/>
+                <w:szCs w:val="21"/>
+              </w:rPr>
+              <w:t xml:space="preserve">: </w:t>
+            </w:r>
+            <w:proofErr w:type="spellStart"/>
+            <w:r>
+              <w:rPr>
+                <w:color w:val="4B5563"/>
+                <w:sz w:val="21"/>
+                <w:szCs w:val="21"/>
+              </w:rPr>
+              <w:t>LatLng</w:t>
+            </w:r>
+            <w:proofErr w:type="spellEnd"/>
+            <w:r>
+              <w:rPr>
+                <w:color w:val="4B5563"/>
+                <w:sz w:val="21"/>
+                <w:szCs w:val="21"/>
+              </w:rPr>
+              <w:t xml:space="preserve">, destination: </w:t>
+            </w:r>
+            <w:proofErr w:type="spellStart"/>
+            <w:proofErr w:type="gramStart"/>
+            <w:r>
+              <w:rPr>
+                <w:color w:val="4B5563"/>
+                <w:sz w:val="21"/>
+                <w:szCs w:val="21"/>
+              </w:rPr>
+              <w:t>LatLng</w:t>
+            </w:r>
+            <w:proofErr w:type="spellEnd"/>
+            <w:r>
+              <w:rPr>
+                <w:color w:val="4B5563"/>
+                <w:sz w:val="21"/>
+                <w:szCs w:val="21"/>
+              </w:rPr>
+              <w:t xml:space="preserve"> }</w:t>
+            </w:r>
+            <w:proofErr w:type="gramEnd"/>
           </w:p>
         </w:tc>
       </w:tr>
@@ -7928,8 +10049,19 @@
                 <w:sz w:val="21"/>
                 <w:szCs w:val="21"/>
               </w:rPr>
-              <w:t>PATCH /user/memory/:dimension</w:t>
-            </w:r>
+              <w:lastRenderedPageBreak/>
+              <w:t>PATCH /user/memory</w:t>
+            </w:r>
+            <w:proofErr w:type="gramStart"/>
+            <w:r>
+              <w:rPr>
+                <w:color w:val="4B5563"/>
+                <w:sz w:val="21"/>
+                <w:szCs w:val="21"/>
+              </w:rPr>
+              <w:t>/:dimension</w:t>
+            </w:r>
+            <w:proofErr w:type="gramEnd"/>
           </w:p>
         </w:tc>
         <w:tc>
@@ -7978,13 +10110,23 @@
             </w:tcMar>
           </w:tcPr>
           <w:p>
-            <w:r>
-              <w:rPr>
-                <w:color w:val="4B5563"/>
-                <w:sz w:val="21"/>
-                <w:szCs w:val="21"/>
-              </w:rPr>
-              <w:t>{ value, confidence? }</w:t>
+            <w:proofErr w:type="gramStart"/>
+            <w:r>
+              <w:rPr>
+                <w:color w:val="4B5563"/>
+                <w:sz w:val="21"/>
+                <w:szCs w:val="21"/>
+              </w:rPr>
+              <w:t>{ value</w:t>
+            </w:r>
+            <w:proofErr w:type="gramEnd"/>
+            <w:r>
+              <w:rPr>
+                <w:color w:val="4B5563"/>
+                <w:sz w:val="21"/>
+                <w:szCs w:val="21"/>
+              </w:rPr>
+              <w:t>, confidence? }</w:t>
             </w:r>
           </w:p>
         </w:tc>
@@ -8070,14 +10212,88 @@
             </w:tcMar>
           </w:tcPr>
           <w:p>
-            <w:r>
-              <w:rPr>
-                <w:color w:val="4B5563"/>
-                <w:sz w:val="21"/>
-                <w:szCs w:val="21"/>
-              </w:rPr>
-              <w:t>{ place_id, visit_id, responses: [{question_id, answer}] }</w:t>
-            </w:r>
+            <w:proofErr w:type="gramStart"/>
+            <w:r>
+              <w:rPr>
+                <w:color w:val="4B5563"/>
+                <w:sz w:val="21"/>
+                <w:szCs w:val="21"/>
+              </w:rPr>
+              <w:t xml:space="preserve">{ </w:t>
+            </w:r>
+            <w:proofErr w:type="spellStart"/>
+            <w:r>
+              <w:rPr>
+                <w:color w:val="4B5563"/>
+                <w:sz w:val="21"/>
+                <w:szCs w:val="21"/>
+              </w:rPr>
+              <w:t>place</w:t>
+            </w:r>
+            <w:proofErr w:type="gramEnd"/>
+            <w:r>
+              <w:rPr>
+                <w:color w:val="4B5563"/>
+                <w:sz w:val="21"/>
+                <w:szCs w:val="21"/>
+              </w:rPr>
+              <w:t>_id</w:t>
+            </w:r>
+            <w:proofErr w:type="spellEnd"/>
+            <w:r>
+              <w:rPr>
+                <w:color w:val="4B5563"/>
+                <w:sz w:val="21"/>
+                <w:szCs w:val="21"/>
+              </w:rPr>
+              <w:t xml:space="preserve">, </w:t>
+            </w:r>
+            <w:proofErr w:type="spellStart"/>
+            <w:r>
+              <w:rPr>
+                <w:color w:val="4B5563"/>
+                <w:sz w:val="21"/>
+                <w:szCs w:val="21"/>
+              </w:rPr>
+              <w:t>visit_id</w:t>
+            </w:r>
+            <w:proofErr w:type="spellEnd"/>
+            <w:r>
+              <w:rPr>
+                <w:color w:val="4B5563"/>
+                <w:sz w:val="21"/>
+                <w:szCs w:val="21"/>
+              </w:rPr>
+              <w:t>, responses: [{</w:t>
+            </w:r>
+            <w:proofErr w:type="spellStart"/>
+            <w:r>
+              <w:rPr>
+                <w:color w:val="4B5563"/>
+                <w:sz w:val="21"/>
+                <w:szCs w:val="21"/>
+              </w:rPr>
+              <w:t>question_id</w:t>
+            </w:r>
+            <w:proofErr w:type="spellEnd"/>
+            <w:r>
+              <w:rPr>
+                <w:color w:val="4B5563"/>
+                <w:sz w:val="21"/>
+                <w:szCs w:val="21"/>
+              </w:rPr>
+              <w:t>, answer}</w:t>
+            </w:r>
+            <w:proofErr w:type="gramStart"/>
+            <w:r>
+              <w:rPr>
+                <w:color w:val="4B5563"/>
+                <w:sz w:val="21"/>
+                <w:szCs w:val="21"/>
+              </w:rPr>
+              <w:t>] }</w:t>
+            </w:r>
+            <w:proofErr w:type="gramEnd"/>
           </w:p>
         </w:tc>
       </w:tr>
@@ -8168,8 +10384,18 @@
                 <w:sz w:val="21"/>
                 <w:szCs w:val="21"/>
               </w:rPr>
-              <w:t>location: LatLng</w:t>
-            </w:r>
+              <w:t xml:space="preserve">location: </w:t>
+            </w:r>
+            <w:proofErr w:type="spellStart"/>
+            <w:r>
+              <w:rPr>
+                <w:color w:val="4B5563"/>
+                <w:sz w:val="21"/>
+                <w:szCs w:val="21"/>
+              </w:rPr>
+              <w:t>LatLng</w:t>
+            </w:r>
+            <w:proofErr w:type="spellEnd"/>
           </w:p>
         </w:tc>
       </w:tr>
@@ -8254,14 +10480,70 @@
             </w:tcMar>
           </w:tcPr>
           <w:p>
-            <w:r>
-              <w:rPr>
-                <w:color w:val="4B5563"/>
-                <w:sz w:val="21"/>
-                <w:szCs w:val="21"/>
-              </w:rPr>
-              <w:t>{ place_id, datetime, party_size }</w:t>
-            </w:r>
+            <w:proofErr w:type="gramStart"/>
+            <w:r>
+              <w:rPr>
+                <w:color w:val="4B5563"/>
+                <w:sz w:val="21"/>
+                <w:szCs w:val="21"/>
+              </w:rPr>
+              <w:t xml:space="preserve">{ </w:t>
+            </w:r>
+            <w:proofErr w:type="spellStart"/>
+            <w:r>
+              <w:rPr>
+                <w:color w:val="4B5563"/>
+                <w:sz w:val="21"/>
+                <w:szCs w:val="21"/>
+              </w:rPr>
+              <w:t>place</w:t>
+            </w:r>
+            <w:proofErr w:type="gramEnd"/>
+            <w:r>
+              <w:rPr>
+                <w:color w:val="4B5563"/>
+                <w:sz w:val="21"/>
+                <w:szCs w:val="21"/>
+              </w:rPr>
+              <w:t>_id</w:t>
+            </w:r>
+            <w:proofErr w:type="spellEnd"/>
+            <w:r>
+              <w:rPr>
+                <w:color w:val="4B5563"/>
+                <w:sz w:val="21"/>
+                <w:szCs w:val="21"/>
+              </w:rPr>
+              <w:t xml:space="preserve">, datetime, </w:t>
+            </w:r>
+            <w:proofErr w:type="spellStart"/>
+            <w:r>
+              <w:rPr>
+                <w:color w:val="4B5563"/>
+                <w:sz w:val="21"/>
+                <w:szCs w:val="21"/>
+              </w:rPr>
+              <w:t>party_</w:t>
+            </w:r>
+            <w:proofErr w:type="gramStart"/>
+            <w:r>
+              <w:rPr>
+                <w:color w:val="4B5563"/>
+                <w:sz w:val="21"/>
+                <w:szCs w:val="21"/>
+              </w:rPr>
+              <w:t>size</w:t>
+            </w:r>
+            <w:proofErr w:type="spellEnd"/>
+            <w:r>
+              <w:rPr>
+                <w:color w:val="4B5563"/>
+                <w:sz w:val="21"/>
+                <w:szCs w:val="21"/>
+              </w:rPr>
+              <w:t xml:space="preserve"> }</w:t>
+            </w:r>
+            <w:proofErr w:type="gramEnd"/>
           </w:p>
         </w:tc>
       </w:tr>
@@ -8346,13 +10628,77 @@
             </w:tcMar>
           </w:tcPr>
           <w:p>
-            <w:r>
-              <w:rPr>
-                <w:color w:val="4B5563"/>
-                <w:sz w:val="21"/>
-                <w:szCs w:val="21"/>
-              </w:rPr>
-              <w:t>{ place_id, datetime, party_size, special_requests? }</w:t>
+            <w:proofErr w:type="gramStart"/>
+            <w:r>
+              <w:rPr>
+                <w:color w:val="4B5563"/>
+                <w:sz w:val="21"/>
+                <w:szCs w:val="21"/>
+              </w:rPr>
+              <w:t xml:space="preserve">{ </w:t>
+            </w:r>
+            <w:proofErr w:type="spellStart"/>
+            <w:r>
+              <w:rPr>
+                <w:color w:val="4B5563"/>
+                <w:sz w:val="21"/>
+                <w:szCs w:val="21"/>
+              </w:rPr>
+              <w:t>place</w:t>
+            </w:r>
+            <w:proofErr w:type="gramEnd"/>
+            <w:r>
+              <w:rPr>
+                <w:color w:val="4B5563"/>
+                <w:sz w:val="21"/>
+                <w:szCs w:val="21"/>
+              </w:rPr>
+              <w:t>_id</w:t>
+            </w:r>
+            <w:proofErr w:type="spellEnd"/>
+            <w:r>
+              <w:rPr>
+                <w:color w:val="4B5563"/>
+                <w:sz w:val="21"/>
+                <w:szCs w:val="21"/>
+              </w:rPr>
+              <w:t xml:space="preserve">, datetime, </w:t>
+            </w:r>
+            <w:proofErr w:type="spellStart"/>
+            <w:r>
+              <w:rPr>
+                <w:color w:val="4B5563"/>
+                <w:sz w:val="21"/>
+                <w:szCs w:val="21"/>
+              </w:rPr>
+              <w:t>party_size</w:t>
+            </w:r>
+            <w:proofErr w:type="spellEnd"/>
+            <w:r>
+              <w:rPr>
+                <w:color w:val="4B5563"/>
+                <w:sz w:val="21"/>
+                <w:szCs w:val="21"/>
+              </w:rPr>
+              <w:t xml:space="preserve">, </w:t>
+            </w:r>
+            <w:proofErr w:type="spellStart"/>
+            <w:r>
+              <w:rPr>
+                <w:color w:val="4B5563"/>
+                <w:sz w:val="21"/>
+                <w:szCs w:val="21"/>
+              </w:rPr>
+              <w:t>special_requests</w:t>
+            </w:r>
+            <w:proofErr w:type="spellEnd"/>
+            <w:r>
+              <w:rPr>
+                <w:color w:val="4B5563"/>
+                <w:sz w:val="21"/>
+                <w:szCs w:val="21"/>
+              </w:rPr>
+              <w:t>? }</w:t>
             </w:r>
           </w:p>
         </w:tc>
@@ -8438,14 +10784,106 @@
             </w:tcMar>
           </w:tcPr>
           <w:p>
-            <w:r>
-              <w:rPr>
-                <w:color w:val="4B5563"/>
-                <w:sz w:val="21"/>
-                <w:szCs w:val="21"/>
-              </w:rPr>
-              <w:t>{ provider: 'uber'|'lyft', origin: LatLng, destination: LatLng, product_id }</w:t>
-            </w:r>
+            <w:proofErr w:type="gramStart"/>
+            <w:r>
+              <w:rPr>
+                <w:color w:val="4B5563"/>
+                <w:sz w:val="21"/>
+                <w:szCs w:val="21"/>
+              </w:rPr>
+              <w:t>{ provider</w:t>
+            </w:r>
+            <w:proofErr w:type="gramEnd"/>
+            <w:r>
+              <w:rPr>
+                <w:color w:val="4B5563"/>
+                <w:sz w:val="21"/>
+                <w:szCs w:val="21"/>
+              </w:rPr>
+              <w:t>: 'uber'|'</w:t>
+            </w:r>
+            <w:proofErr w:type="spellStart"/>
+            <w:r>
+              <w:rPr>
+                <w:color w:val="4B5563"/>
+                <w:sz w:val="21"/>
+                <w:szCs w:val="21"/>
+              </w:rPr>
+              <w:t>lyft</w:t>
+            </w:r>
+            <w:proofErr w:type="spellEnd"/>
+            <w:r>
+              <w:rPr>
+                <w:color w:val="4B5563"/>
+                <w:sz w:val="21"/>
+                <w:szCs w:val="21"/>
+              </w:rPr>
+              <w:t xml:space="preserve">', origin: </w:t>
+            </w:r>
+            <w:proofErr w:type="spellStart"/>
+            <w:r>
+              <w:rPr>
+                <w:color w:val="4B5563"/>
+                <w:sz w:val="21"/>
+                <w:szCs w:val="21"/>
+              </w:rPr>
+              <w:t>LatLng</w:t>
+            </w:r>
+            <w:proofErr w:type="spellEnd"/>
+            <w:r>
+              <w:rPr>
+                <w:color w:val="4B5563"/>
+                <w:sz w:val="21"/>
+                <w:szCs w:val="21"/>
+              </w:rPr>
+              <w:t xml:space="preserve">, destination: </w:t>
+            </w:r>
+            <w:proofErr w:type="spellStart"/>
+            <w:r>
+              <w:rPr>
+                <w:color w:val="4B5563"/>
+                <w:sz w:val="21"/>
+                <w:szCs w:val="21"/>
+              </w:rPr>
+              <w:t>LatLng</w:t>
+            </w:r>
+            <w:proofErr w:type="spellEnd"/>
+            <w:r>
+              <w:rPr>
+                <w:color w:val="4B5563"/>
+                <w:sz w:val="21"/>
+                <w:szCs w:val="21"/>
+              </w:rPr>
+              <w:t xml:space="preserve">, </w:t>
+            </w:r>
+            <w:proofErr w:type="spellStart"/>
+            <w:r>
+              <w:rPr>
+                <w:color w:val="4B5563"/>
+                <w:sz w:val="21"/>
+                <w:szCs w:val="21"/>
+              </w:rPr>
+              <w:t>product_</w:t>
+            </w:r>
+            <w:proofErr w:type="gramStart"/>
+            <w:r>
+              <w:rPr>
+                <w:color w:val="4B5563"/>
+                <w:sz w:val="21"/>
+                <w:szCs w:val="21"/>
+              </w:rPr>
+              <w:t>id</w:t>
+            </w:r>
+            <w:proofErr w:type="spellEnd"/>
+            <w:r>
+              <w:rPr>
+                <w:color w:val="4B5563"/>
+                <w:sz w:val="21"/>
+                <w:szCs w:val="21"/>
+              </w:rPr>
+              <w:t xml:space="preserve"> }</w:t>
+            </w:r>
+            <w:proofErr w:type="gramEnd"/>
           </w:p>
         </w:tc>
       </w:tr>
@@ -8508,7 +10946,25 @@
                 <w:sz w:val="21"/>
                 <w:szCs w:val="21"/>
               </w:rPr>
-              <w:t>Poll ride dispatch status (driver matching, ETA, etc).</w:t>
+              <w:t xml:space="preserve">Poll ride dispatch status (driver matching, ETA, </w:t>
+            </w:r>
+            <w:proofErr w:type="spellStart"/>
+            <w:r>
+              <w:rPr>
+                <w:color w:val="4B5563"/>
+                <w:sz w:val="21"/>
+                <w:szCs w:val="21"/>
+              </w:rPr>
+              <w:t>etc</w:t>
+            </w:r>
+            <w:proofErr w:type="spellEnd"/>
+            <w:r>
+              <w:rPr>
+                <w:color w:val="4B5563"/>
+                <w:sz w:val="21"/>
+                <w:szCs w:val="21"/>
+              </w:rPr>
+              <w:t>).</w:t>
             </w:r>
           </w:p>
         </w:tc>
@@ -8898,14 +11354,34 @@
             </w:tcMar>
           </w:tcPr>
           <w:p>
-            <w:r>
-              <w:rPr>
-                <w:color w:val="4B5563"/>
-                <w:sz w:val="21"/>
-                <w:szCs w:val="21"/>
-              </w:rPr>
-              <w:t>{ identifier: string }</w:t>
-            </w:r>
+            <w:proofErr w:type="gramStart"/>
+            <w:r>
+              <w:rPr>
+                <w:color w:val="4B5563"/>
+                <w:sz w:val="21"/>
+                <w:szCs w:val="21"/>
+              </w:rPr>
+              <w:t>{ identifier</w:t>
+            </w:r>
+            <w:proofErr w:type="gramEnd"/>
+            <w:r>
+              <w:rPr>
+                <w:color w:val="4B5563"/>
+                <w:sz w:val="21"/>
+                <w:szCs w:val="21"/>
+              </w:rPr>
+              <w:t xml:space="preserve">: </w:t>
+            </w:r>
+            <w:proofErr w:type="gramStart"/>
+            <w:r>
+              <w:rPr>
+                <w:color w:val="4B5563"/>
+                <w:sz w:val="21"/>
+                <w:szCs w:val="21"/>
+              </w:rPr>
+              <w:t>string }</w:t>
+            </w:r>
+            <w:proofErr w:type="gramEnd"/>
           </w:p>
         </w:tc>
       </w:tr>
@@ -9174,14 +11650,106 @@
             </w:tcMar>
           </w:tcPr>
           <w:p>
-            <w:r>
-              <w:rPr>
-                <w:color w:val="4B5563"/>
-                <w:sz w:val="21"/>
-                <w:szCs w:val="21"/>
-              </w:rPr>
-              <w:t>{ share_with: 'all'|string[], duration_minutes: number }</w:t>
-            </w:r>
+            <w:proofErr w:type="gramStart"/>
+            <w:r>
+              <w:rPr>
+                <w:color w:val="4B5563"/>
+                <w:sz w:val="21"/>
+                <w:szCs w:val="21"/>
+              </w:rPr>
+              <w:t xml:space="preserve">{ </w:t>
+            </w:r>
+            <w:proofErr w:type="spellStart"/>
+            <w:r>
+              <w:rPr>
+                <w:color w:val="4B5563"/>
+                <w:sz w:val="21"/>
+                <w:szCs w:val="21"/>
+              </w:rPr>
+              <w:t>share</w:t>
+            </w:r>
+            <w:proofErr w:type="gramEnd"/>
+            <w:r>
+              <w:rPr>
+                <w:color w:val="4B5563"/>
+                <w:sz w:val="21"/>
+                <w:szCs w:val="21"/>
+              </w:rPr>
+              <w:t>_with</w:t>
+            </w:r>
+            <w:proofErr w:type="spellEnd"/>
+            <w:r>
+              <w:rPr>
+                <w:color w:val="4B5563"/>
+                <w:sz w:val="21"/>
+                <w:szCs w:val="21"/>
+              </w:rPr>
+              <w:t>: '</w:t>
+            </w:r>
+            <w:proofErr w:type="spellStart"/>
+            <w:r>
+              <w:rPr>
+                <w:color w:val="4B5563"/>
+                <w:sz w:val="21"/>
+                <w:szCs w:val="21"/>
+              </w:rPr>
+              <w:t>all'|</w:t>
+            </w:r>
+            <w:proofErr w:type="gramStart"/>
+            <w:r>
+              <w:rPr>
+                <w:color w:val="4B5563"/>
+                <w:sz w:val="21"/>
+                <w:szCs w:val="21"/>
+              </w:rPr>
+              <w:t>string</w:t>
+            </w:r>
+            <w:proofErr w:type="spellEnd"/>
+            <w:r>
+              <w:rPr>
+                <w:color w:val="4B5563"/>
+                <w:sz w:val="21"/>
+                <w:szCs w:val="21"/>
+              </w:rPr>
+              <w:t>[</w:t>
+            </w:r>
+            <w:proofErr w:type="gramEnd"/>
+            <w:r>
+              <w:rPr>
+                <w:color w:val="4B5563"/>
+                <w:sz w:val="21"/>
+                <w:szCs w:val="21"/>
+              </w:rPr>
+              <w:t xml:space="preserve">], </w:t>
+            </w:r>
+            <w:proofErr w:type="spellStart"/>
+            <w:r>
+              <w:rPr>
+                <w:color w:val="4B5563"/>
+                <w:sz w:val="21"/>
+                <w:szCs w:val="21"/>
+              </w:rPr>
+              <w:t>duration_minutes</w:t>
+            </w:r>
+            <w:proofErr w:type="spellEnd"/>
+            <w:r>
+              <w:rPr>
+                <w:color w:val="4B5563"/>
+                <w:sz w:val="21"/>
+                <w:szCs w:val="21"/>
+              </w:rPr>
+              <w:t xml:space="preserve">: </w:t>
+            </w:r>
+            <w:proofErr w:type="gramStart"/>
+            <w:r>
+              <w:rPr>
+                <w:color w:val="4B5563"/>
+                <w:sz w:val="21"/>
+                <w:szCs w:val="21"/>
+              </w:rPr>
+              <w:t>number }</w:t>
+            </w:r>
+            <w:proofErr w:type="gramEnd"/>
           </w:p>
         </w:tc>
       </w:tr>
@@ -9358,14 +11926,88 @@
             </w:tcMar>
           </w:tcPr>
           <w:p>
-            <w:r>
-              <w:rPr>
-                <w:color w:val="4B5563"/>
-                <w:sz w:val="21"/>
-                <w:szCs w:val="21"/>
-              </w:rPr>
-              <w:t>{ friend_ids: string[], name?: string }</w:t>
-            </w:r>
+            <w:proofErr w:type="gramStart"/>
+            <w:r>
+              <w:rPr>
+                <w:color w:val="4B5563"/>
+                <w:sz w:val="21"/>
+                <w:szCs w:val="21"/>
+              </w:rPr>
+              <w:t xml:space="preserve">{ </w:t>
+            </w:r>
+            <w:proofErr w:type="spellStart"/>
+            <w:r>
+              <w:rPr>
+                <w:color w:val="4B5563"/>
+                <w:sz w:val="21"/>
+                <w:szCs w:val="21"/>
+              </w:rPr>
+              <w:t>friend</w:t>
+            </w:r>
+            <w:proofErr w:type="gramEnd"/>
+            <w:r>
+              <w:rPr>
+                <w:color w:val="4B5563"/>
+                <w:sz w:val="21"/>
+                <w:szCs w:val="21"/>
+              </w:rPr>
+              <w:t>_ids</w:t>
+            </w:r>
+            <w:proofErr w:type="spellEnd"/>
+            <w:r>
+              <w:rPr>
+                <w:color w:val="4B5563"/>
+                <w:sz w:val="21"/>
+                <w:szCs w:val="21"/>
+              </w:rPr>
+              <w:t xml:space="preserve">: </w:t>
+            </w:r>
+            <w:proofErr w:type="gramStart"/>
+            <w:r>
+              <w:rPr>
+                <w:color w:val="4B5563"/>
+                <w:sz w:val="21"/>
+                <w:szCs w:val="21"/>
+              </w:rPr>
+              <w:t>string[</w:t>
+            </w:r>
+            <w:proofErr w:type="gramEnd"/>
+            <w:r>
+              <w:rPr>
+                <w:color w:val="4B5563"/>
+                <w:sz w:val="21"/>
+                <w:szCs w:val="21"/>
+              </w:rPr>
+              <w:t xml:space="preserve">], </w:t>
+            </w:r>
+            <w:proofErr w:type="gramStart"/>
+            <w:r>
+              <w:rPr>
+                <w:color w:val="4B5563"/>
+                <w:sz w:val="21"/>
+                <w:szCs w:val="21"/>
+              </w:rPr>
+              <w:t>name?:</w:t>
+            </w:r>
+            <w:proofErr w:type="gramEnd"/>
+            <w:r>
+              <w:rPr>
+                <w:color w:val="4B5563"/>
+                <w:sz w:val="21"/>
+                <w:szCs w:val="21"/>
+              </w:rPr>
+              <w:t xml:space="preserve"> </w:t>
+            </w:r>
+            <w:proofErr w:type="gramStart"/>
+            <w:r>
+              <w:rPr>
+                <w:color w:val="4B5563"/>
+                <w:sz w:val="21"/>
+                <w:szCs w:val="21"/>
+              </w:rPr>
+              <w:t>string }</w:t>
+            </w:r>
+            <w:proofErr w:type="gramEnd"/>
           </w:p>
         </w:tc>
       </w:tr>
@@ -9400,6 +12042,7 @@
                 <w:sz w:val="21"/>
                 <w:szCs w:val="21"/>
               </w:rPr>
+              <w:lastRenderedPageBreak/>
               <w:t>POST /social/plan/:id/suggest</w:t>
             </w:r>
           </w:p>
@@ -9450,14 +12093,52 @@
             </w:tcMar>
           </w:tcPr>
           <w:p>
-            <w:r>
-              <w:rPr>
-                <w:color w:val="4B5563"/>
-                <w:sz w:val="21"/>
-                <w:szCs w:val="21"/>
-              </w:rPr>
-              <w:t>{ place_id }</w:t>
-            </w:r>
+            <w:proofErr w:type="gramStart"/>
+            <w:r>
+              <w:rPr>
+                <w:color w:val="4B5563"/>
+                <w:sz w:val="21"/>
+                <w:szCs w:val="21"/>
+              </w:rPr>
+              <w:t xml:space="preserve">{ </w:t>
+            </w:r>
+            <w:proofErr w:type="spellStart"/>
+            <w:r>
+              <w:rPr>
+                <w:color w:val="4B5563"/>
+                <w:sz w:val="21"/>
+                <w:szCs w:val="21"/>
+              </w:rPr>
+              <w:t>place</w:t>
+            </w:r>
+            <w:proofErr w:type="gramEnd"/>
+            <w:r>
+              <w:rPr>
+                <w:color w:val="4B5563"/>
+                <w:sz w:val="21"/>
+                <w:szCs w:val="21"/>
+              </w:rPr>
+              <w:t>_</w:t>
+            </w:r>
+            <w:proofErr w:type="gramStart"/>
+            <w:r>
+              <w:rPr>
+                <w:color w:val="4B5563"/>
+                <w:sz w:val="21"/>
+                <w:szCs w:val="21"/>
+              </w:rPr>
+              <w:t>id</w:t>
+            </w:r>
+            <w:proofErr w:type="spellEnd"/>
+            <w:r>
+              <w:rPr>
+                <w:color w:val="4B5563"/>
+                <w:sz w:val="21"/>
+                <w:szCs w:val="21"/>
+              </w:rPr>
+              <w:t xml:space="preserve"> }</w:t>
+            </w:r>
+            <w:proofErr w:type="gramEnd"/>
           </w:p>
         </w:tc>
       </w:tr>
@@ -9471,8 +12152,13 @@
       <w:pPr>
         <w:pStyle w:val="Heading2"/>
       </w:pPr>
-      <w:r>
-        <w:t>7.3  WebSocket — Chat Interface</w:t>
+      <w:proofErr w:type="gramStart"/>
+      <w:r>
+        <w:t>7.3  WebSocket</w:t>
+      </w:r>
+      <w:proofErr w:type="gramEnd"/>
+      <w:r>
+        <w:t xml:space="preserve"> — Chat Interface</w:t>
       </w:r>
     </w:p>
     <w:p>
@@ -9494,7 +12180,6 @@
     <w:tbl>
       <w:tblPr>
         <w:tblW w:w="9360" w:type="dxa"/>
-        <w:tblInd w:w="-4" w:type="dxa"/>
         <w:tblBorders>
           <w:top w:val="single" w:sz="4" w:space="0" w:color="auto"/>
           <w:left w:val="single" w:sz="4" w:space="0" w:color="auto"/>
@@ -9507,7 +12192,7 @@
           <w:left w:w="10" w:type="dxa"/>
           <w:right w:w="10" w:type="dxa"/>
         </w:tblCellMar>
-        <w:tblLook w:val="04A0" w:firstRow="1" w:lastRow="0" w:firstColumn="1" w:lastColumn="0" w:noHBand="0" w:noVBand="1"/>
+        <w:tblLook w:val="0000" w:firstRow="0" w:lastRow="0" w:firstColumn="0" w:lastColumn="0" w:noHBand="0" w:noVBand="0"/>
       </w:tblPr>
       <w:tblGrid>
         <w:gridCol w:w="4500"/>
@@ -9612,7 +12297,25 @@
                 <w:sz w:val="21"/>
                 <w:szCs w:val="21"/>
               </w:rPr>
-              <w:t>CLIENT → server: {type: 'message', payload: {text, location, session_id?}}</w:t>
+              <w:t xml:space="preserve">CLIENT → server: {type: 'message', payload: {text, location, </w:t>
+            </w:r>
+            <w:proofErr w:type="spellStart"/>
+            <w:r>
+              <w:rPr>
+                <w:color w:val="4B5563"/>
+                <w:sz w:val="21"/>
+                <w:szCs w:val="21"/>
+              </w:rPr>
+              <w:t>session_id</w:t>
+            </w:r>
+            <w:proofErr w:type="spellEnd"/>
+            <w:r>
+              <w:rPr>
+                <w:color w:val="4B5563"/>
+                <w:sz w:val="21"/>
+                <w:szCs w:val="21"/>
+              </w:rPr>
+              <w:t>?}}</w:t>
             </w:r>
           </w:p>
         </w:tc>
@@ -9676,7 +12379,25 @@
                 <w:sz w:val="21"/>
                 <w:szCs w:val="21"/>
               </w:rPr>
-              <w:t>SERVER → client: {type: 'token', payload: {token, done: false}}</w:t>
+              <w:t xml:space="preserve">SERVER → client: {type: 'token', payload: {token, </w:t>
+            </w:r>
+            <w:proofErr w:type="gramStart"/>
+            <w:r>
+              <w:rPr>
+                <w:color w:val="4B5563"/>
+                <w:sz w:val="21"/>
+                <w:szCs w:val="21"/>
+              </w:rPr>
+              <w:t>done:</w:t>
+            </w:r>
+            <w:proofErr w:type="gramEnd"/>
+            <w:r>
+              <w:rPr>
+                <w:color w:val="4B5563"/>
+                <w:sz w:val="21"/>
+                <w:szCs w:val="21"/>
+              </w:rPr>
+              <w:t xml:space="preserve"> false}}</w:t>
             </w:r>
           </w:p>
         </w:tc>
@@ -9740,7 +12461,25 @@
                 <w:sz w:val="21"/>
                 <w:szCs w:val="21"/>
               </w:rPr>
-              <w:t>SERVER → client: {type: 'action', payload: {action_type, data}}</w:t>
+              <w:t>SERVER → client: {type: 'action', payload: {</w:t>
+            </w:r>
+            <w:proofErr w:type="spellStart"/>
+            <w:r>
+              <w:rPr>
+                <w:color w:val="4B5563"/>
+                <w:sz w:val="21"/>
+                <w:szCs w:val="21"/>
+              </w:rPr>
+              <w:t>action_type</w:t>
+            </w:r>
+            <w:proofErr w:type="spellEnd"/>
+            <w:r>
+              <w:rPr>
+                <w:color w:val="4B5563"/>
+                <w:sz w:val="21"/>
+                <w:szCs w:val="21"/>
+              </w:rPr>
+              <w:t>, data}}</w:t>
             </w:r>
           </w:p>
         </w:tc>
@@ -9768,7 +12507,43 @@
                 <w:sz w:val="21"/>
                 <w:szCs w:val="21"/>
               </w:rPr>
-              <w:t>Structured action — e.g., 'show_places' with places array, or 'open_comparison'</w:t>
+              <w:t>Structured action — e.g., '</w:t>
+            </w:r>
+            <w:proofErr w:type="spellStart"/>
+            <w:r>
+              <w:rPr>
+                <w:color w:val="4B5563"/>
+                <w:sz w:val="21"/>
+                <w:szCs w:val="21"/>
+              </w:rPr>
+              <w:t>show_places</w:t>
+            </w:r>
+            <w:proofErr w:type="spellEnd"/>
+            <w:r>
+              <w:rPr>
+                <w:color w:val="4B5563"/>
+                <w:sz w:val="21"/>
+                <w:szCs w:val="21"/>
+              </w:rPr>
+              <w:t>' with places array, or '</w:t>
+            </w:r>
+            <w:proofErr w:type="spellStart"/>
+            <w:r>
+              <w:rPr>
+                <w:color w:val="4B5563"/>
+                <w:sz w:val="21"/>
+                <w:szCs w:val="21"/>
+              </w:rPr>
+              <w:t>open_comparison</w:t>
+            </w:r>
+            <w:proofErr w:type="spellEnd"/>
+            <w:r>
+              <w:rPr>
+                <w:color w:val="4B5563"/>
+                <w:sz w:val="21"/>
+                <w:szCs w:val="21"/>
+              </w:rPr>
+              <w:t>'</w:t>
             </w:r>
           </w:p>
         </w:tc>
@@ -9804,7 +12579,25 @@
                 <w:sz w:val="21"/>
                 <w:szCs w:val="21"/>
               </w:rPr>
-              <w:t>SERVER → client: {type: 'done', payload: {session_id, usage}}</w:t>
+              <w:t>SERVER → client: {type: 'done', payload: {</w:t>
+            </w:r>
+            <w:proofErr w:type="spellStart"/>
+            <w:r>
+              <w:rPr>
+                <w:color w:val="4B5563"/>
+                <w:sz w:val="21"/>
+                <w:szCs w:val="21"/>
+              </w:rPr>
+              <w:t>session_id</w:t>
+            </w:r>
+            <w:proofErr w:type="spellEnd"/>
+            <w:r>
+              <w:rPr>
+                <w:color w:val="4B5563"/>
+                <w:sz w:val="21"/>
+                <w:szCs w:val="21"/>
+              </w:rPr>
+              <w:t>, usage}}</w:t>
             </w:r>
           </w:p>
         </w:tc>
@@ -9911,8 +12704,13 @@
       <w:pPr>
         <w:pStyle w:val="Heading2"/>
       </w:pPr>
-      <w:r>
-        <w:t>7.4  Third-Party Integrations</w:t>
+      <w:proofErr w:type="gramStart"/>
+      <w:r>
+        <w:t>7.4  Third</w:t>
+      </w:r>
+      <w:proofErr w:type="gramEnd"/>
+      <w:r>
+        <w:t>-Party Integrations</w:t>
       </w:r>
     </w:p>
     <w:p>
@@ -9923,7 +12721,6 @@
     <w:tbl>
       <w:tblPr>
         <w:tblW w:w="9360" w:type="dxa"/>
-        <w:tblInd w:w="-4" w:type="dxa"/>
         <w:tblBorders>
           <w:top w:val="single" w:sz="4" w:space="0" w:color="auto"/>
           <w:left w:val="single" w:sz="4" w:space="0" w:color="auto"/>
@@ -9936,7 +12733,7 @@
           <w:left w:w="10" w:type="dxa"/>
           <w:right w:w="10" w:type="dxa"/>
         </w:tblCellMar>
-        <w:tblLook w:val="04A0" w:firstRow="1" w:lastRow="0" w:firstColumn="1" w:lastColumn="0" w:noHBand="0" w:noVBand="1"/>
+        <w:tblLook w:val="0000" w:firstRow="0" w:lastRow="0" w:firstColumn="0" w:lastColumn="0" w:noHBand="0" w:noVBand="0"/>
       </w:tblPr>
       <w:tblGrid>
         <w:gridCol w:w="4500"/>
@@ -10355,13 +13152,23 @@
             </w:tcMar>
           </w:tcPr>
           <w:p>
-            <w:r>
-              <w:rPr>
-                <w:color w:val="4B5563"/>
-                <w:sz w:val="21"/>
-                <w:szCs w:val="21"/>
-              </w:rPr>
-              <w:t>Resy API</w:t>
+            <w:proofErr w:type="spellStart"/>
+            <w:r>
+              <w:rPr>
+                <w:color w:val="4B5563"/>
+                <w:sz w:val="21"/>
+                <w:szCs w:val="21"/>
+              </w:rPr>
+              <w:t>Resy</w:t>
+            </w:r>
+            <w:proofErr w:type="spellEnd"/>
+            <w:r>
+              <w:rPr>
+                <w:color w:val="4B5563"/>
+                <w:sz w:val="21"/>
+                <w:szCs w:val="21"/>
+              </w:rPr>
+              <w:t xml:space="preserve"> API</w:t>
             </w:r>
           </w:p>
         </w:tc>
@@ -10425,6 +13232,7 @@
                 <w:sz w:val="21"/>
                 <w:szCs w:val="21"/>
               </w:rPr>
+              <w:lastRenderedPageBreak/>
               <w:t>Yelp Reservations / Waitlist API</w:t>
             </w:r>
           </w:p>
@@ -10867,6 +13675,7 @@
             </w:tcMar>
           </w:tcPr>
           <w:p>
+            <w:proofErr w:type="spellStart"/>
             <w:r>
               <w:rPr>
                 <w:color w:val="4B5563"/>
@@ -10875,6 +13684,7 @@
               </w:rPr>
               <w:t>Supabase</w:t>
             </w:r>
+            <w:proofErr w:type="spellEnd"/>
           </w:p>
         </w:tc>
         <w:tc>
@@ -10989,6 +13799,7 @@
         </w:pBdr>
       </w:pPr>
       <w:r>
+        <w:lastRenderedPageBreak/>
         <w:t>9. UI / UX Design Requirements</w:t>
       </w:r>
     </w:p>
@@ -10996,8 +13807,13 @@
       <w:pPr>
         <w:pStyle w:val="Heading2"/>
       </w:pPr>
-      <w:r>
-        <w:t>8.1  Design Philosophy</w:t>
+      <w:proofErr w:type="gramStart"/>
+      <w:r>
+        <w:t>8.1  Design</w:t>
+      </w:r>
+      <w:proofErr w:type="gramEnd"/>
+      <w:r>
+        <w:t xml:space="preserve"> Philosophy</w:t>
       </w:r>
     </w:p>
     <w:p>
@@ -11045,8 +13861,13 @@
       <w:pPr>
         <w:pStyle w:val="Heading2"/>
       </w:pPr>
-      <w:r>
-        <w:t>8.2  Design System</w:t>
+      <w:proofErr w:type="gramStart"/>
+      <w:r>
+        <w:t>8.2  Design</w:t>
+      </w:r>
+      <w:proofErr w:type="gramEnd"/>
+      <w:r>
+        <w:t xml:space="preserve"> System</w:t>
       </w:r>
     </w:p>
     <w:p>
@@ -11057,7 +13878,6 @@
     <w:tbl>
       <w:tblPr>
         <w:tblW w:w="9360" w:type="dxa"/>
-        <w:tblInd w:w="-4" w:type="dxa"/>
         <w:tblBorders>
           <w:top w:val="single" w:sz="4" w:space="0" w:color="auto"/>
           <w:left w:val="single" w:sz="4" w:space="0" w:color="auto"/>
@@ -11070,7 +13890,7 @@
           <w:left w:w="10" w:type="dxa"/>
           <w:right w:w="10" w:type="dxa"/>
         </w:tblCellMar>
-        <w:tblLook w:val="04A0" w:firstRow="1" w:lastRow="0" w:firstColumn="1" w:lastColumn="0" w:noHBand="0" w:noVBand="1"/>
+        <w:tblLook w:val="0000" w:firstRow="0" w:lastRow="0" w:firstColumn="0" w:lastColumn="0" w:noHBand="0" w:noVBand="0"/>
       </w:tblPr>
       <w:tblGrid>
         <w:gridCol w:w="4500"/>
@@ -11203,7 +14023,23 @@
                 <w:sz w:val="21"/>
                 <w:szCs w:val="21"/>
               </w:rPr>
-              <w:t>#1A56DB — Electric Blue (CTAs, active states, brand moments)</w:t>
+              <w:t>#</w:t>
+            </w:r>
+            <w:r>
+              <w:rPr>
+                <w:color w:val="4B5563"/>
+                <w:sz w:val="21"/>
+                <w:szCs w:val="21"/>
+              </w:rPr>
+              <w:t>1D3E91</w:t>
+            </w:r>
+            <w:r>
+              <w:rPr>
+                <w:color w:val="4B5563"/>
+                <w:sz w:val="21"/>
+                <w:szCs w:val="21"/>
+              </w:rPr>
+              <w:t xml:space="preserve"> — Electric Blue (CTAs, active states, brand moments)</w:t>
             </w:r>
           </w:p>
         </w:tc>
@@ -11267,7 +14103,23 @@
                 <w:sz w:val="21"/>
                 <w:szCs w:val="21"/>
               </w:rPr>
-              <w:t>#7C3AED — Violet (AI-generated content, personalization indicators)</w:t>
+              <w:t>#BBCFF7</w:t>
+            </w:r>
+            <w:r>
+              <w:rPr>
+                <w:color w:val="4B5563"/>
+                <w:sz w:val="21"/>
+                <w:szCs w:val="21"/>
+              </w:rPr>
+              <w:t xml:space="preserve"> — </w:t>
+            </w:r>
+            <w:r>
+              <w:rPr>
+                <w:color w:val="4B5563"/>
+                <w:sz w:val="21"/>
+                <w:szCs w:val="21"/>
+              </w:rPr>
+              <w:t>Light blue</w:t>
             </w:r>
           </w:p>
         </w:tc>
@@ -11709,13 +14561,23 @@
             </w:tcMar>
           </w:tcPr>
           <w:p>
-            <w:r>
-              <w:rPr>
-                <w:color w:val="4B5563"/>
-                <w:sz w:val="21"/>
-                <w:szCs w:val="21"/>
-              </w:rPr>
-              <w:t>Inter (display + UI) — system San Francisco on iOS, Roboto on Android as fallback</w:t>
+            <w:proofErr w:type="spellStart"/>
+            <w:r>
+              <w:rPr>
+                <w:color w:val="4B5563"/>
+                <w:sz w:val="21"/>
+                <w:szCs w:val="21"/>
+              </w:rPr>
+              <w:t>Dotum</w:t>
+            </w:r>
+            <w:proofErr w:type="spellEnd"/>
+            <w:r>
+              <w:rPr>
+                <w:color w:val="4B5563"/>
+                <w:sz w:val="21"/>
+                <w:szCs w:val="21"/>
+              </w:rPr>
+              <w:t xml:space="preserve"> or Mangal</w:t>
             </w:r>
           </w:p>
         </w:tc>
@@ -11773,13 +14635,23 @@
             </w:tcMar>
           </w:tcPr>
           <w:p>
-            <w:r>
-              <w:rPr>
-                <w:color w:val="4B5563"/>
-                <w:sz w:val="21"/>
-                <w:szCs w:val="21"/>
-              </w:rPr>
-              <w:t>Lucide Icons — 24px grid, 1.5px stroke weight</w:t>
+            <w:proofErr w:type="spellStart"/>
+            <w:r>
+              <w:rPr>
+                <w:color w:val="4B5563"/>
+                <w:sz w:val="21"/>
+                <w:szCs w:val="21"/>
+              </w:rPr>
+              <w:t>Lucide</w:t>
+            </w:r>
+            <w:proofErr w:type="spellEnd"/>
+            <w:r>
+              <w:rPr>
+                <w:color w:val="4B5563"/>
+                <w:sz w:val="21"/>
+                <w:szCs w:val="21"/>
+              </w:rPr>
+              <w:t xml:space="preserve"> Icons — 24px grid, 1.5px stroke weight</w:t>
             </w:r>
           </w:p>
         </w:tc>
@@ -11986,8 +14858,13 @@
       <w:pPr>
         <w:pStyle w:val="Heading2"/>
       </w:pPr>
-      <w:r>
-        <w:t>8.3  Screen-by-Screen UX Specification</w:t>
+      <w:proofErr w:type="gramStart"/>
+      <w:r>
+        <w:t>8.3  Screen</w:t>
+      </w:r>
+      <w:proofErr w:type="gramEnd"/>
+      <w:r>
+        <w:t>-by-Screen UX Specification</w:t>
       </w:r>
     </w:p>
     <w:p>
@@ -11999,8 +14876,13 @@
       <w:pPr>
         <w:pStyle w:val="Heading3"/>
       </w:pPr>
-      <w:r>
-        <w:t>8.3.1  Home / Map Screen (Primary)</w:t>
+      <w:proofErr w:type="gramStart"/>
+      <w:r>
+        <w:t>8.3.1  Home</w:t>
+      </w:r>
+      <w:proofErr w:type="gramEnd"/>
+      <w:r>
+        <w:t xml:space="preserve"> / Map Screen (Primary)</w:t>
       </w:r>
     </w:p>
     <w:p>
@@ -12080,7 +14962,21 @@
         <w:rPr>
           <w:color w:val="4B5563"/>
         </w:rPr>
-        <w:t>Tap a pin: bottom sheet expands to mini-card with name, category, match score, and two CTAs: 'Details' and 'Navigate'</w:t>
+        <w:t xml:space="preserve">Tap a pin: bottom sheet expands to </w:t>
+      </w:r>
+      <w:proofErr w:type="gramStart"/>
+      <w:r>
+        <w:rPr>
+          <w:color w:val="4B5563"/>
+        </w:rPr>
+        <w:t>mini-card</w:t>
+      </w:r>
+      <w:proofErr w:type="gramEnd"/>
+      <w:r>
+        <w:rPr>
+          <w:color w:val="4B5563"/>
+        </w:rPr>
+        <w:t xml:space="preserve"> with name, category, match score, and two CTAs: 'Details' and 'Navigate'</w:t>
       </w:r>
     </w:p>
     <w:p>
@@ -12140,8 +15036,13 @@
       <w:pPr>
         <w:pStyle w:val="Heading3"/>
       </w:pPr>
-      <w:r>
-        <w:t>8.3.2  Chat / Discovery Screen</w:t>
+      <w:proofErr w:type="gramStart"/>
+      <w:r>
+        <w:t>8.3.2  Chat</w:t>
+      </w:r>
+      <w:proofErr w:type="gramEnd"/>
+      <w:r>
+        <w:t xml:space="preserve"> / Discovery Screen</w:t>
       </w:r>
     </w:p>
     <w:p>
@@ -12265,8 +15166,13 @@
       <w:pPr>
         <w:pStyle w:val="Heading3"/>
       </w:pPr>
-      <w:r>
-        <w:t>8.3.3  Place Detail Screen</w:t>
+      <w:proofErr w:type="gramStart"/>
+      <w:r>
+        <w:t>8.3.3  Place</w:t>
+      </w:r>
+      <w:proofErr w:type="gramEnd"/>
+      <w:r>
+        <w:t xml:space="preserve"> Detail Screen</w:t>
       </w:r>
     </w:p>
     <w:p>
@@ -12298,6 +15204,7 @@
         <w:rPr>
           <w:color w:val="4B5563"/>
         </w:rPr>
+        <w:lastRenderedPageBreak/>
         <w:t>Hero: photo carousel (top 5 photos from Google Places / Instagram)</w:t>
       </w:r>
     </w:p>
@@ -12390,8 +15297,13 @@
       <w:pPr>
         <w:pStyle w:val="Heading3"/>
       </w:pPr>
-      <w:r>
-        <w:t>8.3.4  Transport Comparison Screen</w:t>
+      <w:proofErr w:type="gramStart"/>
+      <w:r>
+        <w:t>8.3.4  Transport</w:t>
+      </w:r>
+      <w:proofErr w:type="gramEnd"/>
+      <w:r>
+        <w:t xml:space="preserve"> Comparison Screen</w:t>
       </w:r>
     </w:p>
     <w:p>
@@ -12515,8 +15427,13 @@
       <w:pPr>
         <w:pStyle w:val="Heading3"/>
       </w:pPr>
-      <w:r>
-        <w:t>8.3.5  Comparison Screen</w:t>
+      <w:proofErr w:type="gramStart"/>
+      <w:r>
+        <w:t>8.3.5  Comparison</w:t>
+      </w:r>
+      <w:proofErr w:type="gramEnd"/>
+      <w:r>
+        <w:t xml:space="preserve"> Screen</w:t>
       </w:r>
     </w:p>
     <w:p>
@@ -12608,8 +15525,13 @@
       <w:pPr>
         <w:pStyle w:val="Heading3"/>
       </w:pPr>
-      <w:r>
-        <w:t>8.3.6  Arrival Survey Screen</w:t>
+      <w:proofErr w:type="gramStart"/>
+      <w:r>
+        <w:t>8.3.6  Arrival</w:t>
+      </w:r>
+      <w:proofErr w:type="gramEnd"/>
+      <w:r>
+        <w:t xml:space="preserve"> Survey Screen</w:t>
       </w:r>
     </w:p>
     <w:p>
@@ -12673,6 +15595,7 @@
         <w:rPr>
           <w:color w:val="4B5563"/>
         </w:rPr>
+        <w:lastRenderedPageBreak/>
         <w:t>Progress dots at top — user can see how many questions remain</w:t>
       </w:r>
     </w:p>
@@ -12717,8 +15640,13 @@
       <w:pPr>
         <w:pStyle w:val="Heading3"/>
       </w:pPr>
-      <w:r>
-        <w:t>8.3.8  In-Chat Booking Flow</w:t>
+      <w:proofErr w:type="gramStart"/>
+      <w:r>
+        <w:t>8.3.8  In</w:t>
+      </w:r>
+      <w:proofErr w:type="gramEnd"/>
+      <w:r>
+        <w:t>-Chat Booking Flow</w:t>
       </w:r>
     </w:p>
     <w:p>
@@ -12782,7 +15710,21 @@
         <w:rPr>
           <w:color w:val="4B5563"/>
         </w:rPr>
-        <w:t>Ride dispatch card: shows Uber vs. Lyft side-by-side with live price + ETA; 'Request' button on selected option; driver status shown in a collapsible status bar</w:t>
+        <w:t xml:space="preserve">Ride dispatch </w:t>
+      </w:r>
+      <w:proofErr w:type="gramStart"/>
+      <w:r>
+        <w:rPr>
+          <w:color w:val="4B5563"/>
+        </w:rPr>
+        <w:t>card:</w:t>
+      </w:r>
+      <w:proofErr w:type="gramEnd"/>
+      <w:r>
+        <w:rPr>
+          <w:color w:val="4B5563"/>
+        </w:rPr>
+        <w:t xml:space="preserve"> shows Uber vs. Lyft side-by-side with live price + ETA; 'Request' button on selected option; driver status shown in a collapsible status bar</w:t>
       </w:r>
     </w:p>
     <w:p>
@@ -12826,8 +15768,13 @@
       <w:pPr>
         <w:pStyle w:val="Heading3"/>
       </w:pPr>
-      <w:r>
-        <w:t>8.3.9  Social Tab</w:t>
+      <w:proofErr w:type="gramStart"/>
+      <w:r>
+        <w:t>8.3.9  Social</w:t>
+      </w:r>
+      <w:proofErr w:type="gramEnd"/>
+      <w:r>
+        <w:t xml:space="preserve"> Tab</w:t>
       </w:r>
     </w:p>
     <w:p>
@@ -12923,7 +15870,21 @@
         <w:rPr>
           <w:color w:val="4B5563"/>
         </w:rPr>
-        <w:t>Privacy settings accessible via gear icon in Social tab header — controls what activity is visible to friends</w:t>
+        <w:t xml:space="preserve">Privacy settings accessible via gear icon in </w:t>
+      </w:r>
+      <w:proofErr w:type="gramStart"/>
+      <w:r>
+        <w:rPr>
+          <w:color w:val="4B5563"/>
+        </w:rPr>
+        <w:t>Social</w:t>
+      </w:r>
+      <w:proofErr w:type="gramEnd"/>
+      <w:r>
+        <w:rPr>
+          <w:color w:val="4B5563"/>
+        </w:rPr>
+        <w:t xml:space="preserve"> tab header — controls what activity is visible to friends</w:t>
       </w:r>
     </w:p>
     <w:p>
@@ -12935,8 +15896,13 @@
       <w:pPr>
         <w:pStyle w:val="Heading3"/>
       </w:pPr>
-      <w:r>
-        <w:t>8.3.10  Live Location Sharing</w:t>
+      <w:proofErr w:type="gramStart"/>
+      <w:r>
+        <w:t>8.3.10  Live</w:t>
+      </w:r>
+      <w:proofErr w:type="gramEnd"/>
+      <w:r>
+        <w:t xml:space="preserve"> Location Sharing</w:t>
       </w:r>
     </w:p>
     <w:p>
@@ -12968,6 +15934,7 @@
         <w:rPr>
           <w:color w:val="4B5563"/>
         </w:rPr>
+        <w:lastRenderedPageBreak/>
         <w:t>Activation sheet: choose who to share with (all friends / select friends) and duration (1h / 4h / Until I arrive)</w:t>
       </w:r>
     </w:p>
@@ -13028,8 +15995,13 @@
       <w:pPr>
         <w:pStyle w:val="Heading3"/>
       </w:pPr>
-      <w:r>
-        <w:t>8.3.11  Group Planning Session</w:t>
+      <w:proofErr w:type="gramStart"/>
+      <w:r>
+        <w:t>8.3.11  Group</w:t>
+      </w:r>
+      <w:proofErr w:type="gramEnd"/>
+      <w:r>
+        <w:t xml:space="preserve"> Planning Session</w:t>
       </w:r>
     </w:p>
     <w:p>
@@ -13231,6 +16203,7 @@
         </w:pBdr>
       </w:pPr>
       <w:r>
+        <w:lastRenderedPageBreak/>
         <w:t>10. Privacy &amp; Compliance</w:t>
       </w:r>
     </w:p>
@@ -13238,8 +16211,13 @@
       <w:pPr>
         <w:pStyle w:val="Heading2"/>
       </w:pPr>
-      <w:r>
-        <w:t>9.1  Data Principles</w:t>
+      <w:proofErr w:type="gramStart"/>
+      <w:r>
+        <w:t>9.1  Data</w:t>
+      </w:r>
+      <w:proofErr w:type="gramEnd"/>
+      <w:r>
+        <w:t xml:space="preserve"> Principles</w:t>
       </w:r>
     </w:p>
     <w:p>
@@ -13287,7 +16265,21 @@
         <w:rPr>
           <w:color w:val="4B5563"/>
         </w:rPr>
-        <w:t>All location data is processed on-device at the neighborhood level for recommendations; precise GPS used only during active navigation and survey arrival detection</w:t>
+        <w:t xml:space="preserve">All location data is processed </w:t>
+      </w:r>
+      <w:proofErr w:type="gramStart"/>
+      <w:r>
+        <w:rPr>
+          <w:color w:val="4B5563"/>
+        </w:rPr>
+        <w:t>on-device</w:t>
+      </w:r>
+      <w:proofErr w:type="gramEnd"/>
+      <w:r>
+        <w:rPr>
+          <w:color w:val="4B5563"/>
+        </w:rPr>
+        <w:t xml:space="preserve"> at the neighborhood level for recommendations; precise GPS used only during active navigation and survey arrival detection</w:t>
       </w:r>
     </w:p>
     <w:p>
@@ -13315,8 +16307,13 @@
       <w:pPr>
         <w:pStyle w:val="Heading2"/>
       </w:pPr>
-      <w:r>
-        <w:t>9.2  Regulatory Requirements</w:t>
+      <w:proofErr w:type="gramStart"/>
+      <w:r>
+        <w:t>9.2  Regulatory</w:t>
+      </w:r>
+      <w:proofErr w:type="gramEnd"/>
+      <w:r>
+        <w:t xml:space="preserve"> Requirements</w:t>
       </w:r>
     </w:p>
     <w:p>
@@ -13392,8 +16389,13 @@
       <w:pPr>
         <w:pStyle w:val="Heading2"/>
       </w:pPr>
-      <w:r>
-        <w:t>9.3  Security Requirements</w:t>
+      <w:proofErr w:type="gramStart"/>
+      <w:r>
+        <w:t>9.3  Security</w:t>
+      </w:r>
+      <w:proofErr w:type="gramEnd"/>
+      <w:r>
+        <w:t xml:space="preserve"> Requirements</w:t>
       </w:r>
     </w:p>
     <w:p>
@@ -13500,7 +16502,6 @@
     <w:tbl>
       <w:tblPr>
         <w:tblW w:w="9360" w:type="dxa"/>
-        <w:tblInd w:w="-4" w:type="dxa"/>
         <w:tblBorders>
           <w:top w:val="single" w:sz="4" w:space="0" w:color="auto"/>
           <w:left w:val="single" w:sz="4" w:space="0" w:color="auto"/>
@@ -13513,7 +16514,7 @@
           <w:left w:w="10" w:type="dxa"/>
           <w:right w:w="10" w:type="dxa"/>
         </w:tblCellMar>
-        <w:tblLook w:val="04A0" w:firstRow="1" w:lastRow="0" w:firstColumn="1" w:lastColumn="0" w:noHBand="0" w:noVBand="1"/>
+        <w:tblLook w:val="0000" w:firstRow="0" w:lastRow="0" w:firstColumn="0" w:lastColumn="0" w:noHBand="0" w:noVBand="0"/>
       </w:tblPr>
       <w:tblGrid>
         <w:gridCol w:w="3000"/>
@@ -13705,7 +16706,16 @@
                 <w:sz w:val="21"/>
                 <w:szCs w:val="21"/>
               </w:rPr>
-              <w:t>Boston, MA launch market only. Core map + chat interface, Google Places integration, basic memory (explicit preferences only), walking + driving navigation, iOS only. Boston-specific place index seeded with local Reddit, Yelp, and Google data.</w:t>
+              <w:t xml:space="preserve">Boston, MA launch market only. Core map + chat interface, Google Places integration, basic memory (explicit preferences only), walking + driving navigation, iOS only. Boston-specific place index seeded with </w:t>
+            </w:r>
+            <w:r>
+              <w:rPr>
+                <w:color w:val="4B5563"/>
+                <w:sz w:val="21"/>
+                <w:szCs w:val="21"/>
+              </w:rPr>
+              <w:lastRenderedPageBreak/>
+              <w:t>local Reddit, Yelp, and Google data.</w:t>
             </w:r>
           </w:p>
         </w:tc>
@@ -13741,6 +16751,7 @@
                 <w:sz w:val="21"/>
                 <w:szCs w:val="21"/>
               </w:rPr>
+              <w:lastRenderedPageBreak/>
               <w:t>Phase 2 — Personalization</w:t>
             </w:r>
           </w:p>
@@ -13889,7 +16900,25 @@
                 <w:sz w:val="21"/>
                 <w:szCs w:val="21"/>
               </w:rPr>
-              <w:t>Uber/Lyft in-app dispatch, full transport comparison, restaurant reservations (OpenTable + Resy), in-chat booking flow, My Plans tab, place comparison feature</w:t>
+              <w:t xml:space="preserve">Uber/Lyft in-app dispatch, full transport comparison, restaurant reservations (OpenTable + </w:t>
+            </w:r>
+            <w:proofErr w:type="spellStart"/>
+            <w:r>
+              <w:rPr>
+                <w:color w:val="4B5563"/>
+                <w:sz w:val="21"/>
+                <w:szCs w:val="21"/>
+              </w:rPr>
+              <w:t>Resy</w:t>
+            </w:r>
+            <w:proofErr w:type="spellEnd"/>
+            <w:r>
+              <w:rPr>
+                <w:color w:val="4B5563"/>
+                <w:sz w:val="21"/>
+                <w:szCs w:val="21"/>
+              </w:rPr>
+              <w:t>), in-chat booking flow, My Plans tab, place comparison feature</w:t>
             </w:r>
           </w:p>
         </w:tc>
@@ -14103,7 +17132,6 @@
     <w:tbl>
       <w:tblPr>
         <w:tblW w:w="9360" w:type="dxa"/>
-        <w:tblInd w:w="-4" w:type="dxa"/>
         <w:tblBorders>
           <w:top w:val="single" w:sz="4" w:space="0" w:color="auto"/>
           <w:left w:val="single" w:sz="4" w:space="0" w:color="auto"/>
@@ -14116,7 +17144,7 @@
           <w:left w:w="10" w:type="dxa"/>
           <w:right w:w="10" w:type="dxa"/>
         </w:tblCellMar>
-        <w:tblLook w:val="04A0" w:firstRow="1" w:lastRow="0" w:firstColumn="1" w:lastColumn="0" w:noHBand="0" w:noVBand="1"/>
+        <w:tblLook w:val="0000" w:firstRow="0" w:lastRow="0" w:firstColumn="0" w:lastColumn="0" w:noHBand="0" w:noVBand="0"/>
       </w:tblPr>
       <w:tblGrid>
         <w:gridCol w:w="3000"/>
@@ -14308,7 +17336,25 @@
                 <w:sz w:val="21"/>
                 <w:szCs w:val="21"/>
               </w:rPr>
-              <w:t>Many restaurants are not on OpenTable/Resy. Fallback: surface direct booking URL or phone number; track coverage rate as a KPI; expand integrations based on venue density per city</w:t>
+              <w:t>Many restaurants are not on OpenTable/</w:t>
+            </w:r>
+            <w:proofErr w:type="spellStart"/>
+            <w:r>
+              <w:rPr>
+                <w:color w:val="4B5563"/>
+                <w:sz w:val="21"/>
+                <w:szCs w:val="21"/>
+              </w:rPr>
+              <w:t>Resy</w:t>
+            </w:r>
+            <w:proofErr w:type="spellEnd"/>
+            <w:r>
+              <w:rPr>
+                <w:color w:val="4B5563"/>
+                <w:sz w:val="21"/>
+                <w:szCs w:val="21"/>
+              </w:rPr>
+              <w:t>. Fallback: surface direct booking URL or phone number; track coverage rate as a KPI; expand integrations based on venue density per city</w:t>
             </w:r>
           </w:p>
         </w:tc>
@@ -14400,7 +17446,16 @@
                 <w:sz w:val="21"/>
                 <w:szCs w:val="21"/>
               </w:rPr>
-              <w:t>Ride Request (dispatch) API requires partner approval and is more restricted than Estimate API. Begin approval process in Phase 1; use deep-link fallback (pre-filled destination) if not approved by Phase 3</w:t>
+              <w:t xml:space="preserve">Ride Request (dispatch) API requires partner approval and is more restricted than Estimate API. Begin approval process in Phase 1; use deep-link fallback </w:t>
+            </w:r>
+            <w:r>
+              <w:rPr>
+                <w:color w:val="4B5563"/>
+                <w:sz w:val="21"/>
+                <w:szCs w:val="21"/>
+              </w:rPr>
+              <w:lastRenderedPageBreak/>
+              <w:t>(pre-filled destination) if not approved by Phase 3</w:t>
             </w:r>
           </w:p>
         </w:tc>
@@ -14436,6 +17491,7 @@
                 <w:sz w:val="21"/>
                 <w:szCs w:val="21"/>
               </w:rPr>
+              <w:lastRenderedPageBreak/>
               <w:t>Social Feature Abuse</w:t>
             </w:r>
           </w:p>
@@ -15068,6 +18124,7 @@
         </w:pBdr>
       </w:pPr>
       <w:r>
+        <w:lastRenderedPageBreak/>
         <w:t>13. AI Agent Opportunities</w:t>
       </w:r>
     </w:p>
@@ -15116,8 +18173,13 @@
       <w:pPr>
         <w:pStyle w:val="Heading2"/>
       </w:pPr>
-      <w:r>
-        <w:t>13.1  Tier 1 — Agents Can Own Autonomously</w:t>
+      <w:proofErr w:type="gramStart"/>
+      <w:r>
+        <w:t>13.1  Tier</w:t>
+      </w:r>
+      <w:proofErr w:type="gramEnd"/>
+      <w:r>
+        <w:t xml:space="preserve"> 1 — Agents Can Own Autonomously</w:t>
       </w:r>
     </w:p>
     <w:p>
@@ -15139,7 +18201,6 @@
     <w:tbl>
       <w:tblPr>
         <w:tblW w:w="9360" w:type="dxa"/>
-        <w:tblInd w:w="-4" w:type="dxa"/>
         <w:tblBorders>
           <w:top w:val="single" w:sz="4" w:space="0" w:color="auto"/>
           <w:left w:val="single" w:sz="4" w:space="0" w:color="auto"/>
@@ -15152,7 +18213,7 @@
           <w:left w:w="10" w:type="dxa"/>
           <w:right w:w="10" w:type="dxa"/>
         </w:tblCellMar>
-        <w:tblLook w:val="04A0" w:firstRow="1" w:lastRow="0" w:firstColumn="1" w:lastColumn="0" w:noHBand="0" w:noVBand="1"/>
+        <w:tblLook w:val="0000" w:firstRow="0" w:lastRow="0" w:firstColumn="0" w:lastColumn="0" w:noHBand="0" w:noVBand="0"/>
       </w:tblPr>
       <w:tblGrid>
         <w:gridCol w:w="3000"/>
@@ -15316,7 +18377,43 @@
                 <w:sz w:val="21"/>
                 <w:szCs w:val="21"/>
               </w:rPr>
-              <w:t>Nightly ingestion of Reddit (r/boston, r/BostonFood), Google Reviews, and Instagram posts mentioning indexed venues. LLM agent extracts: sentiment polarity, top 3 highlighted attributes, and a representative quote per place. Outputs enriched place records.</w:t>
+              <w:t>Nightly ingestion of Reddit (r/</w:t>
+            </w:r>
+            <w:proofErr w:type="spellStart"/>
+            <w:r>
+              <w:rPr>
+                <w:color w:val="4B5563"/>
+                <w:sz w:val="21"/>
+                <w:szCs w:val="21"/>
+              </w:rPr>
+              <w:t>boston</w:t>
+            </w:r>
+            <w:proofErr w:type="spellEnd"/>
+            <w:r>
+              <w:rPr>
+                <w:color w:val="4B5563"/>
+                <w:sz w:val="21"/>
+                <w:szCs w:val="21"/>
+              </w:rPr>
+              <w:t>, r/</w:t>
+            </w:r>
+            <w:proofErr w:type="spellStart"/>
+            <w:r>
+              <w:rPr>
+                <w:color w:val="4B5563"/>
+                <w:sz w:val="21"/>
+                <w:szCs w:val="21"/>
+              </w:rPr>
+              <w:t>BostonFood</w:t>
+            </w:r>
+            <w:proofErr w:type="spellEnd"/>
+            <w:r>
+              <w:rPr>
+                <w:color w:val="4B5563"/>
+                <w:sz w:val="21"/>
+                <w:szCs w:val="21"/>
+              </w:rPr>
+              <w:t>), Google Reviews, and Instagram posts mentioning indexed venues. LLM agent extracts: sentiment polarity, top 3 highlighted attributes, and a representative quote per place. Outputs enriched place records.</w:t>
             </w:r>
           </w:p>
         </w:tc>
@@ -15436,7 +18533,25 @@
                 <w:sz w:val="21"/>
                 <w:szCs w:val="21"/>
               </w:rPr>
-              <w:t>One-time seeding run + weekly refresh. Human QA needed only for top-200 venues per category — agent handles the remaining ~5,800 automatically.</w:t>
+              <w:t xml:space="preserve">One-time seeding run + weekly refresh. Human QA needed only for </w:t>
+            </w:r>
+            <w:proofErr w:type="gramStart"/>
+            <w:r>
+              <w:rPr>
+                <w:color w:val="4B5563"/>
+                <w:sz w:val="21"/>
+                <w:szCs w:val="21"/>
+              </w:rPr>
+              <w:t>top-200</w:t>
+            </w:r>
+            <w:proofErr w:type="gramEnd"/>
+            <w:r>
+              <w:rPr>
+                <w:color w:val="4B5563"/>
+                <w:sz w:val="21"/>
+                <w:szCs w:val="21"/>
+              </w:rPr>
+              <w:t xml:space="preserve"> venues per category — agent handles the remaining ~5,800 automatically.</w:t>
             </w:r>
           </w:p>
         </w:tc>
@@ -15500,7 +18615,16 @@
                 <w:sz w:val="21"/>
                 <w:szCs w:val="21"/>
               </w:rPr>
-              <w:t>LLM agent dynamically generates 3–5 follow-up survey questions tailored to the venue category, user history, and prior visit context. E.g., for a first visit to a ramen spot: 'How was the wait time?' For a loyalty regular: 'Did anything feel different this visit?'</w:t>
+              <w:t xml:space="preserve">LLM agent dynamically generates 3–5 follow-up survey questions tailored to the venue category, user </w:t>
+            </w:r>
+            <w:r>
+              <w:rPr>
+                <w:color w:val="4B5563"/>
+                <w:sz w:val="21"/>
+                <w:szCs w:val="21"/>
+              </w:rPr>
+              <w:lastRenderedPageBreak/>
+              <w:t>history, and prior visit context. E.g., for a first visit to a ramen spot: 'How was the wait time?' For a loyalty regular: 'Did anything feel different this visit?'</w:t>
             </w:r>
           </w:p>
         </w:tc>
@@ -15528,7 +18652,17 @@
                 <w:sz w:val="21"/>
                 <w:szCs w:val="21"/>
               </w:rPr>
-              <w:t>Fully autonomous per survey trigger. Agent uses place category, user memory profile, and visit history as context. Output is a structured JSON question set consumed by the Survey Service.</w:t>
+              <w:lastRenderedPageBreak/>
+              <w:t xml:space="preserve">Fully autonomous per survey trigger. Agent uses place category, user memory profile, and visit history as context. </w:t>
+            </w:r>
+            <w:r>
+              <w:rPr>
+                <w:color w:val="4B5563"/>
+                <w:sz w:val="21"/>
+                <w:szCs w:val="21"/>
+              </w:rPr>
+              <w:lastRenderedPageBreak/>
+              <w:t>Output is a structured JSON question set consumed by the Survey Service.</w:t>
             </w:r>
           </w:p>
         </w:tc>
@@ -15564,6 +18698,7 @@
                 <w:sz w:val="21"/>
                 <w:szCs w:val="21"/>
               </w:rPr>
+              <w:lastRenderedPageBreak/>
               <w:t>Memory Decay Scheduler</w:t>
             </w:r>
           </w:p>
@@ -15712,7 +18847,43 @@
                 <w:sz w:val="21"/>
                 <w:szCs w:val="21"/>
               </w:rPr>
-              <w:t>Runs weekly. Estimated 95% of conflicts are auto-resolvable. Remaining 5% queued for human review in an internal ops dashboard.</w:t>
+              <w:t xml:space="preserve">Runs weekly. Estimated 95% of conflicts are </w:t>
+            </w:r>
+            <w:proofErr w:type="gramStart"/>
+            <w:r>
+              <w:rPr>
+                <w:color w:val="4B5563"/>
+                <w:sz w:val="21"/>
+                <w:szCs w:val="21"/>
+              </w:rPr>
+              <w:t>auto-resolvable</w:t>
+            </w:r>
+            <w:proofErr w:type="gramEnd"/>
+            <w:r>
+              <w:rPr>
+                <w:color w:val="4B5563"/>
+                <w:sz w:val="21"/>
+                <w:szCs w:val="21"/>
+              </w:rPr>
+              <w:t xml:space="preserve">. Remaining 5% queued for human review in an internal </w:t>
+            </w:r>
+            <w:proofErr w:type="gramStart"/>
+            <w:r>
+              <w:rPr>
+                <w:color w:val="4B5563"/>
+                <w:sz w:val="21"/>
+                <w:szCs w:val="21"/>
+              </w:rPr>
+              <w:t>ops</w:t>
+            </w:r>
+            <w:proofErr w:type="gramEnd"/>
+            <w:r>
+              <w:rPr>
+                <w:color w:val="4B5563"/>
+                <w:sz w:val="21"/>
+                <w:szCs w:val="21"/>
+              </w:rPr>
+              <w:t xml:space="preserve"> dashboard.</w:t>
             </w:r>
           </w:p>
         </w:tc>
@@ -15819,8 +18990,21 @@
       <w:pPr>
         <w:pStyle w:val="Heading2"/>
       </w:pPr>
-      <w:r>
-        <w:t>13.2  Tier 2 — Agents Accelerate With Human Oversight</w:t>
+      <w:proofErr w:type="gramStart"/>
+      <w:r>
+        <w:t>13.2  Tier</w:t>
+      </w:r>
+      <w:proofErr w:type="gramEnd"/>
+      <w:r>
+        <w:t xml:space="preserve"> 2 — Agents Accelerate </w:t>
+      </w:r>
+      <w:proofErr w:type="gramStart"/>
+      <w:r>
+        <w:t>With</w:t>
+      </w:r>
+      <w:proofErr w:type="gramEnd"/>
+      <w:r>
+        <w:t xml:space="preserve"> Human Oversight</w:t>
       </w:r>
     </w:p>
     <w:p>
@@ -15842,7 +19026,6 @@
     <w:tbl>
       <w:tblPr>
         <w:tblW w:w="9360" w:type="dxa"/>
-        <w:tblInd w:w="-4" w:type="dxa"/>
         <w:tblBorders>
           <w:top w:val="single" w:sz="4" w:space="0" w:color="auto"/>
           <w:left w:val="single" w:sz="4" w:space="0" w:color="auto"/>
@@ -15855,7 +19038,7 @@
           <w:left w:w="10" w:type="dxa"/>
           <w:right w:w="10" w:type="dxa"/>
         </w:tblCellMar>
-        <w:tblLook w:val="04A0" w:firstRow="1" w:lastRow="0" w:firstColumn="1" w:lastColumn="0" w:noHBand="0" w:noVBand="1"/>
+        <w:tblLook w:val="0000" w:firstRow="0" w:lastRow="0" w:firstColumn="0" w:lastColumn="0" w:noHBand="0" w:noVBand="0"/>
       </w:tblPr>
       <w:tblGrid>
         <w:gridCol w:w="3000"/>
@@ -15991,6 +19174,7 @@
                 <w:sz w:val="21"/>
                 <w:szCs w:val="21"/>
               </w:rPr>
+              <w:lastRenderedPageBreak/>
               <w:t>LLM Prompt Engineering &amp; Evals</w:t>
             </w:r>
           </w:p>
@@ -16139,7 +19323,25 @@
                 <w:sz w:val="21"/>
                 <w:szCs w:val="21"/>
               </w:rPr>
-              <w:t>Agent produces weekly re-ranking proposals with supporting evidence. A human product manager reviews and approves before the new weights are deployed. Never auto-deployed.</w:t>
+              <w:t xml:space="preserve">Agent produces weekly re-ranking proposals with supporting evidence. A human product manager reviews and approves before the new weights are deployed. Never </w:t>
+            </w:r>
+            <w:proofErr w:type="gramStart"/>
+            <w:r>
+              <w:rPr>
+                <w:color w:val="4B5563"/>
+                <w:sz w:val="21"/>
+                <w:szCs w:val="21"/>
+              </w:rPr>
+              <w:t>auto-deployed</w:t>
+            </w:r>
+            <w:proofErr w:type="gramEnd"/>
+            <w:r>
+              <w:rPr>
+                <w:color w:val="4B5563"/>
+                <w:sz w:val="21"/>
+                <w:szCs w:val="21"/>
+              </w:rPr>
+              <w:t>.</w:t>
             </w:r>
           </w:p>
         </w:tc>
@@ -16203,7 +19405,43 @@
                 <w:sz w:val="21"/>
                 <w:szCs w:val="21"/>
               </w:rPr>
-              <w:t>Agent processes raw survey responses into structured memory model updates — translating 'service was painfully slow' into {dimension: 'service_speed', direction: 'negative', place_id: X, confidence: 0.9}.</w:t>
+              <w:t>Agent processes raw survey responses into structured memory model updates — translating 'service was painfully slow' into {dimension: '</w:t>
+            </w:r>
+            <w:proofErr w:type="spellStart"/>
+            <w:r>
+              <w:rPr>
+                <w:color w:val="4B5563"/>
+                <w:sz w:val="21"/>
+                <w:szCs w:val="21"/>
+              </w:rPr>
+              <w:t>service_speed</w:t>
+            </w:r>
+            <w:proofErr w:type="spellEnd"/>
+            <w:r>
+              <w:rPr>
+                <w:color w:val="4B5563"/>
+                <w:sz w:val="21"/>
+                <w:szCs w:val="21"/>
+              </w:rPr>
+              <w:t xml:space="preserve">', direction: 'negative', </w:t>
+            </w:r>
+            <w:proofErr w:type="spellStart"/>
+            <w:r>
+              <w:rPr>
+                <w:color w:val="4B5563"/>
+                <w:sz w:val="21"/>
+                <w:szCs w:val="21"/>
+              </w:rPr>
+              <w:t>place_id</w:t>
+            </w:r>
+            <w:proofErr w:type="spellEnd"/>
+            <w:r>
+              <w:rPr>
+                <w:color w:val="4B5563"/>
+                <w:sz w:val="21"/>
+                <w:szCs w:val="21"/>
+              </w:rPr>
+              <w:t>: X, confidence: 0.9}.</w:t>
             </w:r>
           </w:p>
         </w:tc>
@@ -16479,7 +19717,16 @@
                 <w:sz w:val="21"/>
                 <w:szCs w:val="21"/>
               </w:rPr>
-              <w:t>Agent generates and runs regression tests for third-party API integrations (Google Places, Uber, Lyft, OpenTable) based on documented expected responses. Alerts on schema changes or unexpected errors.</w:t>
+              <w:t xml:space="preserve">Agent generates and runs regression tests for third-party API integrations </w:t>
+            </w:r>
+            <w:r>
+              <w:rPr>
+                <w:color w:val="4B5563"/>
+                <w:sz w:val="21"/>
+                <w:szCs w:val="21"/>
+              </w:rPr>
+              <w:lastRenderedPageBreak/>
+              <w:t>(Google Places, Uber, Lyft, OpenTable) based on documented expected responses. Alerts on schema changes or unexpected errors.</w:t>
             </w:r>
           </w:p>
         </w:tc>
@@ -16507,7 +19754,17 @@
                 <w:sz w:val="21"/>
                 <w:szCs w:val="21"/>
               </w:rPr>
-              <w:t>Agent runs tests continuously in CI/CD pipeline. Human engineer reviews any failures before they are dismissed. Catches breaking API changes before they reach production.</w:t>
+              <w:lastRenderedPageBreak/>
+              <w:t xml:space="preserve">Agent runs tests continuously in CI/CD pipeline. Human engineer reviews any failures before they </w:t>
+            </w:r>
+            <w:r>
+              <w:rPr>
+                <w:color w:val="4B5563"/>
+                <w:sz w:val="21"/>
+                <w:szCs w:val="21"/>
+              </w:rPr>
+              <w:lastRenderedPageBreak/>
+              <w:t>are dismissed. Catches breaking API changes before they reach production.</w:t>
             </w:r>
           </w:p>
         </w:tc>
@@ -16522,8 +19779,13 @@
       <w:pPr>
         <w:pStyle w:val="Heading2"/>
       </w:pPr>
-      <w:r>
-        <w:t>13.3  Tier 3 — Humans Must Lead</w:t>
+      <w:proofErr w:type="gramStart"/>
+      <w:r>
+        <w:t>13.3  Tier</w:t>
+      </w:r>
+      <w:proofErr w:type="gramEnd"/>
+      <w:r>
+        <w:t xml:space="preserve"> 3 — Humans Must Lead</w:t>
       </w:r>
     </w:p>
     <w:p>
@@ -16545,7 +19807,6 @@
     <w:tbl>
       <w:tblPr>
         <w:tblW w:w="9360" w:type="dxa"/>
-        <w:tblInd w:w="-4" w:type="dxa"/>
         <w:tblBorders>
           <w:top w:val="single" w:sz="4" w:space="0" w:color="auto"/>
           <w:left w:val="single" w:sz="4" w:space="0" w:color="auto"/>
@@ -16558,7 +19819,7 @@
           <w:left w:w="10" w:type="dxa"/>
           <w:right w:w="10" w:type="dxa"/>
         </w:tblCellMar>
-        <w:tblLook w:val="04A0" w:firstRow="1" w:lastRow="0" w:firstColumn="1" w:lastColumn="0" w:noHBand="0" w:noVBand="1"/>
+        <w:tblLook w:val="0000" w:firstRow="0" w:lastRow="0" w:firstColumn="0" w:lastColumn="0" w:noHBand="0" w:noVBand="0"/>
       </w:tblPr>
       <w:tblGrid>
         <w:gridCol w:w="4500"/>
@@ -16983,6 +20244,7 @@
                 <w:sz w:val="21"/>
                 <w:szCs w:val="21"/>
               </w:rPr>
+              <w:lastRenderedPageBreak/>
               <w:t>Hiring &amp; Team Building</w:t>
             </w:r>
           </w:p>
@@ -17026,8 +20288,13 @@
       <w:pPr>
         <w:pStyle w:val="Heading2"/>
       </w:pPr>
-      <w:r>
-        <w:t>13.4  Agent Infrastructure Recommendations</w:t>
+      <w:proofErr w:type="gramStart"/>
+      <w:r>
+        <w:t>13.4  Agent</w:t>
+      </w:r>
+      <w:proofErr w:type="gramEnd"/>
+      <w:r>
+        <w:t xml:space="preserve"> Infrastructure Recommendations</w:t>
       </w:r>
     </w:p>
     <w:p>
@@ -17059,7 +20326,49 @@
         <w:rPr>
           <w:color w:val="4B5563"/>
         </w:rPr>
-        <w:t>Agent Orchestration Framework: Use an established framework (LangGraph, CrewAI, or Anthropic's tool-use API directly) rather than building bespoke agent loops. Standardizes observability, retry logic, and human escalation paths across all agent tasks.</w:t>
+        <w:t>Agent Orchestration Framework: Use an established framework (</w:t>
+      </w:r>
+      <w:proofErr w:type="spellStart"/>
+      <w:r>
+        <w:rPr>
+          <w:color w:val="4B5563"/>
+        </w:rPr>
+        <w:t>LangGraph</w:t>
+      </w:r>
+      <w:proofErr w:type="spellEnd"/>
+      <w:r>
+        <w:rPr>
+          <w:color w:val="4B5563"/>
+        </w:rPr>
+        <w:t xml:space="preserve">, </w:t>
+      </w:r>
+      <w:proofErr w:type="spellStart"/>
+      <w:r>
+        <w:rPr>
+          <w:color w:val="4B5563"/>
+        </w:rPr>
+        <w:t>CrewAI</w:t>
+      </w:r>
+      <w:proofErr w:type="spellEnd"/>
+      <w:r>
+        <w:rPr>
+          <w:color w:val="4B5563"/>
+        </w:rPr>
+        <w:t xml:space="preserve">, or </w:t>
+      </w:r>
+      <w:proofErr w:type="spellStart"/>
+      <w:r>
+        <w:rPr>
+          <w:color w:val="4B5563"/>
+        </w:rPr>
+        <w:t>Anthropic's</w:t>
+      </w:r>
+      <w:proofErr w:type="spellEnd"/>
+      <w:r>
+        <w:rPr>
+          <w:color w:val="4B5563"/>
+        </w:rPr>
+        <w:t xml:space="preserve"> tool-use API directly) rather than building bespoke agent loops. Standardizes observability, retry logic, and human escalation paths across all agent tasks.</w:t>
       </w:r>
     </w:p>
     <w:p>
@@ -17075,7 +20384,21 @@
         <w:rPr>
           <w:color w:val="4B5563"/>
         </w:rPr>
-        <w:t>Eval Harness: Build a lightweight golden-dataset eval framework before the first agent goes to production. Every agent task in Tier 1 and Tier 2 must have a passing eval suite before it runs autonomously.</w:t>
+        <w:t xml:space="preserve">Eval Harness: Build a lightweight </w:t>
+      </w:r>
+      <w:proofErr w:type="gramStart"/>
+      <w:r>
+        <w:rPr>
+          <w:color w:val="4B5563"/>
+        </w:rPr>
+        <w:t>golden-dataset</w:t>
+      </w:r>
+      <w:proofErr w:type="gramEnd"/>
+      <w:r>
+        <w:rPr>
+          <w:color w:val="4B5563"/>
+        </w:rPr>
+        <w:t xml:space="preserve"> eval framework before the first agent goes to production. Every agent task in Tier 1 and Tier 2 must have a passing eval suite before it runs autonomously.</w:t>
       </w:r>
     </w:p>
     <w:p>
@@ -17091,7 +20414,21 @@
         <w:rPr>
           <w:color w:val="4B5563"/>
         </w:rPr>
-        <w:t>Agent Observability Dashboard: All agent runs — inputs, outputs, confidence scores, escalations — logged and viewable in an internal ops dashboard. Required for the human oversight model in Tier 2 to function.</w:t>
+        <w:t xml:space="preserve">Agent Observability Dashboard: All agent runs — inputs, outputs, confidence scores, escalations — logged and viewable in an internal </w:t>
+      </w:r>
+      <w:proofErr w:type="gramStart"/>
+      <w:r>
+        <w:rPr>
+          <w:color w:val="4B5563"/>
+        </w:rPr>
+        <w:t>ops</w:t>
+      </w:r>
+      <w:proofErr w:type="gramEnd"/>
+      <w:r>
+        <w:rPr>
+          <w:color w:val="4B5563"/>
+        </w:rPr>
+        <w:t xml:space="preserve"> dashboard. Required for the human oversight model in Tier 2 to function.</w:t>
       </w:r>
     </w:p>
     <w:p>
@@ -17148,7 +20485,29 @@
           <w:sz w:val="20"/>
           <w:szCs w:val="20"/>
         </w:rPr>
-        <w:t>Cost Note: Tier 1 agent tasks running nightly on a Boston-sized index (4,000–6,000 places) at Claude Sonnet pricing are estimated at $15–40/day. This is a significant operational cost saving vs. manual data operations, but should be modeled explicitly in the infrastructure budget.</w:t>
+        <w:t xml:space="preserve">Cost Note: Tier 1 agent tasks running nightly on a Boston-sized index (4,000–6,000 places) at Claude Sonnet pricing are estimated at $15–40/day. This is a significant operational cost saving vs. manual data </w:t>
+      </w:r>
+      <w:proofErr w:type="gramStart"/>
+      <w:r>
+        <w:rPr>
+          <w:i/>
+          <w:iCs/>
+          <w:color w:val="5B21B6"/>
+          <w:sz w:val="20"/>
+          <w:szCs w:val="20"/>
+        </w:rPr>
+        <w:t>operations, but</w:t>
+      </w:r>
+      <w:proofErr w:type="gramEnd"/>
+      <w:r>
+        <w:rPr>
+          <w:i/>
+          <w:iCs/>
+          <w:color w:val="5B21B6"/>
+          <w:sz w:val="20"/>
+          <w:szCs w:val="20"/>
+        </w:rPr>
+        <w:t xml:space="preserve"> should be modeled explicitly in the infrastructure budget.</w:t>
       </w:r>
     </w:p>
     <w:p>
@@ -17169,6 +20528,7 @@
         </w:pBdr>
       </w:pPr>
       <w:r>
+        <w:lastRenderedPageBreak/>
         <w:t>14. Engineering Kickoff: Sprint 0 &amp; First Three Sprints</w:t>
       </w:r>
     </w:p>
@@ -17217,8 +20577,13 @@
       <w:pPr>
         <w:pStyle w:val="Heading2"/>
       </w:pPr>
-      <w:r>
-        <w:t>14.1  Day 1–2: PRD Ingestion &amp; Technical Kickoff</w:t>
+      <w:proofErr w:type="gramStart"/>
+      <w:r>
+        <w:t>14.1  Day</w:t>
+      </w:r>
+      <w:proofErr w:type="gramEnd"/>
+      <w:r>
+        <w:t xml:space="preserve"> 1–2: PRD Ingestion &amp; Technical Kickoff</w:t>
       </w:r>
     </w:p>
     <w:p>
@@ -17279,7 +20644,21 @@
         <w:rPr>
           <w:color w:val="4B5563"/>
         </w:rPr>
-        <w:t>Each person comes with: one assumption they want to challenge, one technical risk not in Section 12, and one open question not in Section 13</w:t>
+        <w:t xml:space="preserve">Each person comes </w:t>
+      </w:r>
+      <w:proofErr w:type="gramStart"/>
+      <w:r>
+        <w:rPr>
+          <w:color w:val="4B5563"/>
+        </w:rPr>
+        <w:t>with:</w:t>
+      </w:r>
+      <w:proofErr w:type="gramEnd"/>
+      <w:r>
+        <w:rPr>
+          <w:color w:val="4B5563"/>
+        </w:rPr>
+        <w:t xml:space="preserve"> one assumption they want to challenge, one technical risk not in Section 12, and one open question not in Section 13</w:t>
       </w:r>
     </w:p>
     <w:p>
@@ -17329,7 +20708,21 @@
         <w:rPr>
           <w:color w:val="4B5563"/>
         </w:rPr>
-        <w:t>Finalize stack decisions: confirm React Native, cloud provider (AWS recommended), LLM provider (Anthropic Claude via abstracted inference layer), and vector storage (pgvector for v1, Pinecone upgrade path documented)</w:t>
+        <w:t>Finalize stack decisions: confirm React Native, cloud provider (AWS recommended), LLM provider (Anthropic Claude via abstracted inference layer), and vector storage (</w:t>
+      </w:r>
+      <w:proofErr w:type="spellStart"/>
+      <w:r>
+        <w:rPr>
+          <w:color w:val="4B5563"/>
+        </w:rPr>
+        <w:t>pgvector</w:t>
+      </w:r>
+      <w:proofErr w:type="spellEnd"/>
+      <w:r>
+        <w:rPr>
+          <w:color w:val="4B5563"/>
+        </w:rPr>
+        <w:t xml:space="preserve"> for v1, Pinecone upgrade path documented)</w:t>
       </w:r>
     </w:p>
     <w:p>
@@ -17377,7 +20770,21 @@
         <w:rPr>
           <w:color w:val="4B5563"/>
         </w:rPr>
-        <w:t>API access audit: determine which third-party APIs require approval or sandbox access and start those processes immediately (Uber, Lyft, OpenTable, Resy can each take 1–3 weeks)</w:t>
+        <w:t xml:space="preserve">API access audit: determine which third-party APIs require approval or sandbox access and start those processes immediately (Uber, Lyft, OpenTable, </w:t>
+      </w:r>
+      <w:proofErr w:type="spellStart"/>
+      <w:r>
+        <w:rPr>
+          <w:color w:val="4B5563"/>
+        </w:rPr>
+        <w:t>Resy</w:t>
+      </w:r>
+      <w:proofErr w:type="spellEnd"/>
+      <w:r>
+        <w:rPr>
+          <w:color w:val="4B5563"/>
+        </w:rPr>
+        <w:t xml:space="preserve"> can each take 1–3 weeks)</w:t>
       </w:r>
     </w:p>
     <w:p>
@@ -17405,8 +20812,13 @@
       <w:pPr>
         <w:pStyle w:val="Heading2"/>
       </w:pPr>
-      <w:r>
-        <w:t>14.2  Sprint 0 — Foundation &amp; De-risking (Weeks 1–2)</w:t>
+      <w:proofErr w:type="gramStart"/>
+      <w:r>
+        <w:t>14.2  Sprint</w:t>
+      </w:r>
+      <w:proofErr w:type="gramEnd"/>
+      <w:r>
+        <w:t xml:space="preserve"> 0 — Foundation &amp; De-risking (Weeks 1–2)</w:t>
       </w:r>
     </w:p>
     <w:p>
@@ -17417,6 +20829,7 @@
         <w:rPr>
           <w:color w:val="4B5563"/>
         </w:rPr>
+        <w:lastRenderedPageBreak/>
         <w:t>Sprint 0 is not a delivery sprint. It has no user-facing output. Its sole purpose is to eliminate the technical unknowns that would otherwise surface mid-Sprint 1 or Sprint 2 and derail progress. Every hour invested here saves three hours later.</w:t>
       </w:r>
     </w:p>
@@ -17515,7 +20928,21 @@
         <w:rPr>
           <w:color w:val="4B5563"/>
         </w:rPr>
-        <w:t>Auth service live: Supabase Auth configured, OAuth with Apple and Google working end-to-end in the dev environment</w:t>
+        <w:t xml:space="preserve">Auth service live: </w:t>
+      </w:r>
+      <w:proofErr w:type="spellStart"/>
+      <w:r>
+        <w:rPr>
+          <w:color w:val="4B5563"/>
+        </w:rPr>
+        <w:t>Supabase</w:t>
+      </w:r>
+      <w:proofErr w:type="spellEnd"/>
+      <w:r>
+        <w:rPr>
+          <w:color w:val="4B5563"/>
+        </w:rPr>
+        <w:t xml:space="preserve"> Auth configured, OAuth with Apple and Google working end-to-end in the dev environment</w:t>
       </w:r>
     </w:p>
     <w:p>
@@ -17544,7 +20971,6 @@
     <w:tbl>
       <w:tblPr>
         <w:tblW w:w="9360" w:type="dxa"/>
-        <w:tblInd w:w="-4" w:type="dxa"/>
         <w:tblBorders>
           <w:top w:val="single" w:sz="4" w:space="0" w:color="auto"/>
           <w:left w:val="single" w:sz="4" w:space="0" w:color="auto"/>
@@ -17557,7 +20983,7 @@
           <w:left w:w="10" w:type="dxa"/>
           <w:right w:w="10" w:type="dxa"/>
         </w:tblCellMar>
-        <w:tblLook w:val="04A0" w:firstRow="1" w:lastRow="0" w:firstColumn="1" w:lastColumn="0" w:noHBand="0" w:noVBand="1"/>
+        <w:tblLook w:val="0000" w:firstRow="0" w:lastRow="0" w:firstColumn="0" w:lastColumn="0" w:noHBand="0" w:noVBand="0"/>
       </w:tblPr>
       <w:tblGrid>
         <w:gridCol w:w="3000"/>
@@ -17861,7 +21287,25 @@
                 <w:sz w:val="21"/>
                 <w:szCs w:val="21"/>
               </w:rPr>
-              <w:t>Expo project scaffold, React Navigation structure, React Native Maps integration on iOS + Android, Supabase Auth end-to-end flow, basic UI component library setup</w:t>
+              <w:t xml:space="preserve">Expo project scaffold, React Navigation structure, React Native Maps integration on iOS + Android, </w:t>
+            </w:r>
+            <w:proofErr w:type="spellStart"/>
+            <w:r>
+              <w:rPr>
+                <w:color w:val="4B5563"/>
+                <w:sz w:val="21"/>
+                <w:szCs w:val="21"/>
+              </w:rPr>
+              <w:t>Supabase</w:t>
+            </w:r>
+            <w:proofErr w:type="spellEnd"/>
+            <w:r>
+              <w:rPr>
+                <w:color w:val="4B5563"/>
+                <w:sz w:val="21"/>
+                <w:szCs w:val="21"/>
+              </w:rPr>
+              <w:t xml:space="preserve"> Auth end-to-end flow, basic UI component library setup</w:t>
             </w:r>
           </w:p>
         </w:tc>
@@ -17929,7 +21373,16 @@
                 <w:sz w:val="21"/>
                 <w:szCs w:val="21"/>
               </w:rPr>
-              <w:t>Google Places API integration (search + detail endpoints), Uber and Lyft Estimate API sandbox integration, API gateway configuration, service-to-service auth pattern</w:t>
+              <w:t xml:space="preserve">Google Places API integration (search + detail endpoints), Uber and Lyft </w:t>
+            </w:r>
+            <w:r>
+              <w:rPr>
+                <w:color w:val="4B5563"/>
+                <w:sz w:val="21"/>
+                <w:szCs w:val="21"/>
+              </w:rPr>
+              <w:lastRenderedPageBreak/>
+              <w:t>Estimate API sandbox integration, API gateway configuration, service-to-service auth pattern</w:t>
             </w:r>
           </w:p>
         </w:tc>
@@ -17950,7 +21403,25 @@
           <w:bCs/>
           <w:color w:val="111827"/>
         </w:rPr>
-        <w:t>Sprint 0 Exit Criteria — all of the following must be true before Sprint 1 begins:</w:t>
+        <w:t xml:space="preserve">Sprint 0 Exit Criteria — </w:t>
+      </w:r>
+      <w:proofErr w:type="gramStart"/>
+      <w:r>
+        <w:rPr>
+          <w:b/>
+          <w:bCs/>
+          <w:color w:val="111827"/>
+        </w:rPr>
+        <w:t>all of</w:t>
+      </w:r>
+      <w:proofErr w:type="gramEnd"/>
+      <w:r>
+        <w:rPr>
+          <w:b/>
+          <w:bCs/>
+          <w:color w:val="111827"/>
+        </w:rPr>
+        <w:t xml:space="preserve"> the following must be true before Sprint 1 begins:</w:t>
       </w:r>
     </w:p>
     <w:p>
@@ -18042,8 +21513,13 @@
       <w:pPr>
         <w:pStyle w:val="Heading2"/>
       </w:pPr>
-      <w:r>
-        <w:t>14.3  Sprint 1 — The Walking Skeleton (Weeks 3–4)</w:t>
+      <w:proofErr w:type="gramStart"/>
+      <w:r>
+        <w:t>14.3  Sprint</w:t>
+      </w:r>
+      <w:proofErr w:type="gramEnd"/>
+      <w:r>
+        <w:t xml:space="preserve"> 1 — The Walking Skeleton (Weeks 3–4)</w:t>
       </w:r>
     </w:p>
     <w:p>
@@ -18065,7 +21541,6 @@
     <w:tbl>
       <w:tblPr>
         <w:tblW w:w="9360" w:type="dxa"/>
-        <w:tblInd w:w="-4" w:type="dxa"/>
         <w:tblBorders>
           <w:top w:val="single" w:sz="4" w:space="0" w:color="auto"/>
           <w:left w:val="single" w:sz="4" w:space="0" w:color="auto"/>
@@ -18078,7 +21553,7 @@
           <w:left w:w="10" w:type="dxa"/>
           <w:right w:w="10" w:type="dxa"/>
         </w:tblCellMar>
-        <w:tblLook w:val="04A0" w:firstRow="1" w:lastRow="0" w:firstColumn="1" w:lastColumn="0" w:noHBand="0" w:noVBand="1"/>
+        <w:tblLook w:val="0000" w:firstRow="0" w:lastRow="0" w:firstColumn="0" w:lastColumn="0" w:noHBand="0" w:noVBand="0"/>
       </w:tblPr>
       <w:tblGrid>
         <w:gridCol w:w="9360"/>
@@ -18224,7 +21699,6 @@
     <w:tbl>
       <w:tblPr>
         <w:tblW w:w="9360" w:type="dxa"/>
-        <w:tblInd w:w="-4" w:type="dxa"/>
         <w:tblBorders>
           <w:top w:val="single" w:sz="4" w:space="0" w:color="auto"/>
           <w:left w:val="single" w:sz="4" w:space="0" w:color="auto"/>
@@ -18237,7 +21711,7 @@
           <w:left w:w="10" w:type="dxa"/>
           <w:right w:w="10" w:type="dxa"/>
         </w:tblCellMar>
-        <w:tblLook w:val="04A0" w:firstRow="1" w:lastRow="0" w:firstColumn="1" w:lastColumn="0" w:noHBand="0" w:noVBand="1"/>
+        <w:tblLook w:val="0000" w:firstRow="0" w:lastRow="0" w:firstColumn="0" w:lastColumn="0" w:noHBand="0" w:noVBand="0"/>
       </w:tblPr>
       <w:tblGrid>
         <w:gridCol w:w="3000"/>
@@ -18401,7 +21875,16 @@
                 <w:sz w:val="21"/>
                 <w:szCs w:val="21"/>
               </w:rPr>
-              <w:t>AI Orchestration Service v1: receives chat message, constructs prompt with basic preference context, calls LLM, parses structured JSON response, returns place IDs with scores and reasoning</w:t>
+              <w:t xml:space="preserve">AI Orchestration Service v1: receives chat message, constructs prompt with basic preference context, calls LLM, parses structured JSON response, returns </w:t>
+            </w:r>
+            <w:r>
+              <w:rPr>
+                <w:color w:val="4B5563"/>
+                <w:sz w:val="21"/>
+                <w:szCs w:val="21"/>
+              </w:rPr>
+              <w:lastRenderedPageBreak/>
+              <w:t>place IDs with scores and reasoning</w:t>
             </w:r>
           </w:p>
         </w:tc>
@@ -18429,6 +21912,7 @@
                 <w:sz w:val="21"/>
                 <w:szCs w:val="21"/>
               </w:rPr>
+              <w:lastRenderedPageBreak/>
               <w:t>FR-1.1, FR-1.2, Section 6.5</w:t>
             </w:r>
           </w:p>
@@ -18585,7 +22069,25 @@
                 <w:sz w:val="21"/>
                 <w:szCs w:val="21"/>
               </w:rPr>
-              <w:t>Map screen with custom pin rendering: color-coded by match score, tap to expand mini-card, 'Details' CTA navigation</w:t>
+              <w:t xml:space="preserve">Map screen with custom pin rendering: color-coded by match score, tap to expand </w:t>
+            </w:r>
+            <w:proofErr w:type="gramStart"/>
+            <w:r>
+              <w:rPr>
+                <w:color w:val="4B5563"/>
+                <w:sz w:val="21"/>
+                <w:szCs w:val="21"/>
+              </w:rPr>
+              <w:t>mini-card</w:t>
+            </w:r>
+            <w:proofErr w:type="gramEnd"/>
+            <w:r>
+              <w:rPr>
+                <w:color w:val="4B5563"/>
+                <w:sz w:val="21"/>
+                <w:szCs w:val="21"/>
+              </w:rPr>
+              <w:t>, 'Details' CTA navigation</w:t>
             </w:r>
           </w:p>
         </w:tc>
@@ -18861,7 +22363,25 @@
                 <w:sz w:val="21"/>
                 <w:szCs w:val="21"/>
               </w:rPr>
-              <w:t>WebSocket connection between mobile and AI Orchestration Service: message send, token streaming, action payload (show_places) handling</w:t>
+              <w:t>WebSocket connection between mobile and AI Orchestration Service: message send, token streaming, action payload (</w:t>
+            </w:r>
+            <w:proofErr w:type="spellStart"/>
+            <w:r>
+              <w:rPr>
+                <w:color w:val="4B5563"/>
+                <w:sz w:val="21"/>
+                <w:szCs w:val="21"/>
+              </w:rPr>
+              <w:t>show_places</w:t>
+            </w:r>
+            <w:proofErr w:type="spellEnd"/>
+            <w:r>
+              <w:rPr>
+                <w:color w:val="4B5563"/>
+                <w:sz w:val="21"/>
+                <w:szCs w:val="21"/>
+              </w:rPr>
+              <w:t>) handling</w:t>
             </w:r>
           </w:p>
         </w:tc>
@@ -19027,8 +22547,14 @@
       <w:pPr>
         <w:pStyle w:val="Heading2"/>
       </w:pPr>
-      <w:r>
-        <w:t>14.4  Sprint 2 — Auth, Memory &amp; Real Personalization (Weeks 5–6)</w:t>
+      <w:proofErr w:type="gramStart"/>
+      <w:r>
+        <w:lastRenderedPageBreak/>
+        <w:t>14.4  Sprint</w:t>
+      </w:r>
+      <w:proofErr w:type="gramEnd"/>
+      <w:r>
+        <w:t xml:space="preserve"> 2 — Auth, Memory &amp; Real Personalization (Weeks 5–6)</w:t>
       </w:r>
     </w:p>
     <w:p>
@@ -19039,7 +22565,21 @@
         <w:rPr>
           <w:color w:val="4B5563"/>
         </w:rPr>
-        <w:t>Sprint 2 transforms the walking skeleton into a real product: users create accounts, their preferences persist across sessions, and the recommendations actually change based on what the system has learned about them. By the end of Sprint 2, the app should feel meaningfully different on day 5 of use than it did on day 1 — that is the moment it becomes Mapai rather than a ChatGPT wrapper on Google Maps.</w:t>
+        <w:t xml:space="preserve">Sprint 2 transforms the walking skeleton into a real product: users create accounts, their preferences persist across sessions, and the recommendations </w:t>
+      </w:r>
+      <w:proofErr w:type="gramStart"/>
+      <w:r>
+        <w:rPr>
+          <w:color w:val="4B5563"/>
+        </w:rPr>
+        <w:t>actually change</w:t>
+      </w:r>
+      <w:proofErr w:type="gramEnd"/>
+      <w:r>
+        <w:rPr>
+          <w:color w:val="4B5563"/>
+        </w:rPr>
+        <w:t xml:space="preserve"> based on what the system has learned about them. By the end of Sprint 2, the app should feel meaningfully different on day 5 of use than it did on day 1 — that is the moment it becomes Mapai rather than a ChatGPT wrapper on Google Maps.</w:t>
       </w:r>
     </w:p>
     <w:p>
@@ -19050,7 +22590,6 @@
     <w:tbl>
       <w:tblPr>
         <w:tblW w:w="9360" w:type="dxa"/>
-        <w:tblInd w:w="-4" w:type="dxa"/>
         <w:tblBorders>
           <w:top w:val="single" w:sz="4" w:space="0" w:color="auto"/>
           <w:left w:val="single" w:sz="4" w:space="0" w:color="auto"/>
@@ -19063,7 +22602,7 @@
           <w:left w:w="10" w:type="dxa"/>
           <w:right w:w="10" w:type="dxa"/>
         </w:tblCellMar>
-        <w:tblLook w:val="04A0" w:firstRow="1" w:lastRow="0" w:firstColumn="1" w:lastColumn="0" w:noHBand="0" w:noVBand="1"/>
+        <w:tblLook w:val="0000" w:firstRow="0" w:lastRow="0" w:firstColumn="0" w:lastColumn="0" w:noHBand="0" w:noVBand="0"/>
       </w:tblPr>
       <w:tblGrid>
         <w:gridCol w:w="9360"/>
@@ -19209,7 +22748,6 @@
     <w:tbl>
       <w:tblPr>
         <w:tblW w:w="9360" w:type="dxa"/>
-        <w:tblInd w:w="-4" w:type="dxa"/>
         <w:tblBorders>
           <w:top w:val="single" w:sz="4" w:space="0" w:color="auto"/>
           <w:left w:val="single" w:sz="4" w:space="0" w:color="auto"/>
@@ -19222,7 +22760,7 @@
           <w:left w:w="10" w:type="dxa"/>
           <w:right w:w="10" w:type="dxa"/>
         </w:tblCellMar>
-        <w:tblLook w:val="04A0" w:firstRow="1" w:lastRow="0" w:firstColumn="1" w:lastColumn="0" w:noHBand="0" w:noVBand="1"/>
+        <w:tblLook w:val="0000" w:firstRow="0" w:lastRow="0" w:firstColumn="0" w:lastColumn="0" w:noHBand="0" w:noVBand="0"/>
       </w:tblPr>
       <w:tblGrid>
         <w:gridCol w:w="3000"/>
@@ -19726,6 +23264,7 @@
                 <w:sz w:val="21"/>
                 <w:szCs w:val="21"/>
               </w:rPr>
+              <w:lastRenderedPageBreak/>
               <w:t>Mobile</w:t>
             </w:r>
           </w:p>
@@ -19981,8 +23520,13 @@
       <w:pPr>
         <w:pStyle w:val="Heading2"/>
       </w:pPr>
-      <w:r>
-        <w:t>14.5  Sprint 3 — Navigation, Transport &amp; Closed Beta (Weeks 7–8)</w:t>
+      <w:proofErr w:type="gramStart"/>
+      <w:r>
+        <w:t>14.5  Sprint</w:t>
+      </w:r>
+      <w:proofErr w:type="gramEnd"/>
+      <w:r>
+        <w:t xml:space="preserve"> 3 — Navigation, Transport &amp; Closed Beta (Weeks 7–8)</w:t>
       </w:r>
     </w:p>
     <w:p>
@@ -19993,7 +23537,21 @@
         <w:rPr>
           <w:color w:val="4B5563"/>
         </w:rPr>
-        <w:t>Sprint 3 completes the minimum viable product and prepares the app for its first real users. By the end of Sprint 3, the full discovery-to-navigation loop is working: find a place, compare how to get there, navigate, arrive, get a survey. This is the closed beta cutover sprint — the last sprint before real Boston users touch the product.</w:t>
+        <w:t xml:space="preserve">Sprint 3 completes the minimum viable product and prepares the app for its first real users. By the end of Sprint 3, the full discovery-to-navigation loop is working: find a place, compare how to get there, navigate, arrive, get a survey. This is the closed beta cutover sprint — the last sprint before real Boston users </w:t>
+      </w:r>
+      <w:proofErr w:type="gramStart"/>
+      <w:r>
+        <w:rPr>
+          <w:color w:val="4B5563"/>
+        </w:rPr>
+        <w:t>touch</w:t>
+      </w:r>
+      <w:proofErr w:type="gramEnd"/>
+      <w:r>
+        <w:rPr>
+          <w:color w:val="4B5563"/>
+        </w:rPr>
+        <w:t xml:space="preserve"> the product.</w:t>
       </w:r>
     </w:p>
     <w:p>
@@ -20004,7 +23562,6 @@
     <w:tbl>
       <w:tblPr>
         <w:tblW w:w="9360" w:type="dxa"/>
-        <w:tblInd w:w="-4" w:type="dxa"/>
         <w:tblBorders>
           <w:top w:val="single" w:sz="4" w:space="0" w:color="auto"/>
           <w:left w:val="single" w:sz="4" w:space="0" w:color="auto"/>
@@ -20017,7 +23574,7 @@
           <w:left w:w="10" w:type="dxa"/>
           <w:right w:w="10" w:type="dxa"/>
         </w:tblCellMar>
-        <w:tblLook w:val="04A0" w:firstRow="1" w:lastRow="0" w:firstColumn="1" w:lastColumn="0" w:noHBand="0" w:noVBand="1"/>
+        <w:tblLook w:val="0000" w:firstRow="0" w:lastRow="0" w:firstColumn="0" w:lastColumn="0" w:noHBand="0" w:noVBand="0"/>
       </w:tblPr>
       <w:tblGrid>
         <w:gridCol w:w="9360"/>
@@ -20157,8 +23714,90 @@
                 <w:sz w:val="21"/>
                 <w:szCs w:val="21"/>
               </w:rPr>
-              <w:t>Basic analytics events firing correctly in Amplitude: app_open, chat_message_sent, place_tapped, navigation_started, survey_completed</w:t>
-            </w:r>
+              <w:t xml:space="preserve">Basic analytics events firing correctly in Amplitude: </w:t>
+            </w:r>
+            <w:proofErr w:type="spellStart"/>
+            <w:r>
+              <w:rPr>
+                <w:color w:val="4B5563"/>
+                <w:sz w:val="21"/>
+                <w:szCs w:val="21"/>
+              </w:rPr>
+              <w:t>app_open</w:t>
+            </w:r>
+            <w:proofErr w:type="spellEnd"/>
+            <w:r>
+              <w:rPr>
+                <w:color w:val="4B5563"/>
+                <w:sz w:val="21"/>
+                <w:szCs w:val="21"/>
+              </w:rPr>
+              <w:t xml:space="preserve">, </w:t>
+            </w:r>
+            <w:proofErr w:type="spellStart"/>
+            <w:r>
+              <w:rPr>
+                <w:color w:val="4B5563"/>
+                <w:sz w:val="21"/>
+                <w:szCs w:val="21"/>
+              </w:rPr>
+              <w:t>chat_message_sent</w:t>
+            </w:r>
+            <w:proofErr w:type="spellEnd"/>
+            <w:r>
+              <w:rPr>
+                <w:color w:val="4B5563"/>
+                <w:sz w:val="21"/>
+                <w:szCs w:val="21"/>
+              </w:rPr>
+              <w:t xml:space="preserve">, </w:t>
+            </w:r>
+            <w:proofErr w:type="spellStart"/>
+            <w:r>
+              <w:rPr>
+                <w:color w:val="4B5563"/>
+                <w:sz w:val="21"/>
+                <w:szCs w:val="21"/>
+              </w:rPr>
+              <w:t>place_tapped</w:t>
+            </w:r>
+            <w:proofErr w:type="spellEnd"/>
+            <w:r>
+              <w:rPr>
+                <w:color w:val="4B5563"/>
+                <w:sz w:val="21"/>
+                <w:szCs w:val="21"/>
+              </w:rPr>
+              <w:t xml:space="preserve">, </w:t>
+            </w:r>
+            <w:proofErr w:type="spellStart"/>
+            <w:r>
+              <w:rPr>
+                <w:color w:val="4B5563"/>
+                <w:sz w:val="21"/>
+                <w:szCs w:val="21"/>
+              </w:rPr>
+              <w:t>navigation_started</w:t>
+            </w:r>
+            <w:proofErr w:type="spellEnd"/>
+            <w:r>
+              <w:rPr>
+                <w:color w:val="4B5563"/>
+                <w:sz w:val="21"/>
+                <w:szCs w:val="21"/>
+              </w:rPr>
+              <w:t xml:space="preserve">, </w:t>
+            </w:r>
+            <w:proofErr w:type="spellStart"/>
+            <w:r>
+              <w:rPr>
+                <w:color w:val="4B5563"/>
+                <w:sz w:val="21"/>
+                <w:szCs w:val="21"/>
+              </w:rPr>
+              <w:t>survey_completed</w:t>
+            </w:r>
+            <w:proofErr w:type="spellEnd"/>
           </w:p>
         </w:tc>
       </w:tr>
@@ -20189,7 +23828,6 @@
     <w:tbl>
       <w:tblPr>
         <w:tblW w:w="9360" w:type="dxa"/>
-        <w:tblInd w:w="-4" w:type="dxa"/>
         <w:tblBorders>
           <w:top w:val="single" w:sz="4" w:space="0" w:color="auto"/>
           <w:left w:val="single" w:sz="4" w:space="0" w:color="auto"/>
@@ -20202,7 +23840,7 @@
           <w:left w:w="10" w:type="dxa"/>
           <w:right w:w="10" w:type="dxa"/>
         </w:tblCellMar>
-        <w:tblLook w:val="04A0" w:firstRow="1" w:lastRow="0" w:firstColumn="1" w:lastColumn="0" w:noHBand="0" w:noVBand="1"/>
+        <w:tblLook w:val="0000" w:firstRow="0" w:lastRow="0" w:firstColumn="0" w:lastColumn="0" w:noHBand="0" w:noVBand="0"/>
       </w:tblPr>
       <w:tblGrid>
         <w:gridCol w:w="3000"/>
@@ -20338,6 +23976,7 @@
                 <w:sz w:val="21"/>
                 <w:szCs w:val="21"/>
               </w:rPr>
+              <w:lastRenderedPageBreak/>
               <w:t>Backend / API</w:t>
             </w:r>
           </w:p>
@@ -20550,7 +24189,25 @@
                 <w:sz w:val="21"/>
                 <w:szCs w:val="21"/>
               </w:rPr>
-              <w:t>Transport comparison screen: mode cards (walk, drive, Uber, Lyft), live price display, 'Best Value' badge logic, deep-link to Uber/Lyft app</w:t>
+              <w:t xml:space="preserve">Transport comparison screen: mode cards (walk, drive, Uber, Lyft), live price display, 'Best Value' badge logic, </w:t>
+            </w:r>
+            <w:proofErr w:type="gramStart"/>
+            <w:r>
+              <w:rPr>
+                <w:color w:val="4B5563"/>
+                <w:sz w:val="21"/>
+                <w:szCs w:val="21"/>
+              </w:rPr>
+              <w:t>deep-link</w:t>
+            </w:r>
+            <w:proofErr w:type="gramEnd"/>
+            <w:r>
+              <w:rPr>
+                <w:color w:val="4B5563"/>
+                <w:sz w:val="21"/>
+                <w:szCs w:val="21"/>
+              </w:rPr>
+              <w:t xml:space="preserve"> to Uber/Lyft app</w:t>
             </w:r>
           </w:p>
         </w:tc>
@@ -20826,7 +24483,25 @@
                 <w:sz w:val="21"/>
                 <w:szCs w:val="21"/>
               </w:rPr>
-              <w:t>Background geolocation: expo-location TaskManager geofence registration on navigation start, deregistration on arrival or cancel</w:t>
+              <w:t xml:space="preserve">Background geolocation: expo-location </w:t>
+            </w:r>
+            <w:proofErr w:type="spellStart"/>
+            <w:r>
+              <w:rPr>
+                <w:color w:val="4B5563"/>
+                <w:sz w:val="21"/>
+                <w:szCs w:val="21"/>
+              </w:rPr>
+              <w:t>TaskManager</w:t>
+            </w:r>
+            <w:proofErr w:type="spellEnd"/>
+            <w:r>
+              <w:rPr>
+                <w:color w:val="4B5563"/>
+                <w:sz w:val="21"/>
+                <w:szCs w:val="21"/>
+              </w:rPr>
+              <w:t xml:space="preserve"> geofence registration on navigation start, deregistration on arrival or cancel</w:t>
             </w:r>
           </w:p>
         </w:tc>
@@ -21010,7 +24685,16 @@
                 <w:sz w:val="21"/>
                 <w:szCs w:val="21"/>
               </w:rPr>
-              <w:t>Beta prep: TestFlight submission, crash reporting (Sentry), internal 48h dogfood, bug bash, closed beta invite flow for 20–50 Boston testers</w:t>
+              <w:t xml:space="preserve">Beta prep: TestFlight submission, crash reporting </w:t>
+            </w:r>
+            <w:r>
+              <w:rPr>
+                <w:color w:val="4B5563"/>
+                <w:sz w:val="21"/>
+                <w:szCs w:val="21"/>
+              </w:rPr>
+              <w:lastRenderedPageBreak/>
+              <w:t>(Sentry), internal 48h dogfood, bug bash, closed beta invite flow for 20–50 Boston testers</w:t>
             </w:r>
           </w:p>
         </w:tc>
@@ -21038,6 +24722,7 @@
                 <w:sz w:val="21"/>
                 <w:szCs w:val="21"/>
               </w:rPr>
+              <w:lastRenderedPageBreak/>
               <w:t>Section 4.3</w:t>
             </w:r>
           </w:p>
@@ -21203,7 +24888,35 @@
         <w:rPr>
           <w:color w:val="4B5563"/>
         </w:rPr>
-        <w:t>Memory storage architecture: Pinecone vs. pgvector (PostgreSQL extension) for vector storage. pgvector reduces infrastructure complexity but may not scale to 10M+ users without sharding.</w:t>
+        <w:t xml:space="preserve">Memory storage architecture: Pinecone vs. </w:t>
+      </w:r>
+      <w:proofErr w:type="spellStart"/>
+      <w:r>
+        <w:rPr>
+          <w:color w:val="4B5563"/>
+        </w:rPr>
+        <w:t>pgvector</w:t>
+      </w:r>
+      <w:proofErr w:type="spellEnd"/>
+      <w:r>
+        <w:rPr>
+          <w:color w:val="4B5563"/>
+        </w:rPr>
+        <w:t xml:space="preserve"> (PostgreSQL extension) for vector storage. </w:t>
+      </w:r>
+      <w:proofErr w:type="spellStart"/>
+      <w:r>
+        <w:rPr>
+          <w:color w:val="4B5563"/>
+        </w:rPr>
+        <w:t>pgvector</w:t>
+      </w:r>
+      <w:proofErr w:type="spellEnd"/>
+      <w:r>
+        <w:rPr>
+          <w:color w:val="4B5563"/>
+        </w:rPr>
+        <w:t xml:space="preserve"> reduces infrastructure complexity but may not scale to 10M+ users without sharding.</w:t>
       </w:r>
     </w:p>
     <w:p>
@@ -21267,6 +24980,7 @@
         </w:pBdr>
       </w:pPr>
       <w:r>
+        <w:lastRenderedPageBreak/>
         <w:t>16. Appendix</w:t>
       </w:r>
     </w:p>
@@ -21281,7 +24995,6 @@
     <w:tbl>
       <w:tblPr>
         <w:tblW w:w="9360" w:type="dxa"/>
-        <w:tblInd w:w="-4" w:type="dxa"/>
         <w:tblBorders>
           <w:top w:val="single" w:sz="4" w:space="0" w:color="auto"/>
           <w:left w:val="single" w:sz="4" w:space="0" w:color="auto"/>
@@ -21294,7 +25007,7 @@
           <w:left w:w="10" w:type="dxa"/>
           <w:right w:w="10" w:type="dxa"/>
         </w:tblCellMar>
-        <w:tblLook w:val="04A0" w:firstRow="1" w:lastRow="0" w:firstColumn="1" w:lastColumn="0" w:noHBand="0" w:noVBand="1"/>
+        <w:tblLook w:val="0000" w:firstRow="0" w:lastRow="0" w:firstColumn="0" w:lastColumn="0" w:noHBand="0" w:noVBand="0"/>
       </w:tblPr>
       <w:tblGrid>
         <w:gridCol w:w="4500"/>
@@ -21939,7 +25652,25 @@
                 <w:sz w:val="21"/>
                 <w:szCs w:val="21"/>
               </w:rPr>
-              <w:t>A user's curated list of positively-rated or manually pinned places, shareable with friends</w:t>
+              <w:t xml:space="preserve">A user's curated list of </w:t>
+            </w:r>
+            <w:proofErr w:type="gramStart"/>
+            <w:r>
+              <w:rPr>
+                <w:color w:val="4B5563"/>
+                <w:sz w:val="21"/>
+                <w:szCs w:val="21"/>
+              </w:rPr>
+              <w:t>positively-rated</w:t>
+            </w:r>
+            <w:proofErr w:type="gramEnd"/>
+            <w:r>
+              <w:rPr>
+                <w:color w:val="4B5563"/>
+                <w:sz w:val="21"/>
+                <w:szCs w:val="21"/>
+              </w:rPr>
+              <w:t xml:space="preserve"> or manually pinned places, shareable with friends</w:t>
             </w:r>
           </w:p>
         </w:tc>
@@ -22167,6 +25898,7 @@
                 <w:sz w:val="21"/>
                 <w:szCs w:val="21"/>
               </w:rPr>
+              <w:lastRenderedPageBreak/>
               <w:t>Booking Service</w:t>
             </w:r>
           </w:p>
@@ -22195,7 +25927,25 @@
                 <w:sz w:val="21"/>
                 <w:szCs w:val="21"/>
               </w:rPr>
-              <w:t>The microservice managing reservation and ride-dispatch flows across OpenTable, Resy, Uber, and Lyft APIs</w:t>
+              <w:t xml:space="preserve">The microservice managing reservation and ride-dispatch flows across OpenTable, </w:t>
+            </w:r>
+            <w:proofErr w:type="spellStart"/>
+            <w:r>
+              <w:rPr>
+                <w:color w:val="4B5563"/>
+                <w:sz w:val="21"/>
+                <w:szCs w:val="21"/>
+              </w:rPr>
+              <w:t>Resy</w:t>
+            </w:r>
+            <w:proofErr w:type="spellEnd"/>
+            <w:r>
+              <w:rPr>
+                <w:color w:val="4B5563"/>
+                <w:sz w:val="21"/>
+                <w:szCs w:val="21"/>
+              </w:rPr>
+              <w:t>, Uber, and Lyft APIs</w:t>
             </w:r>
           </w:p>
         </w:tc>
@@ -22426,6 +26176,7 @@
         <w:tab w:val="right" w:pos="9360"/>
       </w:tabs>
     </w:pPr>
+    <w:proofErr w:type="gramStart"/>
     <w:r>
       <w:rPr>
         <w:b/>
@@ -22434,7 +26185,18 @@
         <w:sz w:val="18"/>
         <w:szCs w:val="18"/>
       </w:rPr>
-      <w:t>MAPAI  |  Product Requirements Document</w:t>
+      <w:t>MAPAI  |</w:t>
+    </w:r>
+    <w:proofErr w:type="gramEnd"/>
+    <w:r>
+      <w:rPr>
+        <w:b/>
+        <w:bCs/>
+        <w:color w:val="9CA3AF"/>
+        <w:sz w:val="18"/>
+        <w:szCs w:val="18"/>
+      </w:rPr>
+      <w:t xml:space="preserve">  Product Requirements Document</w:t>
     </w:r>
     <w:r>
       <w:rPr>
@@ -22443,7 +26205,24 @@
         <w:szCs w:val="18"/>
       </w:rPr>
       <w:tab/>
-      <w:t>CONFIDENTIAL  —  v1.0</w:t>
+    </w:r>
+    <w:proofErr w:type="gramStart"/>
+    <w:r>
+      <w:rPr>
+        <w:color w:val="9CA3AF"/>
+        <w:sz w:val="18"/>
+        <w:szCs w:val="18"/>
+      </w:rPr>
+      <w:t>CONFIDENTIAL  —</w:t>
+    </w:r>
+    <w:proofErr w:type="gramEnd"/>
+    <w:r>
+      <w:rPr>
+        <w:color w:val="9CA3AF"/>
+        <w:sz w:val="18"/>
+        <w:szCs w:val="18"/>
+      </w:rPr>
+      <w:t xml:space="preserve">  v1.0</w:t>
     </w:r>
   </w:p>
 </w:hdr>
@@ -22452,217 +26231,217 @@
 <file path=word/numbering.xml><?xml version="1.0" encoding="utf-8"?>
 <w:numbering xmlns:wpc="http://schemas.microsoft.com/office/word/2010/wordprocessingCanvas" xmlns:cx="http://schemas.microsoft.com/office/drawing/2014/chartex" xmlns:cx1="http://schemas.microsoft.com/office/drawing/2015/9/8/chartex" xmlns:cx2="http://schemas.microsoft.com/office/drawing/2015/10/21/chartex" xmlns:cx3="http://schemas.microsoft.com/office/drawing/2016/5/9/chartex" xmlns:cx4="http://schemas.microsoft.com/office/drawing/2016/5/10/chartex" xmlns:cx5="http://schemas.microsoft.com/office/drawing/2016/5/11/chartex" xmlns:cx6="http://schemas.microsoft.com/office/drawing/2016/5/12/chartex" xmlns:cx7="http://schemas.microsoft.com/office/drawing/2016/5/13/chartex" xmlns:cx8="http://schemas.microsoft.com/office/drawing/2016/5/14/chartex" xmlns:mc="http://schemas.openxmlformats.org/markup-compatibility/2006" xmlns:aink="http://schemas.microsoft.com/office/drawing/2016/ink" xmlns:am3d="http://schemas.microsoft.com/office/drawing/2017/model3d" xmlns:o="urn:schemas-microsoft-com:office:office" xmlns:oel="http://schemas.microsoft.com/office/2019/extlst" xmlns:r="http://schemas.openxmlformats.org/officeDocument/2006/relationships" xmlns:m="http://schemas.openxmlformats.org/officeDocument/2006/math" xmlns:v="urn:schemas-microsoft-com:vml" xmlns:wp14="http://schemas.microsoft.com/office/word/2010/wordprocessingDrawing" xmlns:wp="http://schemas.openxmlformats.org/drawingml/2006/wordprocessingDrawing" xmlns:w10="urn:schemas-microsoft-com:office:word" xmlns:w="http://schemas.openxmlformats.org/wordprocessingml/2006/main" xmlns:w14="http://schemas.microsoft.com/office/word/2010/wordml" xmlns:w15="http://schemas.microsoft.com/office/word/2012/wordml" xmlns:w16cex="http://schemas.microsoft.com/office/word/2018/wordml/cex" xmlns:w16cid="http://schemas.microsoft.com/office/word/2016/wordml/cid" xmlns:w16="http://schemas.microsoft.com/office/word/2018/wordml" xmlns:w16du="http://schemas.microsoft.com/office/word/2023/wordml/word16du" xmlns:w16sdtdh="http://schemas.microsoft.com/office/word/2020/wordml/sdtdatahash" xmlns:w16sdtfl="http://schemas.microsoft.com/office/word/2024/wordml/sdtformatlock" xmlns:w16se="http://schemas.microsoft.com/office/word/2015/wordml/symex" xmlns:wpg="http://schemas.microsoft.com/office/word/2010/wordprocessingGroup" xmlns:wpi="http://schemas.microsoft.com/office/word/2010/wordprocessingInk" xmlns:wne="http://schemas.microsoft.com/office/word/2006/wordml" xmlns:wps="http://schemas.microsoft.com/office/word/2010/wordprocessingShape" mc:Ignorable="w14 w15 w16se w16cid w16 w16cex w16sdtdh w16sdtfl w16du wp14">
   <w:abstractNum w:abstractNumId="0" w15:restartNumberingAfterBreak="0">
-    <w:nsid w:val="06C905B4"/>
+    <w:nsid w:val="27367370"/>
     <w:multiLevelType w:val="hybridMultilevel"/>
-    <w:tmpl w:val="EC3A301E"/>
-    <w:lvl w:ilvl="0" w:tplc="433EF482">
+    <w:tmpl w:val="D8C0C8D4"/>
+    <w:lvl w:ilvl="0" w:tplc="1F00ACE6">
       <w:start w:val="1"/>
-      <w:numFmt w:val="decimal"/>
-      <w:lvlText w:val="%1."/>
+      <w:numFmt w:val="bullet"/>
+      <w:lvlText w:val="•"/>
       <w:lvlJc w:val="left"/>
       <w:pPr>
         <w:ind w:left="560" w:hanging="280"/>
       </w:pPr>
     </w:lvl>
-    <w:lvl w:ilvl="1" w:tplc="D2C44B94">
+    <w:lvl w:ilvl="1" w:tplc="9072C7BE">
+      <w:start w:val="1"/>
+      <w:numFmt w:val="bullet"/>
+      <w:lvlText w:val="◦"/>
+      <w:lvlJc w:val="left"/>
+      <w:pPr>
+        <w:ind w:left="1000" w:hanging="280"/>
+      </w:pPr>
+    </w:lvl>
+    <w:lvl w:ilvl="2" w:tplc="692C2370">
       <w:numFmt w:val="decimal"/>
       <w:lvlText w:val=""/>
       <w:lvlJc w:val="left"/>
     </w:lvl>
-    <w:lvl w:ilvl="2" w:tplc="BD74C352">
+    <w:lvl w:ilvl="3" w:tplc="ED9C1348">
       <w:numFmt w:val="decimal"/>
       <w:lvlText w:val=""/>
       <w:lvlJc w:val="left"/>
     </w:lvl>
-    <w:lvl w:ilvl="3" w:tplc="A3929FE8">
+    <w:lvl w:ilvl="4" w:tplc="05029272">
       <w:numFmt w:val="decimal"/>
       <w:lvlText w:val=""/>
       <w:lvlJc w:val="left"/>
     </w:lvl>
-    <w:lvl w:ilvl="4" w:tplc="F74011FC">
+    <w:lvl w:ilvl="5" w:tplc="849E3D34">
       <w:numFmt w:val="decimal"/>
       <w:lvlText w:val=""/>
       <w:lvlJc w:val="left"/>
     </w:lvl>
-    <w:lvl w:ilvl="5" w:tplc="48BEFC74">
+    <w:lvl w:ilvl="6" w:tplc="8160A714">
       <w:numFmt w:val="decimal"/>
       <w:lvlText w:val=""/>
       <w:lvlJc w:val="left"/>
     </w:lvl>
-    <w:lvl w:ilvl="6" w:tplc="999435AE">
+    <w:lvl w:ilvl="7" w:tplc="238AE5BC">
       <w:numFmt w:val="decimal"/>
       <w:lvlText w:val=""/>
       <w:lvlJc w:val="left"/>
     </w:lvl>
-    <w:lvl w:ilvl="7" w:tplc="9F22711C">
-      <w:numFmt w:val="decimal"/>
-      <w:lvlText w:val=""/>
-      <w:lvlJc w:val="left"/>
-    </w:lvl>
-    <w:lvl w:ilvl="8" w:tplc="A01C0024">
+    <w:lvl w:ilvl="8" w:tplc="EFC6FD66">
       <w:numFmt w:val="decimal"/>
       <w:lvlText w:val=""/>
       <w:lvlJc w:val="left"/>
     </w:lvl>
   </w:abstractNum>
   <w:abstractNum w:abstractNumId="1" w15:restartNumberingAfterBreak="0">
-    <w:nsid w:val="6D343469"/>
+    <w:nsid w:val="423D5AD2"/>
     <w:multiLevelType w:val="hybridMultilevel"/>
-    <w:tmpl w:val="B806647E"/>
-    <w:lvl w:ilvl="0" w:tplc="CBEA47D4">
+    <w:tmpl w:val="02F6F910"/>
+    <w:lvl w:ilvl="0" w:tplc="80C8F522">
       <w:start w:val="1"/>
-      <w:numFmt w:val="bullet"/>
-      <w:lvlText w:val="●"/>
+      <w:numFmt w:val="decimal"/>
+      <w:lvlText w:val="%1."/>
       <w:lvlJc w:val="left"/>
       <w:pPr>
-        <w:ind w:left="720" w:hanging="360"/>
+        <w:ind w:left="560" w:hanging="280"/>
       </w:pPr>
     </w:lvl>
-    <w:lvl w:ilvl="1" w:tplc="EA7AE7C6">
-      <w:start w:val="1"/>
-      <w:numFmt w:val="bullet"/>
-      <w:lvlText w:val="○"/>
-      <w:lvlJc w:val="left"/>
-      <w:pPr>
-        <w:ind w:left="1440" w:hanging="360"/>
-      </w:pPr>
-    </w:lvl>
-    <w:lvl w:ilvl="2" w:tplc="2D5C88C2">
-      <w:start w:val="1"/>
-      <w:numFmt w:val="bullet"/>
-      <w:lvlText w:val="■"/>
-      <w:lvlJc w:val="left"/>
-      <w:pPr>
-        <w:ind w:left="2160" w:hanging="360"/>
-      </w:pPr>
-    </w:lvl>
-    <w:lvl w:ilvl="3" w:tplc="241819FE">
-      <w:start w:val="1"/>
-      <w:numFmt w:val="bullet"/>
-      <w:lvlText w:val="●"/>
-      <w:lvlJc w:val="left"/>
-      <w:pPr>
-        <w:ind w:left="2880" w:hanging="360"/>
-      </w:pPr>
-    </w:lvl>
-    <w:lvl w:ilvl="4" w:tplc="7C5C3CC4">
-      <w:start w:val="1"/>
-      <w:numFmt w:val="bullet"/>
-      <w:lvlText w:val="○"/>
-      <w:lvlJc w:val="left"/>
-      <w:pPr>
-        <w:ind w:left="3600" w:hanging="360"/>
-      </w:pPr>
-    </w:lvl>
-    <w:lvl w:ilvl="5" w:tplc="992475DC">
-      <w:start w:val="1"/>
-      <w:numFmt w:val="bullet"/>
-      <w:lvlText w:val="■"/>
-      <w:lvlJc w:val="left"/>
-      <w:pPr>
-        <w:ind w:left="4320" w:hanging="360"/>
-      </w:pPr>
-    </w:lvl>
-    <w:lvl w:ilvl="6" w:tplc="D3FCE416">
-      <w:start w:val="1"/>
-      <w:numFmt w:val="bullet"/>
-      <w:lvlText w:val="●"/>
-      <w:lvlJc w:val="left"/>
-      <w:pPr>
-        <w:ind w:left="5040" w:hanging="360"/>
-      </w:pPr>
-    </w:lvl>
-    <w:lvl w:ilvl="7" w:tplc="B8D0B472">
-      <w:start w:val="1"/>
-      <w:numFmt w:val="bullet"/>
-      <w:lvlText w:val="●"/>
-      <w:lvlJc w:val="left"/>
-      <w:pPr>
-        <w:ind w:left="5760" w:hanging="360"/>
-      </w:pPr>
-    </w:lvl>
-    <w:lvl w:ilvl="8" w:tplc="ECDAE94A">
-      <w:start w:val="1"/>
-      <w:numFmt w:val="bullet"/>
-      <w:lvlText w:val="●"/>
-      <w:lvlJc w:val="left"/>
-      <w:pPr>
-        <w:ind w:left="6480" w:hanging="360"/>
-      </w:pPr>
-    </w:lvl>
-  </w:abstractNum>
-  <w:abstractNum w:abstractNumId="2" w15:restartNumberingAfterBreak="0">
-    <w:nsid w:val="6E157029"/>
-    <w:multiLevelType w:val="hybridMultilevel"/>
-    <w:tmpl w:val="5C6627DA"/>
-    <w:lvl w:ilvl="0" w:tplc="374A65C2">
-      <w:start w:val="1"/>
-      <w:numFmt w:val="bullet"/>
-      <w:lvlText w:val="•"/>
-      <w:lvlJc w:val="left"/>
-      <w:pPr>
-        <w:ind w:left="560" w:hanging="280"/>
-      </w:pPr>
-    </w:lvl>
-    <w:lvl w:ilvl="1" w:tplc="197AD6B4">
-      <w:start w:val="1"/>
-      <w:numFmt w:val="bullet"/>
-      <w:lvlText w:val="◦"/>
-      <w:lvlJc w:val="left"/>
-      <w:pPr>
-        <w:ind w:left="1000" w:hanging="280"/>
-      </w:pPr>
-    </w:lvl>
-    <w:lvl w:ilvl="2" w:tplc="4C443936">
+    <w:lvl w:ilvl="1" w:tplc="C636A912">
       <w:numFmt w:val="decimal"/>
       <w:lvlText w:val=""/>
       <w:lvlJc w:val="left"/>
     </w:lvl>
-    <w:lvl w:ilvl="3" w:tplc="266A31AC">
+    <w:lvl w:ilvl="2" w:tplc="A7A267C6">
       <w:numFmt w:val="decimal"/>
       <w:lvlText w:val=""/>
       <w:lvlJc w:val="left"/>
     </w:lvl>
-    <w:lvl w:ilvl="4" w:tplc="EE26B838">
+    <w:lvl w:ilvl="3" w:tplc="9E825A64">
       <w:numFmt w:val="decimal"/>
       <w:lvlText w:val=""/>
       <w:lvlJc w:val="left"/>
     </w:lvl>
-    <w:lvl w:ilvl="5" w:tplc="D606432A">
+    <w:lvl w:ilvl="4" w:tplc="36D4B150">
       <w:numFmt w:val="decimal"/>
       <w:lvlText w:val=""/>
       <w:lvlJc w:val="left"/>
     </w:lvl>
-    <w:lvl w:ilvl="6" w:tplc="0F603362">
+    <w:lvl w:ilvl="5" w:tplc="D6261A98">
       <w:numFmt w:val="decimal"/>
       <w:lvlText w:val=""/>
       <w:lvlJc w:val="left"/>
     </w:lvl>
-    <w:lvl w:ilvl="7" w:tplc="A790E7F8">
+    <w:lvl w:ilvl="6" w:tplc="9A28816A">
       <w:numFmt w:val="decimal"/>
       <w:lvlText w:val=""/>
       <w:lvlJc w:val="left"/>
     </w:lvl>
-    <w:lvl w:ilvl="8" w:tplc="C8C841A6">
+    <w:lvl w:ilvl="7" w:tplc="63F2CC50">
+      <w:numFmt w:val="decimal"/>
+      <w:lvlText w:val=""/>
+      <w:lvlJc w:val="left"/>
+    </w:lvl>
+    <w:lvl w:ilvl="8" w:tplc="C82818D6">
       <w:numFmt w:val="decimal"/>
       <w:lvlText w:val=""/>
       <w:lvlJc w:val="left"/>
     </w:lvl>
   </w:abstractNum>
-  <w:num w:numId="1" w16cid:durableId="1875846455">
-    <w:abstractNumId w:val="1"/>
-    <w:lvlOverride w:ilvl="0">
-      <w:startOverride w:val="1"/>
-    </w:lvlOverride>
-  </w:num>
-  <w:num w:numId="2" w16cid:durableId="1830517372">
+  <w:abstractNum w:abstractNumId="2" w15:restartNumberingAfterBreak="0">
+    <w:nsid w:val="75557E9D"/>
+    <w:multiLevelType w:val="hybridMultilevel"/>
+    <w:tmpl w:val="5706ECD0"/>
+    <w:lvl w:ilvl="0" w:tplc="6AAA73E4">
+      <w:start w:val="1"/>
+      <w:numFmt w:val="bullet"/>
+      <w:lvlText w:val="●"/>
+      <w:lvlJc w:val="left"/>
+      <w:pPr>
+        <w:ind w:left="720" w:hanging="360"/>
+      </w:pPr>
+    </w:lvl>
+    <w:lvl w:ilvl="1" w:tplc="689CAEF8">
+      <w:start w:val="1"/>
+      <w:numFmt w:val="bullet"/>
+      <w:lvlText w:val="○"/>
+      <w:lvlJc w:val="left"/>
+      <w:pPr>
+        <w:ind w:left="1440" w:hanging="360"/>
+      </w:pPr>
+    </w:lvl>
+    <w:lvl w:ilvl="2" w:tplc="DCA8BD48">
+      <w:start w:val="1"/>
+      <w:numFmt w:val="bullet"/>
+      <w:lvlText w:val="■"/>
+      <w:lvlJc w:val="left"/>
+      <w:pPr>
+        <w:ind w:left="2160" w:hanging="360"/>
+      </w:pPr>
+    </w:lvl>
+    <w:lvl w:ilvl="3" w:tplc="E36C28CC">
+      <w:start w:val="1"/>
+      <w:numFmt w:val="bullet"/>
+      <w:lvlText w:val="●"/>
+      <w:lvlJc w:val="left"/>
+      <w:pPr>
+        <w:ind w:left="2880" w:hanging="360"/>
+      </w:pPr>
+    </w:lvl>
+    <w:lvl w:ilvl="4" w:tplc="9200AEBE">
+      <w:start w:val="1"/>
+      <w:numFmt w:val="bullet"/>
+      <w:lvlText w:val="○"/>
+      <w:lvlJc w:val="left"/>
+      <w:pPr>
+        <w:ind w:left="3600" w:hanging="360"/>
+      </w:pPr>
+    </w:lvl>
+    <w:lvl w:ilvl="5" w:tplc="332C7690">
+      <w:start w:val="1"/>
+      <w:numFmt w:val="bullet"/>
+      <w:lvlText w:val="■"/>
+      <w:lvlJc w:val="left"/>
+      <w:pPr>
+        <w:ind w:left="4320" w:hanging="360"/>
+      </w:pPr>
+    </w:lvl>
+    <w:lvl w:ilvl="6" w:tplc="15162EDA">
+      <w:start w:val="1"/>
+      <w:numFmt w:val="bullet"/>
+      <w:lvlText w:val="●"/>
+      <w:lvlJc w:val="left"/>
+      <w:pPr>
+        <w:ind w:left="5040" w:hanging="360"/>
+      </w:pPr>
+    </w:lvl>
+    <w:lvl w:ilvl="7" w:tplc="D11820AE">
+      <w:start w:val="1"/>
+      <w:numFmt w:val="bullet"/>
+      <w:lvlText w:val="●"/>
+      <w:lvlJc w:val="left"/>
+      <w:pPr>
+        <w:ind w:left="5760" w:hanging="360"/>
+      </w:pPr>
+    </w:lvl>
+    <w:lvl w:ilvl="8" w:tplc="F72A8EF4">
+      <w:start w:val="1"/>
+      <w:numFmt w:val="bullet"/>
+      <w:lvlText w:val="●"/>
+      <w:lvlJc w:val="left"/>
+      <w:pPr>
+        <w:ind w:left="6480" w:hanging="360"/>
+      </w:pPr>
+    </w:lvl>
+  </w:abstractNum>
+  <w:num w:numId="1" w16cid:durableId="828860036">
     <w:abstractNumId w:val="2"/>
     <w:lvlOverride w:ilvl="0">
       <w:startOverride w:val="1"/>
     </w:lvlOverride>
   </w:num>
-  <w:num w:numId="3" w16cid:durableId="1207254546">
+  <w:num w:numId="2" w16cid:durableId="106238235">
     <w:abstractNumId w:val="0"/>
+    <w:lvlOverride w:ilvl="0">
+      <w:startOverride w:val="1"/>
+    </w:lvlOverride>
+  </w:num>
+  <w:num w:numId="3" w16cid:durableId="1787039882">
+    <w:abstractNumId w:val="1"/>
     <w:lvlOverride w:ilvl="0">
       <w:startOverride w:val="1"/>
     </w:lvlOverride>
